--- a/07 02 2026.docx
+++ b/07 02 2026.docx
@@ -6451,25 +6451,7 @@
           <w:sz w:val="28"/>
           <w:lang w:val="en-US"/>
         </w:rPr>
-        <w:t>(</w:t>
-      </w:r>
-      <w:proofErr w:type="gramStart"/>
-      <w:r>
-        <w:rPr>
-          <w:rFonts w:ascii="Times New Roman" w:hAnsi="Times New Roman"/>
-          <w:sz w:val="28"/>
-          <w:lang w:val="en-US"/>
-        </w:rPr>
-        <w:t>Mishkin  F.S</w:t>
-      </w:r>
-      <w:proofErr w:type="gramEnd"/>
-      <w:r>
-        <w:rPr>
-          <w:rFonts w:ascii="Times New Roman" w:hAnsi="Times New Roman"/>
-          <w:sz w:val="28"/>
-          <w:lang w:val="en-US"/>
-        </w:rPr>
-        <w:t>., 2018)</w:t>
+        <w:t>(Mishkin  F.S., 2018)</w:t>
       </w:r>
       <w:r>
         <w:rPr>
@@ -6848,25 +6830,7 @@
           <w:sz w:val="28"/>
           <w:lang w:val="en-US"/>
         </w:rPr>
-        <w:t>(</w:t>
-      </w:r>
-      <w:proofErr w:type="gramStart"/>
-      <w:r>
-        <w:rPr>
-          <w:rFonts w:ascii="Times New Roman" w:hAnsi="Times New Roman"/>
-          <w:sz w:val="28"/>
-          <w:lang w:val="en-US"/>
-        </w:rPr>
-        <w:t>Mishkin  F.S</w:t>
-      </w:r>
-      <w:proofErr w:type="gramEnd"/>
-      <w:r>
-        <w:rPr>
-          <w:rFonts w:ascii="Times New Roman" w:hAnsi="Times New Roman"/>
-          <w:sz w:val="28"/>
-          <w:lang w:val="en-US"/>
-        </w:rPr>
-        <w:t>., 2018)</w:t>
+        <w:t>(Mishkin  F.S., 2018)</w:t>
       </w:r>
       <w:r>
         <w:rPr>
@@ -8292,25 +8256,7 @@
           <w:sz w:val="28"/>
           <w:lang w:val="en-US"/>
         </w:rPr>
-        <w:t xml:space="preserve">(Abdullaeva, </w:t>
-      </w:r>
-      <w:proofErr w:type="gramStart"/>
-      <w:r>
-        <w:rPr>
-          <w:rFonts w:ascii="Times New Roman" w:hAnsi="Times New Roman"/>
-          <w:sz w:val="28"/>
-          <w:lang w:val="en-US"/>
-        </w:rPr>
-        <w:t>Sh.Z.,</w:t>
-      </w:r>
-      <w:proofErr w:type="gramEnd"/>
-      <w:r>
-        <w:rPr>
-          <w:rFonts w:ascii="Times New Roman" w:hAnsi="Times New Roman"/>
-          <w:sz w:val="28"/>
-          <w:lang w:val="en-US"/>
-        </w:rPr>
-        <w:t xml:space="preserve"> 2021)</w:t>
+        <w:t>(Abdullaeva, Sh.Z., 2021)</w:t>
       </w:r>
       <w:r>
         <w:rPr>
@@ -11466,16 +11412,7 @@
                 <w:sz w:val="28"/>
                 <w:lang w:val="en-US" w:eastAsia="ru-RU"/>
               </w:rPr>
-              <w:t xml:space="preserve">Muammo </w:t>
-            </w:r>
-            <w:r>
-              <w:rPr>
-                <w:rFonts w:ascii="Times New Roman" w:hAnsi="Times New Roman"/>
-                <w:b/>
-                <w:sz w:val="28"/>
-                <w:lang w:val="en-US" w:eastAsia="ru-RU"/>
-              </w:rPr>
-              <w:t>turi</w:t>
+              <w:t>Muammo turi</w:t>
             </w:r>
           </w:p>
         </w:tc>
@@ -11552,15 +11489,7 @@
                 <w:sz w:val="28"/>
                 <w:lang w:val="en-US" w:eastAsia="ru-RU"/>
               </w:rPr>
-              <w:t>Risklarni noto‘g‘ri</w:t>
-            </w:r>
-            <w:r>
-              <w:rPr>
-                <w:rFonts w:ascii="Times New Roman" w:hAnsi="Times New Roman"/>
-                <w:sz w:val="28"/>
-                <w:lang w:val="en-US" w:eastAsia="ru-RU"/>
-              </w:rPr>
-              <w:t xml:space="preserve"> baholash </w:t>
+              <w:t xml:space="preserve">Risklarni noto‘g‘ri baholash </w:t>
             </w:r>
           </w:p>
         </w:tc>
@@ -13836,16 +13765,7 @@
           <w:szCs w:val="28"/>
           <w:lang w:val="en-US"/>
         </w:rPr>
-        <w:t xml:space="preserve"> </w:t>
-      </w:r>
-      <w:r>
-        <w:rPr>
-          <w:rFonts w:ascii="Times New Roman" w:hAnsi="Times New Roman"/>
-          <w:sz w:val="28"/>
-          <w:szCs w:val="28"/>
-          <w:lang w:val="en-US"/>
-        </w:rPr>
-        <w:t>kamaytiradi</w:t>
+        <w:t xml:space="preserve"> kamaytiradi</w:t>
       </w:r>
       <w:r>
         <w:rPr>
@@ -15509,6 +15429,7 @@
     <w:p>
       <w:pPr>
         <w:pStyle w:val="2"/>
+        <w:spacing w:before="120" w:after="120" w:line="360" w:lineRule="auto"/>
         <w:jc w:val="center"/>
         <w:rPr>
           <w:rFonts w:ascii="Times New Roman" w:hAnsi="Times New Roman"/>
@@ -15557,27 +15478,40 @@
     </w:p>
     <w:p>
       <w:pPr>
+        <w:spacing w:after="0" w:line="360" w:lineRule="auto"/>
         <w:ind w:firstLine="709"/>
-        <w:rPr>
-          <w:rFonts w:ascii="Times New Roman" w:hAnsi="Times New Roman"/>
-          <w:sz w:val="28"/>
-          <w:lang w:val="en-US" w:eastAsia="ru-RU"/>
-        </w:rPr>
-      </w:pPr>
-      <w:r>
-        <w:rPr>
-          <w:rFonts w:ascii="Times New Roman" w:hAnsi="Times New Roman"/>
-          <w:sz w:val="28"/>
-          <w:lang w:val="en-US" w:eastAsia="ru-RU"/>
-        </w:rPr>
-        <w:t xml:space="preserve">Mamlakat iqtisodiyotining barqaror rivojlanishida bank tizimi muhim rol o‘ynaydi. Ayniqsa, tijorat banklari tomonidan </w:t>
-      </w:r>
-      <w:proofErr w:type="gramStart"/>
-      <w:r>
-        <w:rPr>
-          <w:rFonts w:ascii="Times New Roman" w:hAnsi="Times New Roman"/>
-          <w:sz w:val="28"/>
-          <w:lang w:val="en-US" w:eastAsia="ru-RU"/>
+        <w:jc w:val="both"/>
+        <w:rPr>
+          <w:rFonts w:ascii="Times New Roman" w:hAnsi="Times New Roman"/>
+          <w:sz w:val="28"/>
+          <w:szCs w:val="28"/>
+          <w:lang w:val="en-US"/>
+        </w:rPr>
+      </w:pPr>
+      <w:r>
+        <w:rPr>
+          <w:rFonts w:ascii="Times New Roman" w:hAnsi="Times New Roman"/>
+          <w:sz w:val="28"/>
+          <w:lang w:val="en-US" w:eastAsia="ru-RU"/>
+        </w:rPr>
+        <w:t xml:space="preserve">Mamlakat iqtisodiyotining </w:t>
+      </w:r>
+      <w:r>
+        <w:rPr>
+          <w:rFonts w:ascii="Times New Roman" w:hAnsi="Times New Roman"/>
+          <w:sz w:val="28"/>
+          <w:szCs w:val="28"/>
+          <w:lang w:val="en-US"/>
+        </w:rPr>
+        <w:t xml:space="preserve">barqaror rivojlanishida bank tizimi muhim rol o‘ynaydi. Ayniqsa, tijorat banklari tomonidan </w:t>
+      </w:r>
+      <w:proofErr w:type="gramStart"/>
+      <w:r>
+        <w:rPr>
+          <w:rFonts w:ascii="Times New Roman" w:hAnsi="Times New Roman"/>
+          <w:sz w:val="28"/>
+          <w:szCs w:val="28"/>
+          <w:lang w:val="en-US"/>
         </w:rPr>
         <w:t>ko‘rsatilayotgan</w:t>
       </w:r>
@@ -15586,7 +15520,8 @@
         <w:rPr>
           <w:rFonts w:ascii="Times New Roman" w:hAnsi="Times New Roman"/>
           <w:sz w:val="28"/>
-          <w:lang w:val="en-US" w:eastAsia="ru-RU"/>
+          <w:szCs w:val="28"/>
+          <w:lang w:val="en-US"/>
         </w:rPr>
         <w:t xml:space="preserve"> moliyaviy xizmatlar real sektorni kreditlash orqali ishlab chiqarish hajmining oshishiga, yangi ish o‘rinlari yaratilishiga va umumiy iqtisodiy faollikning kuchayishiga xizmat qiladi. Banklar faoliyati samaradorligini baholashda bir nechta mezonlar mavjud </w:t>
       </w:r>
@@ -15595,7 +15530,8 @@
         <w:rPr>
           <w:rFonts w:ascii="Times New Roman" w:hAnsi="Times New Roman"/>
           <w:sz w:val="28"/>
-          <w:lang w:val="en-US" w:eastAsia="ru-RU"/>
+          <w:szCs w:val="28"/>
+          <w:lang w:val="en-US"/>
         </w:rPr>
         <w:t>bo‘lib</w:t>
       </w:r>
@@ -15604,25 +15540,28 @@
         <w:rPr>
           <w:rFonts w:ascii="Times New Roman" w:hAnsi="Times New Roman"/>
           <w:sz w:val="28"/>
-          <w:lang w:val="en-US" w:eastAsia="ru-RU"/>
-        </w:rPr>
-        <w:t xml:space="preserve">, ular orasida aktivlar tuzilmasi, likvidlik darajasi, rentabellik ko‘rsatkichlari bilan bir qatorda kredit portfeli sifati alohida e’tibor talab etadi. Tijorat banklari tez-tez o`zlarininig kredit siyosatini tahlil qilib borishadi. “Kredit siyosati tahlili </w:t>
-      </w:r>
-      <w:r>
-        <w:rPr>
-          <w:rFonts w:ascii="Times New Roman" w:hAnsi="Times New Roman"/>
-          <w:sz w:val="28"/>
-          <w:lang w:val="en-US" w:eastAsia="ru-RU"/>
+          <w:szCs w:val="28"/>
+          <w:lang w:val="en-US"/>
+        </w:rPr>
+        <w:t xml:space="preserve">, </w:t>
+      </w:r>
+      <w:r>
+        <w:rPr>
+          <w:rFonts w:ascii="Times New Roman" w:hAnsi="Times New Roman"/>
+          <w:sz w:val="28"/>
+          <w:szCs w:val="28"/>
+          <w:lang w:val="en-US"/>
         </w:rPr>
         <w:lastRenderedPageBreak/>
-        <w:t xml:space="preserve">natijalarida Bank boshqaruvi tomonidan kredit faoliyatini </w:t>
-      </w:r>
-      <w:proofErr w:type="gramStart"/>
-      <w:r>
-        <w:rPr>
-          <w:rFonts w:ascii="Times New Roman" w:hAnsi="Times New Roman"/>
-          <w:sz w:val="28"/>
-          <w:lang w:val="en-US" w:eastAsia="ru-RU"/>
+        <w:t xml:space="preserve">ular orasida aktivlar tuzilmasi, likvidlik darajasi, rentabellik ko‘rsatkichlari bilan bir qatorda kredit portfeli sifati alohida e’tibor talab etadi. Tijorat banklari tez-tez o`zlarininig kredit siyosatini tahlil qilib borishadi. “Kredit siyosati tahlili natijalarida Bank boshqaruvi tomonidan kredit faoliyatini </w:t>
+      </w:r>
+      <w:proofErr w:type="gramStart"/>
+      <w:r>
+        <w:rPr>
+          <w:rFonts w:ascii="Times New Roman" w:hAnsi="Times New Roman"/>
+          <w:sz w:val="28"/>
+          <w:szCs w:val="28"/>
+          <w:lang w:val="en-US"/>
         </w:rPr>
         <w:t>to‘g‘ri</w:t>
       </w:r>
@@ -15631,7 +15570,8 @@
         <w:rPr>
           <w:rFonts w:ascii="Times New Roman" w:hAnsi="Times New Roman"/>
           <w:sz w:val="28"/>
-          <w:lang w:val="en-US" w:eastAsia="ru-RU"/>
+          <w:szCs w:val="28"/>
+          <w:lang w:val="en-US"/>
         </w:rPr>
         <w:t xml:space="preserve"> tashkil etish, kredit portfelini samarali boshqarish hamda riskdan xoli bo‘lgan kreditlash metodlaridan foydalanish imkoniyatlari yaratilmog‘i lozim” Kredit portfeli bank aktivlarining eng yirik qismini tashkil qiladi. Shu sababli bankning moliyaviy holati, xavfsizlik darajasi </w:t>
       </w:r>
@@ -15640,7 +15580,8 @@
         <w:rPr>
           <w:rFonts w:ascii="Times New Roman" w:hAnsi="Times New Roman"/>
           <w:sz w:val="28"/>
-          <w:lang w:val="en-US" w:eastAsia="ru-RU"/>
+          <w:szCs w:val="28"/>
+          <w:lang w:val="en-US"/>
         </w:rPr>
         <w:t>va</w:t>
       </w:r>
@@ -15649,7 +15590,8 @@
         <w:rPr>
           <w:rFonts w:ascii="Times New Roman" w:hAnsi="Times New Roman"/>
           <w:sz w:val="28"/>
-          <w:lang w:val="en-US" w:eastAsia="ru-RU"/>
+          <w:szCs w:val="28"/>
+          <w:lang w:val="en-US"/>
         </w:rPr>
         <w:t xml:space="preserve"> foyda keltirish salohiyati ko‘p jihatdan ushbu portfelning sifati va uni boshqarish mexanizmlariga bog‘liqdir. Kredit portfeli sifati tahlili bankning riskga duchor </w:t>
       </w:r>
@@ -15658,7 +15600,8 @@
         <w:rPr>
           <w:rFonts w:ascii="Times New Roman" w:hAnsi="Times New Roman"/>
           <w:sz w:val="28"/>
-          <w:lang w:val="en-US" w:eastAsia="ru-RU"/>
+          <w:szCs w:val="28"/>
+          <w:lang w:val="en-US"/>
         </w:rPr>
         <w:t>bo‘lish</w:t>
       </w:r>
@@ -15667,20 +15610,1920 @@
         <w:rPr>
           <w:rFonts w:ascii="Times New Roman" w:hAnsi="Times New Roman"/>
           <w:sz w:val="28"/>
-          <w:lang w:val="en-US" w:eastAsia="ru-RU"/>
-        </w:rPr>
-        <w:t xml:space="preserve"> darajasini aniqlash, muammoli kreditlarning oldini olish, qarz oluvchilarning </w:t>
+          <w:szCs w:val="28"/>
+          <w:lang w:val="en-US"/>
+        </w:rPr>
+        <w:t xml:space="preserve"> darajasini aniqlash, muammoli kreditlarning oldini olish, qarz oluvchilarning moliyaviy intizomini baholash va kredit siyosatini takomillashtirishda muhim omil sanaladi. </w:t>
+      </w:r>
+    </w:p>
+    <w:p>
+      <w:pPr>
+        <w:ind w:firstLine="709"/>
+        <w:rPr>
+          <w:rFonts w:ascii="Times New Roman" w:hAnsi="Times New Roman"/>
+          <w:sz w:val="28"/>
+          <w:lang w:val="en-US" w:eastAsia="ru-RU"/>
+        </w:rPr>
+      </w:pPr>
+      <w:r>
+        <w:rPr>
+          <w:rFonts w:ascii="Times New Roman" w:hAnsi="Times New Roman"/>
+          <w:sz w:val="28"/>
+          <w:lang w:val="en-US" w:eastAsia="ru-RU"/>
+        </w:rPr>
+        <w:t>O`zbekiston respublikasi qonunchiligida kredit portfeliga quyidagicha ta`</w:t>
+      </w:r>
+      <w:proofErr w:type="gramStart"/>
+      <w:r>
+        <w:rPr>
+          <w:rFonts w:ascii="Times New Roman" w:hAnsi="Times New Roman"/>
+          <w:sz w:val="28"/>
+          <w:lang w:val="en-US" w:eastAsia="ru-RU"/>
+        </w:rPr>
+        <w:t>rif</w:t>
+      </w:r>
+      <w:proofErr w:type="gramEnd"/>
+      <w:r>
+        <w:rPr>
+          <w:rFonts w:ascii="Times New Roman" w:hAnsi="Times New Roman"/>
+          <w:sz w:val="28"/>
+          <w:lang w:val="en-US" w:eastAsia="ru-RU"/>
+        </w:rPr>
+        <w:t xml:space="preserve"> berilgan, kredit portfeli - barcha kreditlar bo‘yicha balans hisobvaraqlari summasi (brutto), banklar</w:t>
+      </w:r>
+      <w:r>
+        <w:rPr>
+          <w:rFonts w:ascii="Times New Roman" w:hAnsi="Times New Roman"/>
+          <w:sz w:val="28"/>
+          <w:lang w:val="en-US" w:eastAsia="ru-RU"/>
+        </w:rPr>
+        <w:t xml:space="preserve"> </w:t>
+      </w:r>
+      <w:r>
+        <w:rPr>
+          <w:rFonts w:ascii="Times New Roman" w:hAnsi="Times New Roman"/>
+          <w:sz w:val="28"/>
+          <w:lang w:val="en-US" w:eastAsia="ru-RU"/>
+        </w:rPr>
+        <w:t xml:space="preserve">tomonidan olinadigan ishlab chiqarish korxonalari negizida tashkil etiladigan kompaniyalar aktivlariga banklar tomonidan yo‘naltiriladigan barcha mablag‘lar, shuningdek uch yildan kam bo‘lmagan muddatga berilgan lizing xizmatlari summasi. Jahon </w:t>
+      </w:r>
+      <w:proofErr w:type="gramStart"/>
+      <w:r>
+        <w:rPr>
+          <w:rFonts w:ascii="Times New Roman" w:hAnsi="Times New Roman"/>
+          <w:sz w:val="28"/>
+          <w:lang w:val="en-US" w:eastAsia="ru-RU"/>
+        </w:rPr>
+        <w:t>va</w:t>
+      </w:r>
+      <w:proofErr w:type="gramEnd"/>
+      <w:r>
+        <w:rPr>
+          <w:rFonts w:ascii="Times New Roman" w:hAnsi="Times New Roman"/>
+          <w:sz w:val="28"/>
+          <w:lang w:val="en-US" w:eastAsia="ru-RU"/>
+        </w:rPr>
+        <w:t xml:space="preserve"> milliy bank amaliyotida bankning kredit portfelini tahlil qilish bo‘yicha katta tajriba to‘plangan. Kredit portfelini tahlil qilishda banklar balanslar </w:t>
+      </w:r>
+      <w:proofErr w:type="gramStart"/>
+      <w:r>
+        <w:rPr>
+          <w:rFonts w:ascii="Times New Roman" w:hAnsi="Times New Roman"/>
+          <w:sz w:val="28"/>
+          <w:lang w:val="en-US" w:eastAsia="ru-RU"/>
+        </w:rPr>
+        <w:t>va</w:t>
+      </w:r>
+      <w:proofErr w:type="gramEnd"/>
+      <w:r>
+        <w:rPr>
+          <w:rFonts w:ascii="Times New Roman" w:hAnsi="Times New Roman"/>
+          <w:sz w:val="28"/>
+          <w:lang w:val="en-US" w:eastAsia="ru-RU"/>
+        </w:rPr>
+        <w:t xml:space="preserve"> hisobotlar ma’lumotlaridan foydalanadilar. Ayrim banklar esa chuqurroq tahlil o‘tkazish maqsadida o‘zlarining maxsus axborot bazalari, jamg‘aruv jadvallari </w:t>
+      </w:r>
+      <w:proofErr w:type="gramStart"/>
+      <w:r>
+        <w:rPr>
+          <w:rFonts w:ascii="Times New Roman" w:hAnsi="Times New Roman"/>
+          <w:sz w:val="28"/>
+          <w:lang w:val="en-US" w:eastAsia="ru-RU"/>
+        </w:rPr>
+        <w:t>va</w:t>
+      </w:r>
+      <w:proofErr w:type="gramEnd"/>
+      <w:r>
+        <w:rPr>
+          <w:rFonts w:ascii="Times New Roman" w:hAnsi="Times New Roman"/>
+          <w:sz w:val="28"/>
+          <w:lang w:val="en-US" w:eastAsia="ru-RU"/>
+        </w:rPr>
+        <w:t xml:space="preserve"> reestrlarini shakllantiradilar. “Kredit mablag‘lari harakati tahlili bank kreditlari to‘g‘- risidagi moliyaviy hisobot hamda kredit portfeli ma’lumotlari asosida amalga oshiriladi. </w:t>
+      </w:r>
+      <w:proofErr w:type="gramStart"/>
+      <w:r>
+        <w:rPr>
+          <w:rFonts w:ascii="Times New Roman" w:hAnsi="Times New Roman"/>
+          <w:sz w:val="28"/>
+          <w:lang w:val="en-US" w:eastAsia="ru-RU"/>
+        </w:rPr>
+        <w:t>Ushbu tahlil natijasida umumiy kreditlar qoldig‘i yangidan berilgan kreditlar ulushi, kredit hisob raqamlari bo‘yicha debet va kredit aylanmalari, hisobot davrida qaytarilgan kreditlar foizi, hisobot davrida kredit qo‘yilmalarining o‘sishi, kreditlar bo‘yicha yo‘- qotilishi mumkin bo‘lgan mablag‘larni qoplash zaxirasining yetarliligi, muddati uzaytirilgan kreditlar ulushi kabi masalalar o‘rganiladi” Kredit portfeli sifati bank uchun bir necha sabablarga ko‘ra o‘ta muhimdir.</w:t>
+      </w:r>
+      <w:proofErr w:type="gramEnd"/>
+      <w:r>
+        <w:rPr>
+          <w:rFonts w:ascii="Times New Roman" w:hAnsi="Times New Roman"/>
+          <w:sz w:val="28"/>
+          <w:lang w:val="en-US" w:eastAsia="ru-RU"/>
+        </w:rPr>
+        <w:t xml:space="preserve"> Birinchidan, yuqori sifatli kredit portfeli bankning foydasini barqaror ushlab turadi, ikkinchidan, u moliyaviy risklarni minimallashtirishga xizmat qiladi. Aksincha, past sifatli portfel esa, odatda, kreditning qaytarilmasligi, muammoli kreditlar </w:t>
+      </w:r>
+      <w:proofErr w:type="gramStart"/>
+      <w:r>
+        <w:rPr>
+          <w:rFonts w:ascii="Times New Roman" w:hAnsi="Times New Roman"/>
+          <w:sz w:val="28"/>
+          <w:lang w:val="en-US" w:eastAsia="ru-RU"/>
+        </w:rPr>
+        <w:t>ko‘payishi</w:t>
+      </w:r>
+      <w:proofErr w:type="gramEnd"/>
+      <w:r>
+        <w:rPr>
+          <w:rFonts w:ascii="Times New Roman" w:hAnsi="Times New Roman"/>
+          <w:sz w:val="28"/>
+          <w:lang w:val="en-US" w:eastAsia="ru-RU"/>
+        </w:rPr>
+        <w:t xml:space="preserve"> va bank aktivlari qimmatining </w:t>
+      </w:r>
+    </w:p>
+    <w:p>
+      <w:pPr>
+        <w:ind w:firstLine="709"/>
+        <w:rPr>
+          <w:rFonts w:ascii="Times New Roman" w:hAnsi="Times New Roman"/>
+          <w:sz w:val="28"/>
+          <w:lang w:val="en-US" w:eastAsia="ru-RU"/>
+        </w:rPr>
+      </w:pPr>
+      <w:proofErr w:type="gramStart"/>
+      <w:r>
+        <w:rPr>
+          <w:rFonts w:ascii="Times New Roman" w:hAnsi="Times New Roman"/>
+          <w:sz w:val="28"/>
+          <w:lang w:val="en-US" w:eastAsia="ru-RU"/>
+        </w:rPr>
+        <w:t>pasayishiga</w:t>
+      </w:r>
+      <w:proofErr w:type="gramEnd"/>
+      <w:r>
+        <w:rPr>
+          <w:rFonts w:ascii="Times New Roman" w:hAnsi="Times New Roman"/>
+          <w:sz w:val="28"/>
+          <w:lang w:val="en-US" w:eastAsia="ru-RU"/>
+        </w:rPr>
+        <w:t xml:space="preserve"> olib keladi. Kredit portfeli sifatining asosiy mezonlari quyidagilardan iborat: o‘z </w:t>
+      </w:r>
+    </w:p>
+    <w:p>
+      <w:pPr>
+        <w:ind w:firstLine="709"/>
+        <w:rPr>
+          <w:rFonts w:ascii="Times New Roman" w:hAnsi="Times New Roman"/>
+          <w:sz w:val="28"/>
+          <w:lang w:val="en-US" w:eastAsia="ru-RU"/>
+        </w:rPr>
+      </w:pPr>
+      <w:proofErr w:type="gramStart"/>
+      <w:r>
+        <w:rPr>
+          <w:rFonts w:ascii="Times New Roman" w:hAnsi="Times New Roman"/>
+          <w:sz w:val="28"/>
+          <w:lang w:val="en-US" w:eastAsia="ru-RU"/>
+        </w:rPr>
+        <w:lastRenderedPageBreak/>
+        <w:t>vaqtida</w:t>
+      </w:r>
+      <w:proofErr w:type="gramEnd"/>
+      <w:r>
+        <w:rPr>
+          <w:rFonts w:ascii="Times New Roman" w:hAnsi="Times New Roman"/>
+          <w:sz w:val="28"/>
+          <w:lang w:val="en-US" w:eastAsia="ru-RU"/>
+        </w:rPr>
+        <w:t xml:space="preserve"> to‘lovlarning amalga oshirilishi, qarzdorning moliyaviy holati, kredit ta’minotining </w:t>
+      </w:r>
+    </w:p>
+    <w:p>
+      <w:pPr>
+        <w:ind w:firstLine="709"/>
+        <w:rPr>
+          <w:rFonts w:ascii="Times New Roman" w:hAnsi="Times New Roman"/>
+          <w:sz w:val="28"/>
+          <w:lang w:val="en-US" w:eastAsia="ru-RU"/>
+        </w:rPr>
+      </w:pPr>
+      <w:proofErr w:type="gramStart"/>
+      <w:r>
+        <w:rPr>
+          <w:rFonts w:ascii="Times New Roman" w:hAnsi="Times New Roman"/>
+          <w:sz w:val="28"/>
+          <w:lang w:val="en-US" w:eastAsia="ru-RU"/>
+        </w:rPr>
+        <w:t>mavjudligi</w:t>
+      </w:r>
+      <w:proofErr w:type="gramEnd"/>
+      <w:r>
+        <w:rPr>
+          <w:rFonts w:ascii="Times New Roman" w:hAnsi="Times New Roman"/>
+          <w:sz w:val="28"/>
+          <w:lang w:val="en-US" w:eastAsia="ru-RU"/>
+        </w:rPr>
+        <w:t xml:space="preserve"> va sifat darajasi, shuningdek, kreditning baholash va monitoring mexanizmlarining </w:t>
+      </w:r>
+    </w:p>
+    <w:p>
+      <w:pPr>
+        <w:ind w:firstLine="709"/>
+        <w:rPr>
+          <w:rFonts w:ascii="Times New Roman" w:hAnsi="Times New Roman"/>
+          <w:sz w:val="28"/>
+          <w:lang w:val="en-US" w:eastAsia="ru-RU"/>
+        </w:rPr>
+      </w:pPr>
+      <w:proofErr w:type="gramStart"/>
+      <w:r>
+        <w:rPr>
+          <w:rFonts w:ascii="Times New Roman" w:hAnsi="Times New Roman"/>
+          <w:sz w:val="28"/>
+          <w:lang w:val="en-US" w:eastAsia="ru-RU"/>
+        </w:rPr>
+        <w:t>takomilligi</w:t>
+      </w:r>
+      <w:proofErr w:type="gramEnd"/>
+      <w:r>
+        <w:rPr>
+          <w:rFonts w:ascii="Times New Roman" w:hAnsi="Times New Roman"/>
+          <w:sz w:val="28"/>
+          <w:lang w:val="en-US" w:eastAsia="ru-RU"/>
+        </w:rPr>
+        <w:t xml:space="preserve">.  </w:t>
+      </w:r>
+    </w:p>
+    <w:p>
+      <w:pPr>
+        <w:ind w:firstLine="709"/>
+        <w:rPr>
+          <w:rFonts w:ascii="Times New Roman" w:hAnsi="Times New Roman"/>
+          <w:sz w:val="28"/>
+          <w:lang w:val="en-US" w:eastAsia="ru-RU"/>
+        </w:rPr>
+      </w:pPr>
+      <w:r>
+        <w:rPr>
+          <w:rFonts w:ascii="Times New Roman" w:hAnsi="Times New Roman"/>
+          <w:sz w:val="28"/>
+          <w:lang w:val="en-US" w:eastAsia="ru-RU"/>
+        </w:rPr>
+        <w:t xml:space="preserve">Kredit portfeli sifati bevosita uning tarkibiga kiruvchi har bir alohida berilgan kreditning </w:t>
+      </w:r>
+    </w:p>
+    <w:p>
+      <w:pPr>
+        <w:ind w:firstLine="709"/>
+        <w:rPr>
+          <w:rFonts w:ascii="Times New Roman" w:hAnsi="Times New Roman"/>
+          <w:sz w:val="28"/>
+          <w:lang w:val="en-US" w:eastAsia="ru-RU"/>
+        </w:rPr>
+      </w:pPr>
+      <w:proofErr w:type="gramStart"/>
+      <w:r>
+        <w:rPr>
+          <w:rFonts w:ascii="Times New Roman" w:hAnsi="Times New Roman"/>
+          <w:sz w:val="28"/>
+          <w:lang w:val="en-US" w:eastAsia="ru-RU"/>
+        </w:rPr>
+        <w:t>yoki</w:t>
+      </w:r>
+      <w:proofErr w:type="gramEnd"/>
+      <w:r>
+        <w:rPr>
+          <w:rFonts w:ascii="Times New Roman" w:hAnsi="Times New Roman"/>
+          <w:sz w:val="28"/>
+          <w:lang w:val="en-US" w:eastAsia="ru-RU"/>
+        </w:rPr>
+        <w:t xml:space="preserve"> birxil turdagi kreditlarning sifatiga bog‘liqdir. Kredit portfeli sifatini tahlil qilishda, eng </w:t>
+      </w:r>
+    </w:p>
+    <w:p>
+      <w:pPr>
+        <w:ind w:firstLine="709"/>
+        <w:rPr>
+          <w:rFonts w:ascii="Times New Roman" w:hAnsi="Times New Roman"/>
+          <w:sz w:val="28"/>
+          <w:lang w:val="en-US" w:eastAsia="ru-RU"/>
+        </w:rPr>
+      </w:pPr>
+      <w:proofErr w:type="gramStart"/>
+      <w:r>
+        <w:rPr>
+          <w:rFonts w:ascii="Times New Roman" w:hAnsi="Times New Roman"/>
+          <w:sz w:val="28"/>
+          <w:lang w:val="en-US" w:eastAsia="ru-RU"/>
+        </w:rPr>
+        <w:t>avvalo</w:t>
+      </w:r>
+      <w:proofErr w:type="gramEnd"/>
+      <w:r>
+        <w:rPr>
+          <w:rFonts w:ascii="Times New Roman" w:hAnsi="Times New Roman"/>
+          <w:sz w:val="28"/>
+          <w:lang w:val="en-US" w:eastAsia="ru-RU"/>
+        </w:rPr>
+        <w:t xml:space="preserve">, quyidagi kreditlarga alohida e’tibor qaratish lozim: </w:t>
+      </w:r>
+    </w:p>
+    <w:p>
+      <w:pPr>
+        <w:ind w:firstLine="709"/>
+        <w:rPr>
+          <w:rFonts w:ascii="Times New Roman" w:hAnsi="Times New Roman"/>
+          <w:sz w:val="28"/>
+          <w:lang w:val="en-US" w:eastAsia="ru-RU"/>
+        </w:rPr>
+      </w:pPr>
+      <w:r>
+        <w:rPr>
+          <w:rFonts w:ascii="Times New Roman" w:hAnsi="Times New Roman"/>
+          <w:sz w:val="28"/>
+          <w:lang w:val="en-US" w:eastAsia="ru-RU"/>
+        </w:rPr>
+        <w:t xml:space="preserve"> </w:t>
+      </w:r>
+      <w:proofErr w:type="gramStart"/>
+      <w:r>
+        <w:rPr>
+          <w:rFonts w:ascii="Times New Roman" w:hAnsi="Times New Roman"/>
+          <w:sz w:val="28"/>
+          <w:lang w:val="en-US" w:eastAsia="ru-RU"/>
+        </w:rPr>
+        <w:t>miqdori</w:t>
+      </w:r>
+      <w:proofErr w:type="gramEnd"/>
+      <w:r>
+        <w:rPr>
+          <w:rFonts w:ascii="Times New Roman" w:hAnsi="Times New Roman"/>
+          <w:sz w:val="28"/>
+          <w:lang w:val="en-US" w:eastAsia="ru-RU"/>
+        </w:rPr>
+        <w:t xml:space="preserve"> kredit tashkiloti umumiy kapitalining 5 foizidan ortiq bo‘lgan kreditlar; </w:t>
+      </w:r>
+    </w:p>
+    <w:p>
+      <w:pPr>
+        <w:ind w:firstLine="709"/>
+        <w:rPr>
+          <w:rFonts w:ascii="Times New Roman" w:hAnsi="Times New Roman"/>
+          <w:sz w:val="28"/>
+          <w:lang w:val="en-US" w:eastAsia="ru-RU"/>
+        </w:rPr>
+      </w:pPr>
+      <w:r>
+        <w:rPr>
+          <w:rFonts w:ascii="Times New Roman" w:hAnsi="Times New Roman"/>
+          <w:sz w:val="28"/>
+          <w:lang w:val="en-US" w:eastAsia="ru-RU"/>
+        </w:rPr>
+        <w:t xml:space="preserve"> </w:t>
+      </w:r>
+      <w:proofErr w:type="gramStart"/>
+      <w:r>
+        <w:rPr>
+          <w:rFonts w:ascii="Times New Roman" w:hAnsi="Times New Roman"/>
+          <w:sz w:val="28"/>
+          <w:lang w:val="en-US" w:eastAsia="ru-RU"/>
+        </w:rPr>
+        <w:t>qarzdorning</w:t>
+      </w:r>
+      <w:proofErr w:type="gramEnd"/>
+      <w:r>
+        <w:rPr>
+          <w:rFonts w:ascii="Times New Roman" w:hAnsi="Times New Roman"/>
+          <w:sz w:val="28"/>
+          <w:lang w:val="en-US" w:eastAsia="ru-RU"/>
+        </w:rPr>
+        <w:t xml:space="preserve"> sof aktivlarining 50 foizidan oshadigan miqdordagi kreditlar; </w:t>
+      </w:r>
+    </w:p>
+    <w:p>
+      <w:pPr>
+        <w:ind w:firstLine="709"/>
+        <w:rPr>
+          <w:rFonts w:ascii="Times New Roman" w:hAnsi="Times New Roman"/>
+          <w:sz w:val="28"/>
+          <w:lang w:val="en-US" w:eastAsia="ru-RU"/>
+        </w:rPr>
+      </w:pPr>
+      <w:r>
+        <w:rPr>
+          <w:rFonts w:ascii="Times New Roman" w:hAnsi="Times New Roman"/>
+          <w:sz w:val="28"/>
+          <w:lang w:val="en-US" w:eastAsia="ru-RU"/>
+        </w:rPr>
+        <w:t xml:space="preserve"> </w:t>
+      </w:r>
+      <w:proofErr w:type="gramStart"/>
+      <w:r>
+        <w:rPr>
+          <w:rFonts w:ascii="Times New Roman" w:hAnsi="Times New Roman"/>
+          <w:sz w:val="28"/>
+          <w:lang w:val="en-US" w:eastAsia="ru-RU"/>
+        </w:rPr>
+        <w:t>aksiyadorlar</w:t>
+      </w:r>
+      <w:proofErr w:type="gramEnd"/>
+      <w:r>
+        <w:rPr>
+          <w:rFonts w:ascii="Times New Roman" w:hAnsi="Times New Roman"/>
+          <w:sz w:val="28"/>
+          <w:lang w:val="en-US" w:eastAsia="ru-RU"/>
+        </w:rPr>
+        <w:t xml:space="preserve">, investorlar va kredit tashkiloti bilan bog‘liq shaxslarga berilgan kreditlar; </w:t>
+      </w:r>
+    </w:p>
+    <w:p>
+      <w:pPr>
+        <w:ind w:firstLine="709"/>
+        <w:rPr>
+          <w:rFonts w:ascii="Times New Roman" w:hAnsi="Times New Roman"/>
+          <w:sz w:val="28"/>
+          <w:lang w:val="en-US" w:eastAsia="ru-RU"/>
+        </w:rPr>
+      </w:pPr>
+      <w:r>
+        <w:rPr>
+          <w:rFonts w:ascii="Times New Roman" w:hAnsi="Times New Roman"/>
+          <w:sz w:val="28"/>
+          <w:lang w:val="en-US" w:eastAsia="ru-RU"/>
+        </w:rPr>
+        <w:t xml:space="preserve"> </w:t>
+      </w:r>
+      <w:proofErr w:type="gramStart"/>
+      <w:r>
+        <w:rPr>
+          <w:rFonts w:ascii="Times New Roman" w:hAnsi="Times New Roman"/>
+          <w:sz w:val="28"/>
+          <w:lang w:val="en-US" w:eastAsia="ru-RU"/>
+        </w:rPr>
+        <w:t>qayta</w:t>
+      </w:r>
+      <w:proofErr w:type="gramEnd"/>
+      <w:r>
+        <w:rPr>
+          <w:rFonts w:ascii="Times New Roman" w:hAnsi="Times New Roman"/>
+          <w:sz w:val="28"/>
+          <w:lang w:val="en-US" w:eastAsia="ru-RU"/>
+        </w:rPr>
+        <w:t xml:space="preserve"> tuzilgan, ya’ni qarzdor foydasiga shartlari o‘zgartirilgan kreditlar; </w:t>
+      </w:r>
+    </w:p>
+    <w:p>
+      <w:pPr>
+        <w:ind w:firstLine="709"/>
+        <w:rPr>
+          <w:rFonts w:ascii="Times New Roman" w:hAnsi="Times New Roman"/>
+          <w:sz w:val="28"/>
+          <w:lang w:val="en-US" w:eastAsia="ru-RU"/>
+        </w:rPr>
+      </w:pPr>
+      <w:r>
+        <w:rPr>
+          <w:rFonts w:ascii="Times New Roman" w:hAnsi="Times New Roman"/>
+          <w:sz w:val="28"/>
+          <w:lang w:val="en-US" w:eastAsia="ru-RU"/>
+        </w:rPr>
+        <w:t xml:space="preserve"> 180 kundan ortiq muddatga berilgan </w:t>
+      </w:r>
+      <w:proofErr w:type="gramStart"/>
+      <w:r>
+        <w:rPr>
+          <w:rFonts w:ascii="Times New Roman" w:hAnsi="Times New Roman"/>
+          <w:sz w:val="28"/>
+          <w:lang w:val="en-US" w:eastAsia="ru-RU"/>
+        </w:rPr>
+        <w:t>va</w:t>
+      </w:r>
+      <w:proofErr w:type="gramEnd"/>
+      <w:r>
+        <w:rPr>
+          <w:rFonts w:ascii="Times New Roman" w:hAnsi="Times New Roman"/>
+          <w:sz w:val="28"/>
+          <w:lang w:val="en-US" w:eastAsia="ru-RU"/>
+        </w:rPr>
+        <w:t xml:space="preserve"> asosiy qarz yoki foizlar bo‘yicha to‘lovlari kredit </w:t>
+      </w:r>
+    </w:p>
+    <w:p>
+      <w:pPr>
+        <w:ind w:firstLine="709"/>
+        <w:rPr>
+          <w:rFonts w:ascii="Times New Roman" w:hAnsi="Times New Roman"/>
+          <w:sz w:val="28"/>
+          <w:lang w:val="en-US" w:eastAsia="ru-RU"/>
+        </w:rPr>
+      </w:pPr>
+      <w:proofErr w:type="gramStart"/>
+      <w:r>
+        <w:rPr>
+          <w:rFonts w:ascii="Times New Roman" w:hAnsi="Times New Roman"/>
+          <w:sz w:val="28"/>
+          <w:lang w:val="en-US" w:eastAsia="ru-RU"/>
+        </w:rPr>
+        <w:t>berilgan</w:t>
+      </w:r>
+      <w:proofErr w:type="gramEnd"/>
+      <w:r>
+        <w:rPr>
+          <w:rFonts w:ascii="Times New Roman" w:hAnsi="Times New Roman"/>
+          <w:sz w:val="28"/>
+          <w:lang w:val="en-US" w:eastAsia="ru-RU"/>
+        </w:rPr>
+        <w:t xml:space="preserve"> kundan kamida 180 kundan keyin amalga oshiriladigan kreditlar; </w:t>
+      </w:r>
+    </w:p>
+    <w:p>
+      <w:pPr>
+        <w:ind w:firstLine="709"/>
+        <w:rPr>
+          <w:rFonts w:ascii="Times New Roman" w:hAnsi="Times New Roman"/>
+          <w:sz w:val="28"/>
+          <w:lang w:val="en-US" w:eastAsia="ru-RU"/>
+        </w:rPr>
+      </w:pPr>
+      <w:r>
+        <w:rPr>
+          <w:rFonts w:ascii="Times New Roman" w:hAnsi="Times New Roman"/>
+          <w:sz w:val="28"/>
+          <w:lang w:val="en-US" w:eastAsia="ru-RU"/>
+        </w:rPr>
+        <w:t xml:space="preserve"> </w:t>
+      </w:r>
+      <w:proofErr w:type="gramStart"/>
+      <w:r>
+        <w:rPr>
+          <w:rFonts w:ascii="Times New Roman" w:hAnsi="Times New Roman"/>
+          <w:sz w:val="28"/>
+          <w:lang w:val="en-US" w:eastAsia="ru-RU"/>
+        </w:rPr>
+        <w:t>to‘lovlari</w:t>
+      </w:r>
+      <w:proofErr w:type="gramEnd"/>
+      <w:r>
+        <w:rPr>
+          <w:rFonts w:ascii="Times New Roman" w:hAnsi="Times New Roman"/>
+          <w:sz w:val="28"/>
+          <w:lang w:val="en-US" w:eastAsia="ru-RU"/>
+        </w:rPr>
+        <w:t xml:space="preserve"> to‘g‘ridan-to‘g‘ri yoki bilvosita bank-kreditor tomonidan qarzdorga ajratilgan </w:t>
+      </w:r>
+    </w:p>
+    <w:p>
+      <w:pPr>
+        <w:ind w:firstLine="709"/>
+        <w:rPr>
+          <w:rFonts w:ascii="Times New Roman" w:hAnsi="Times New Roman"/>
+          <w:sz w:val="28"/>
+          <w:lang w:val="en-US" w:eastAsia="ru-RU"/>
+        </w:rPr>
+      </w:pPr>
+      <w:proofErr w:type="gramStart"/>
+      <w:r>
+        <w:rPr>
+          <w:rFonts w:ascii="Times New Roman" w:hAnsi="Times New Roman"/>
+          <w:sz w:val="28"/>
+          <w:lang w:val="en-US" w:eastAsia="ru-RU"/>
+        </w:rPr>
+        <w:t>mablag‘lar</w:t>
+      </w:r>
+      <w:proofErr w:type="gramEnd"/>
+      <w:r>
+        <w:rPr>
+          <w:rFonts w:ascii="Times New Roman" w:hAnsi="Times New Roman"/>
+          <w:sz w:val="28"/>
+          <w:lang w:val="en-US" w:eastAsia="ru-RU"/>
+        </w:rPr>
+        <w:t xml:space="preserve"> hisobidan amalga oshiriladigan kreditlar; </w:t>
+      </w:r>
+    </w:p>
+    <w:p>
+      <w:pPr>
+        <w:ind w:firstLine="709"/>
+        <w:rPr>
+          <w:rFonts w:ascii="Times New Roman" w:hAnsi="Times New Roman"/>
+          <w:sz w:val="28"/>
+          <w:lang w:val="en-US" w:eastAsia="ru-RU"/>
+        </w:rPr>
+      </w:pPr>
+      <w:r>
+        <w:rPr>
+          <w:rFonts w:ascii="Times New Roman" w:hAnsi="Times New Roman"/>
+          <w:sz w:val="28"/>
+          <w:lang w:val="en-US" w:eastAsia="ru-RU"/>
+        </w:rPr>
+        <w:t xml:space="preserve">“Kredit portfeli tahlilida asosiy e’tibor kreditlar diversifikatsiyasiga qaratilmog‘i lozim. </w:t>
+      </w:r>
+    </w:p>
+    <w:p>
+      <w:pPr>
+        <w:ind w:firstLine="709"/>
+        <w:rPr>
+          <w:rFonts w:ascii="Times New Roman" w:hAnsi="Times New Roman"/>
+          <w:sz w:val="28"/>
+          <w:lang w:val="en-US" w:eastAsia="ru-RU"/>
+        </w:rPr>
+      </w:pPr>
+      <w:r>
+        <w:rPr>
+          <w:rFonts w:ascii="Times New Roman" w:hAnsi="Times New Roman"/>
+          <w:sz w:val="28"/>
+          <w:lang w:val="en-US" w:eastAsia="ru-RU"/>
+        </w:rPr>
+        <w:t xml:space="preserve">Buning uchun albatta, kredit qo‘yilmalarining tarmoqlar </w:t>
+      </w:r>
+      <w:proofErr w:type="gramStart"/>
+      <w:r>
+        <w:rPr>
+          <w:rFonts w:ascii="Times New Roman" w:hAnsi="Times New Roman"/>
+          <w:sz w:val="28"/>
+          <w:lang w:val="en-US" w:eastAsia="ru-RU"/>
+        </w:rPr>
+        <w:t>bo‘yicha</w:t>
+      </w:r>
+      <w:proofErr w:type="gramEnd"/>
+      <w:r>
+        <w:rPr>
+          <w:rFonts w:ascii="Times New Roman" w:hAnsi="Times New Roman"/>
+          <w:sz w:val="28"/>
+          <w:lang w:val="en-US" w:eastAsia="ru-RU"/>
+        </w:rPr>
+        <w:t xml:space="preserve"> tarkibiga e’tibor qaratilishi </w:t>
+      </w:r>
+    </w:p>
+    <w:p>
+      <w:pPr>
+        <w:ind w:firstLine="709"/>
+        <w:rPr>
+          <w:rFonts w:ascii="Times New Roman" w:hAnsi="Times New Roman"/>
+          <w:sz w:val="28"/>
+          <w:lang w:val="en-US" w:eastAsia="ru-RU"/>
+        </w:rPr>
+      </w:pPr>
+      <w:proofErr w:type="gramStart"/>
+      <w:r>
+        <w:rPr>
+          <w:rFonts w:ascii="Times New Roman" w:hAnsi="Times New Roman"/>
+          <w:sz w:val="28"/>
+          <w:lang w:val="en-US" w:eastAsia="ru-RU"/>
+        </w:rPr>
+        <w:t>lozim</w:t>
+      </w:r>
+      <w:proofErr w:type="gramEnd"/>
+      <w:r>
+        <w:rPr>
+          <w:rFonts w:ascii="Times New Roman" w:hAnsi="Times New Roman"/>
+          <w:sz w:val="28"/>
+          <w:lang w:val="en-US" w:eastAsia="ru-RU"/>
+        </w:rPr>
+        <w:t xml:space="preserve">. Hech qachon kreditlarning </w:t>
+      </w:r>
+      <w:proofErr w:type="gramStart"/>
+      <w:r>
+        <w:rPr>
+          <w:rFonts w:ascii="Times New Roman" w:hAnsi="Times New Roman"/>
+          <w:sz w:val="28"/>
+          <w:lang w:val="en-US" w:eastAsia="ru-RU"/>
+        </w:rPr>
+        <w:t>ko‘p</w:t>
+      </w:r>
+      <w:proofErr w:type="gramEnd"/>
+      <w:r>
+        <w:rPr>
+          <w:rFonts w:ascii="Times New Roman" w:hAnsi="Times New Roman"/>
+          <w:sz w:val="28"/>
+          <w:lang w:val="en-US" w:eastAsia="ru-RU"/>
+        </w:rPr>
+        <w:t xml:space="preserve"> qismini iqtisodiyotning bir tarmog‘iga yo‘naltirish </w:t>
+      </w:r>
+    </w:p>
+    <w:p>
+      <w:pPr>
+        <w:ind w:firstLine="709"/>
+        <w:rPr>
+          <w:rFonts w:ascii="Times New Roman" w:hAnsi="Times New Roman"/>
+          <w:sz w:val="28"/>
+          <w:lang w:val="en-US" w:eastAsia="ru-RU"/>
+        </w:rPr>
+      </w:pPr>
+      <w:proofErr w:type="gramStart"/>
+      <w:r>
+        <w:rPr>
+          <w:rFonts w:ascii="Times New Roman" w:hAnsi="Times New Roman"/>
+          <w:sz w:val="28"/>
+          <w:lang w:val="en-US" w:eastAsia="ru-RU"/>
+        </w:rPr>
+        <w:t>mumkin</w:t>
+      </w:r>
+      <w:proofErr w:type="gramEnd"/>
+      <w:r>
+        <w:rPr>
+          <w:rFonts w:ascii="Times New Roman" w:hAnsi="Times New Roman"/>
+          <w:sz w:val="28"/>
+          <w:lang w:val="en-US" w:eastAsia="ru-RU"/>
+        </w:rPr>
+        <w:t xml:space="preserve"> emas. Bu holda kredit portfelining tarmoq riski vujudga keladi. Kreditlarning </w:t>
+      </w:r>
+    </w:p>
+    <w:p>
+      <w:pPr>
+        <w:ind w:firstLine="709"/>
+        <w:rPr>
+          <w:rFonts w:ascii="Times New Roman" w:hAnsi="Times New Roman"/>
+          <w:sz w:val="28"/>
+          <w:lang w:val="en-US" w:eastAsia="ru-RU"/>
+        </w:rPr>
+      </w:pPr>
+      <w:proofErr w:type="gramStart"/>
+      <w:r>
+        <w:rPr>
+          <w:rFonts w:ascii="Times New Roman" w:hAnsi="Times New Roman"/>
+          <w:sz w:val="28"/>
+          <w:lang w:val="en-US" w:eastAsia="ru-RU"/>
+        </w:rPr>
+        <w:t>qaytarilishi</w:t>
+      </w:r>
+      <w:proofErr w:type="gramEnd"/>
+      <w:r>
+        <w:rPr>
+          <w:rFonts w:ascii="Times New Roman" w:hAnsi="Times New Roman"/>
+          <w:sz w:val="28"/>
+          <w:lang w:val="en-US" w:eastAsia="ru-RU"/>
+        </w:rPr>
+        <w:t xml:space="preserve">, bankning likvidliligi va to‘lov qobiliyati ushbu tarmoqning faoliyatiga bog‘liq bo‘lib </w:t>
+      </w:r>
+    </w:p>
+    <w:p>
+      <w:pPr>
+        <w:ind w:firstLine="709"/>
+        <w:rPr>
+          <w:rFonts w:ascii="Times New Roman" w:hAnsi="Times New Roman"/>
+          <w:sz w:val="28"/>
+          <w:lang w:val="en-US" w:eastAsia="ru-RU"/>
+        </w:rPr>
+      </w:pPr>
+      <w:proofErr w:type="gramStart"/>
+      <w:r>
+        <w:rPr>
+          <w:rFonts w:ascii="Times New Roman" w:hAnsi="Times New Roman"/>
+          <w:sz w:val="28"/>
+          <w:lang w:val="en-US" w:eastAsia="ru-RU"/>
+        </w:rPr>
+        <w:lastRenderedPageBreak/>
+        <w:t>qoladi</w:t>
+      </w:r>
+      <w:proofErr w:type="gramEnd"/>
+      <w:r>
+        <w:rPr>
+          <w:rFonts w:ascii="Times New Roman" w:hAnsi="Times New Roman"/>
+          <w:sz w:val="28"/>
+          <w:lang w:val="en-US" w:eastAsia="ru-RU"/>
+        </w:rPr>
+        <w:t xml:space="preserve">” Diversifikatsiya nafaqat riskni kamaytiradi, balki portfelning rentabelligini ham </w:t>
+      </w:r>
+    </w:p>
+    <w:p>
+      <w:pPr>
+        <w:ind w:firstLine="709"/>
+        <w:rPr>
+          <w:rFonts w:ascii="Times New Roman" w:hAnsi="Times New Roman"/>
+          <w:sz w:val="28"/>
+          <w:lang w:val="en-US" w:eastAsia="ru-RU"/>
+        </w:rPr>
+      </w:pPr>
+      <w:proofErr w:type="gramStart"/>
+      <w:r>
+        <w:rPr>
+          <w:rFonts w:ascii="Times New Roman" w:hAnsi="Times New Roman"/>
+          <w:sz w:val="28"/>
+          <w:lang w:val="en-US" w:eastAsia="ru-RU"/>
+        </w:rPr>
+        <w:t>oshiradi</w:t>
+      </w:r>
+      <w:proofErr w:type="gramEnd"/>
+      <w:r>
+        <w:rPr>
+          <w:rFonts w:ascii="Times New Roman" w:hAnsi="Times New Roman"/>
+          <w:sz w:val="28"/>
+          <w:lang w:val="en-US" w:eastAsia="ru-RU"/>
+        </w:rPr>
+        <w:t xml:space="preserve">. Bundan tashqari, banklarda kredit monitoringi, kreditlarni baholash tizimlari ichki </w:t>
+      </w:r>
+    </w:p>
+    <w:p>
+      <w:pPr>
+        <w:ind w:firstLine="709"/>
+        <w:rPr>
+          <w:rFonts w:ascii="Times New Roman" w:hAnsi="Times New Roman"/>
+          <w:sz w:val="28"/>
+          <w:lang w:val="en-US" w:eastAsia="ru-RU"/>
+        </w:rPr>
+      </w:pPr>
+      <w:proofErr w:type="gramStart"/>
+      <w:r>
+        <w:rPr>
+          <w:rFonts w:ascii="Times New Roman" w:hAnsi="Times New Roman"/>
+          <w:sz w:val="28"/>
+          <w:lang w:val="en-US" w:eastAsia="ru-RU"/>
+        </w:rPr>
+        <w:t>audit</w:t>
+      </w:r>
+      <w:proofErr w:type="gramEnd"/>
+      <w:r>
+        <w:rPr>
+          <w:rFonts w:ascii="Times New Roman" w:hAnsi="Times New Roman"/>
+          <w:sz w:val="28"/>
+          <w:lang w:val="en-US" w:eastAsia="ru-RU"/>
+        </w:rPr>
+        <w:t xml:space="preserve">, va muammoli kreditlarni qayta tuzish amaliyotlari kredit portfelining sifati va </w:t>
+      </w:r>
+    </w:p>
+    <w:p>
+      <w:pPr>
+        <w:ind w:firstLine="709"/>
+        <w:rPr>
+          <w:rFonts w:ascii="Times New Roman" w:hAnsi="Times New Roman"/>
+          <w:sz w:val="28"/>
+          <w:lang w:val="en-US" w:eastAsia="ru-RU"/>
+        </w:rPr>
+      </w:pPr>
+      <w:proofErr w:type="gramStart"/>
+      <w:r>
+        <w:rPr>
+          <w:rFonts w:ascii="Times New Roman" w:hAnsi="Times New Roman"/>
+          <w:sz w:val="28"/>
+          <w:lang w:val="en-US" w:eastAsia="ru-RU"/>
+        </w:rPr>
+        <w:t>barqarorligini</w:t>
+      </w:r>
+      <w:proofErr w:type="gramEnd"/>
+      <w:r>
+        <w:rPr>
+          <w:rFonts w:ascii="Times New Roman" w:hAnsi="Times New Roman"/>
+          <w:sz w:val="28"/>
+          <w:lang w:val="en-US" w:eastAsia="ru-RU"/>
+        </w:rPr>
+        <w:t xml:space="preserve"> ta’minlashga xizmat qiladi. </w:t>
+      </w:r>
+    </w:p>
+    <w:p>
+      <w:pPr>
+        <w:ind w:firstLine="709"/>
+        <w:rPr>
+          <w:rFonts w:ascii="Times New Roman" w:hAnsi="Times New Roman"/>
+          <w:sz w:val="28"/>
+          <w:lang w:val="en-US" w:eastAsia="ru-RU"/>
+        </w:rPr>
+      </w:pPr>
+      <w:r>
+        <w:rPr>
+          <w:rFonts w:ascii="Times New Roman" w:hAnsi="Times New Roman"/>
+          <w:sz w:val="28"/>
+          <w:lang w:val="en-US" w:eastAsia="ru-RU"/>
+        </w:rPr>
+        <w:t xml:space="preserve">Xalqaro tajriba shuni </w:t>
+      </w:r>
+      <w:proofErr w:type="gramStart"/>
+      <w:r>
+        <w:rPr>
+          <w:rFonts w:ascii="Times New Roman" w:hAnsi="Times New Roman"/>
+          <w:sz w:val="28"/>
+          <w:lang w:val="en-US" w:eastAsia="ru-RU"/>
+        </w:rPr>
+        <w:t>ko‘rsatadiki</w:t>
+      </w:r>
+      <w:proofErr w:type="gramEnd"/>
+      <w:r>
+        <w:rPr>
+          <w:rFonts w:ascii="Times New Roman" w:hAnsi="Times New Roman"/>
+          <w:sz w:val="28"/>
+          <w:lang w:val="en-US" w:eastAsia="ru-RU"/>
+        </w:rPr>
+        <w:t xml:space="preserve">, rivojlangan mamlakatlarda kredit portfeli sifati </w:t>
+      </w:r>
+    </w:p>
+    <w:p>
+      <w:pPr>
+        <w:ind w:firstLine="709"/>
+        <w:rPr>
+          <w:rFonts w:ascii="Times New Roman" w:hAnsi="Times New Roman"/>
+          <w:sz w:val="28"/>
+          <w:lang w:val="en-US" w:eastAsia="ru-RU"/>
+        </w:rPr>
+      </w:pPr>
+      <w:proofErr w:type="gramStart"/>
+      <w:r>
+        <w:rPr>
+          <w:rFonts w:ascii="Times New Roman" w:hAnsi="Times New Roman"/>
+          <w:sz w:val="28"/>
+          <w:lang w:val="en-US" w:eastAsia="ru-RU"/>
+        </w:rPr>
+        <w:t>masalasiga</w:t>
+      </w:r>
+      <w:proofErr w:type="gramEnd"/>
+      <w:r>
+        <w:rPr>
+          <w:rFonts w:ascii="Times New Roman" w:hAnsi="Times New Roman"/>
+          <w:sz w:val="28"/>
+          <w:lang w:val="en-US" w:eastAsia="ru-RU"/>
+        </w:rPr>
+        <w:t xml:space="preserve"> juda katta e’tibor qaratiladi. Masalan, AQSh banklarida CECL modeli asosida </w:t>
+      </w:r>
+    </w:p>
+    <w:p>
+      <w:pPr>
+        <w:ind w:firstLine="709"/>
+        <w:rPr>
+          <w:rFonts w:ascii="Times New Roman" w:hAnsi="Times New Roman"/>
+          <w:sz w:val="28"/>
+          <w:lang w:val="en-US" w:eastAsia="ru-RU"/>
+        </w:rPr>
+      </w:pPr>
+      <w:proofErr w:type="gramStart"/>
+      <w:r>
+        <w:rPr>
+          <w:rFonts w:ascii="Times New Roman" w:hAnsi="Times New Roman"/>
+          <w:sz w:val="28"/>
+          <w:lang w:val="en-US" w:eastAsia="ru-RU"/>
+        </w:rPr>
+        <w:t>kreditlar</w:t>
+      </w:r>
+      <w:proofErr w:type="gramEnd"/>
+      <w:r>
+        <w:rPr>
+          <w:rFonts w:ascii="Times New Roman" w:hAnsi="Times New Roman"/>
+          <w:sz w:val="28"/>
+          <w:lang w:val="en-US" w:eastAsia="ru-RU"/>
+        </w:rPr>
+        <w:t xml:space="preserve"> berilishidan oldin ehtimoliy yo‘qotishlar hisoblab chiqiladi. Yevropa banklarida esa </w:t>
+      </w:r>
+    </w:p>
+    <w:p>
+      <w:pPr>
+        <w:ind w:firstLine="709"/>
+        <w:rPr>
+          <w:rFonts w:ascii="Times New Roman" w:hAnsi="Times New Roman"/>
+          <w:sz w:val="28"/>
+          <w:lang w:val="en-US" w:eastAsia="ru-RU"/>
+        </w:rPr>
+      </w:pPr>
+      <w:proofErr w:type="gramStart"/>
+      <w:r>
+        <w:rPr>
+          <w:rFonts w:ascii="Times New Roman" w:hAnsi="Times New Roman"/>
+          <w:sz w:val="28"/>
+          <w:lang w:val="en-US" w:eastAsia="ru-RU"/>
+        </w:rPr>
+        <w:t>muammoli</w:t>
+      </w:r>
+      <w:proofErr w:type="gramEnd"/>
+      <w:r>
+        <w:rPr>
+          <w:rFonts w:ascii="Times New Roman" w:hAnsi="Times New Roman"/>
+          <w:sz w:val="28"/>
+          <w:lang w:val="en-US" w:eastAsia="ru-RU"/>
+        </w:rPr>
+        <w:t xml:space="preserve"> aktivlarni boshqarish bo‘yicha maxsus bo‘linmalar tashkil etilgan bo‘lib, ular</w:t>
+      </w:r>
+    </w:p>
+    <w:p>
+      <w:pPr>
+        <w:ind w:firstLine="709"/>
+        <w:rPr>
+          <w:rFonts w:ascii="Times New Roman" w:hAnsi="Times New Roman"/>
+          <w:sz w:val="28"/>
+          <w:lang w:val="en-US" w:eastAsia="ru-RU"/>
+        </w:rPr>
+      </w:pPr>
+      <w:proofErr w:type="gramStart"/>
+      <w:r>
+        <w:rPr>
+          <w:rFonts w:ascii="Times New Roman" w:hAnsi="Times New Roman"/>
+          <w:sz w:val="28"/>
+          <w:lang w:val="en-US" w:eastAsia="ru-RU"/>
+        </w:rPr>
+        <w:t>kreditlar</w:t>
+      </w:r>
+      <w:proofErr w:type="gramEnd"/>
+      <w:r>
+        <w:rPr>
+          <w:rFonts w:ascii="Times New Roman" w:hAnsi="Times New Roman"/>
+          <w:sz w:val="28"/>
+          <w:lang w:val="en-US" w:eastAsia="ru-RU"/>
+        </w:rPr>
+        <w:t xml:space="preserve"> monitoringini amalga oshiradi. Janubiy Koreya kabi davlatlarda hatto davlat </w:t>
+      </w:r>
+    </w:p>
+    <w:p>
+      <w:pPr>
+        <w:ind w:firstLine="709"/>
+        <w:rPr>
+          <w:rFonts w:ascii="Times New Roman" w:hAnsi="Times New Roman"/>
+          <w:sz w:val="28"/>
+          <w:lang w:val="en-US" w:eastAsia="ru-RU"/>
+        </w:rPr>
+      </w:pPr>
+      <w:proofErr w:type="gramStart"/>
+      <w:r>
+        <w:rPr>
+          <w:rFonts w:ascii="Times New Roman" w:hAnsi="Times New Roman"/>
+          <w:sz w:val="28"/>
+          <w:lang w:val="en-US" w:eastAsia="ru-RU"/>
+        </w:rPr>
+        <w:t>ko‘magida</w:t>
+      </w:r>
+      <w:proofErr w:type="gramEnd"/>
+      <w:r>
+        <w:rPr>
+          <w:rFonts w:ascii="Times New Roman" w:hAnsi="Times New Roman"/>
+          <w:sz w:val="28"/>
+          <w:lang w:val="en-US" w:eastAsia="ru-RU"/>
+        </w:rPr>
+        <w:t xml:space="preserve"> muammoli aktivlarni qayta tiklovchi agentliklar faoliyat yuritadi. </w:t>
+      </w:r>
+    </w:p>
+    <w:p>
+      <w:pPr>
+        <w:ind w:firstLine="709"/>
+        <w:rPr>
+          <w:rFonts w:ascii="Times New Roman" w:hAnsi="Times New Roman"/>
+          <w:sz w:val="28"/>
+          <w:lang w:val="en-US" w:eastAsia="ru-RU"/>
+        </w:rPr>
+      </w:pPr>
+      <w:r>
+        <w:rPr>
+          <w:rFonts w:ascii="Times New Roman" w:hAnsi="Times New Roman"/>
+          <w:sz w:val="28"/>
+          <w:lang w:val="en-US" w:eastAsia="ru-RU"/>
+        </w:rPr>
+        <w:t xml:space="preserve">Xalqaro tajribaga </w:t>
+      </w:r>
+      <w:proofErr w:type="gramStart"/>
+      <w:r>
+        <w:rPr>
+          <w:rFonts w:ascii="Times New Roman" w:hAnsi="Times New Roman"/>
+          <w:sz w:val="28"/>
+          <w:lang w:val="en-US" w:eastAsia="ru-RU"/>
+        </w:rPr>
+        <w:t>ko`</w:t>
+      </w:r>
+      <w:proofErr w:type="gramEnd"/>
+      <w:r>
+        <w:rPr>
+          <w:rFonts w:ascii="Times New Roman" w:hAnsi="Times New Roman"/>
+          <w:sz w:val="28"/>
+          <w:lang w:val="en-US" w:eastAsia="ru-RU"/>
+        </w:rPr>
+        <w:t xml:space="preserve">ra, kredit portfeli tahlilidan maqsad, kredit portfelining umumiy </w:t>
+      </w:r>
+    </w:p>
+    <w:p>
+      <w:pPr>
+        <w:ind w:firstLine="709"/>
+        <w:rPr>
+          <w:rFonts w:ascii="Times New Roman" w:hAnsi="Times New Roman"/>
+          <w:sz w:val="28"/>
+          <w:lang w:val="en-US" w:eastAsia="ru-RU"/>
+        </w:rPr>
+      </w:pPr>
+      <w:proofErr w:type="gramStart"/>
+      <w:r>
+        <w:rPr>
+          <w:rFonts w:ascii="Times New Roman" w:hAnsi="Times New Roman"/>
+          <w:sz w:val="28"/>
+          <w:lang w:val="en-US" w:eastAsia="ru-RU"/>
+        </w:rPr>
+        <w:t>holatini</w:t>
+      </w:r>
+      <w:proofErr w:type="gramEnd"/>
+      <w:r>
+        <w:rPr>
+          <w:rFonts w:ascii="Times New Roman" w:hAnsi="Times New Roman"/>
+          <w:sz w:val="28"/>
+          <w:lang w:val="en-US" w:eastAsia="ru-RU"/>
+        </w:rPr>
+        <w:t xml:space="preserve"> baholash, kredit sifati ko‘rsatkichlarini tahlil qilish va bankning moliyaviy barqarorligi </w:t>
+      </w:r>
+    </w:p>
+    <w:p>
+      <w:pPr>
+        <w:ind w:firstLine="709"/>
+        <w:rPr>
+          <w:rFonts w:ascii="Times New Roman" w:hAnsi="Times New Roman"/>
+          <w:sz w:val="28"/>
+          <w:lang w:val="en-US" w:eastAsia="ru-RU"/>
+        </w:rPr>
+      </w:pPr>
+      <w:proofErr w:type="gramStart"/>
+      <w:r>
+        <w:rPr>
+          <w:rFonts w:ascii="Times New Roman" w:hAnsi="Times New Roman"/>
+          <w:sz w:val="28"/>
+          <w:lang w:val="en-US" w:eastAsia="ru-RU"/>
+        </w:rPr>
+        <w:t>va</w:t>
+      </w:r>
+      <w:proofErr w:type="gramEnd"/>
+      <w:r>
+        <w:rPr>
+          <w:rFonts w:ascii="Times New Roman" w:hAnsi="Times New Roman"/>
+          <w:sz w:val="28"/>
+          <w:lang w:val="en-US" w:eastAsia="ru-RU"/>
+        </w:rPr>
+        <w:t xml:space="preserve"> samaradorligiga ta’sir qilishi mumkin bo‘lgan konsentratsiya xavflarini aniqlash. Kerakli </w:t>
+      </w:r>
+    </w:p>
+    <w:p>
+      <w:pPr>
+        <w:ind w:firstLine="709"/>
+        <w:rPr>
+          <w:rFonts w:ascii="Times New Roman" w:hAnsi="Times New Roman"/>
+          <w:sz w:val="28"/>
+          <w:lang w:val="en-US" w:eastAsia="ru-RU"/>
+        </w:rPr>
+      </w:pPr>
+      <w:r>
+        <w:rPr>
+          <w:rFonts w:ascii="Times New Roman" w:hAnsi="Times New Roman"/>
+          <w:sz w:val="28"/>
+          <w:lang w:val="en-US" w:eastAsia="ru-RU"/>
+        </w:rPr>
+        <w:t xml:space="preserve">ma’lumotlar: </w:t>
+      </w:r>
+    </w:p>
+    <w:p>
+      <w:pPr>
+        <w:ind w:firstLine="709"/>
+        <w:rPr>
+          <w:rFonts w:ascii="Times New Roman" w:hAnsi="Times New Roman"/>
+          <w:sz w:val="28"/>
+          <w:lang w:val="en-US" w:eastAsia="ru-RU"/>
+        </w:rPr>
+      </w:pPr>
+      <w:r>
+        <w:rPr>
+          <w:rFonts w:ascii="Times New Roman" w:hAnsi="Times New Roman"/>
+          <w:sz w:val="28"/>
+          <w:lang w:val="en-US" w:eastAsia="ru-RU"/>
+        </w:rPr>
+        <w:t xml:space="preserve"> Kreditlar </w:t>
+      </w:r>
+      <w:proofErr w:type="gramStart"/>
+      <w:r>
+        <w:rPr>
+          <w:rFonts w:ascii="Times New Roman" w:hAnsi="Times New Roman"/>
+          <w:sz w:val="28"/>
+          <w:lang w:val="en-US" w:eastAsia="ru-RU"/>
+        </w:rPr>
+        <w:t>bo‘yicha</w:t>
+      </w:r>
+      <w:proofErr w:type="gramEnd"/>
+      <w:r>
+        <w:rPr>
+          <w:rFonts w:ascii="Times New Roman" w:hAnsi="Times New Roman"/>
+          <w:sz w:val="28"/>
+          <w:lang w:val="en-US" w:eastAsia="ru-RU"/>
+        </w:rPr>
+        <w:t xml:space="preserve"> umumiy qoldiq summalari segmentlar kesimida (masalan, kichik </w:t>
+      </w:r>
+    </w:p>
+    <w:p>
+      <w:pPr>
+        <w:ind w:firstLine="709"/>
+        <w:rPr>
+          <w:rFonts w:ascii="Times New Roman" w:hAnsi="Times New Roman"/>
+          <w:sz w:val="28"/>
+          <w:lang w:val="en-US" w:eastAsia="ru-RU"/>
+        </w:rPr>
+      </w:pPr>
+      <w:proofErr w:type="gramStart"/>
+      <w:r>
+        <w:rPr>
+          <w:rFonts w:ascii="Times New Roman" w:hAnsi="Times New Roman"/>
+          <w:sz w:val="28"/>
+          <w:lang w:val="en-US" w:eastAsia="ru-RU"/>
+        </w:rPr>
+        <w:t>biznes</w:t>
+      </w:r>
+      <w:proofErr w:type="gramEnd"/>
+      <w:r>
+        <w:rPr>
+          <w:rFonts w:ascii="Times New Roman" w:hAnsi="Times New Roman"/>
+          <w:sz w:val="28"/>
+          <w:lang w:val="en-US" w:eastAsia="ru-RU"/>
+        </w:rPr>
+        <w:t xml:space="preserve">, korporativ, tijorat ko‘chmas mulki); </w:t>
+      </w:r>
+    </w:p>
+    <w:p>
+      <w:pPr>
+        <w:ind w:firstLine="709"/>
+        <w:rPr>
+          <w:rFonts w:ascii="Times New Roman" w:hAnsi="Times New Roman"/>
+          <w:sz w:val="28"/>
+          <w:lang w:val="en-US" w:eastAsia="ru-RU"/>
+        </w:rPr>
+      </w:pPr>
+      <w:r>
+        <w:rPr>
+          <w:rFonts w:ascii="Times New Roman" w:hAnsi="Times New Roman"/>
+          <w:sz w:val="28"/>
+          <w:lang w:val="en-US" w:eastAsia="ru-RU"/>
+        </w:rPr>
+        <w:t xml:space="preserve"> Kreditlarning tasniflanishi (masalan, amal qilayotgan, muddatidan o‘tgan, muammoli); </w:t>
+      </w:r>
+    </w:p>
+    <w:p>
+      <w:pPr>
+        <w:ind w:firstLine="709"/>
+        <w:rPr>
+          <w:rFonts w:ascii="Times New Roman" w:hAnsi="Times New Roman"/>
+          <w:sz w:val="28"/>
+          <w:lang w:val="en-US" w:eastAsia="ru-RU"/>
+        </w:rPr>
+      </w:pPr>
+      <w:r>
+        <w:rPr>
+          <w:rFonts w:ascii="Times New Roman" w:hAnsi="Times New Roman"/>
+          <w:sz w:val="28"/>
+          <w:lang w:val="en-US" w:eastAsia="ru-RU"/>
+        </w:rPr>
+        <w:t xml:space="preserve"> Muddat buzilishi </w:t>
+      </w:r>
+      <w:proofErr w:type="gramStart"/>
+      <w:r>
+        <w:rPr>
+          <w:rFonts w:ascii="Times New Roman" w:hAnsi="Times New Roman"/>
+          <w:sz w:val="28"/>
+          <w:lang w:val="en-US" w:eastAsia="ru-RU"/>
+        </w:rPr>
+        <w:t>ko‘rsatkichlari</w:t>
+      </w:r>
+      <w:proofErr w:type="gramEnd"/>
+      <w:r>
+        <w:rPr>
+          <w:rFonts w:ascii="Times New Roman" w:hAnsi="Times New Roman"/>
+          <w:sz w:val="28"/>
+          <w:lang w:val="en-US" w:eastAsia="ru-RU"/>
+        </w:rPr>
+        <w:t xml:space="preserve"> va muammoli kreditlar (NPL) darajasi; </w:t>
+      </w:r>
+    </w:p>
+    <w:p>
+      <w:pPr>
+        <w:ind w:firstLine="709"/>
+        <w:rPr>
+          <w:rFonts w:ascii="Times New Roman" w:hAnsi="Times New Roman"/>
+          <w:sz w:val="28"/>
+          <w:lang w:val="en-US" w:eastAsia="ru-RU"/>
+        </w:rPr>
+      </w:pPr>
+      <w:r>
+        <w:rPr>
+          <w:rFonts w:ascii="Times New Roman" w:hAnsi="Times New Roman"/>
+          <w:sz w:val="28"/>
+          <w:lang w:val="en-US" w:eastAsia="ru-RU"/>
+        </w:rPr>
+        <w:t xml:space="preserve"> Kreditlar </w:t>
+      </w:r>
+      <w:proofErr w:type="gramStart"/>
+      <w:r>
+        <w:rPr>
+          <w:rFonts w:ascii="Times New Roman" w:hAnsi="Times New Roman"/>
+          <w:sz w:val="28"/>
+          <w:lang w:val="en-US" w:eastAsia="ru-RU"/>
+        </w:rPr>
+        <w:t>bo‘yicha</w:t>
+      </w:r>
+      <w:proofErr w:type="gramEnd"/>
+      <w:r>
+        <w:rPr>
+          <w:rFonts w:ascii="Times New Roman" w:hAnsi="Times New Roman"/>
+          <w:sz w:val="28"/>
+          <w:lang w:val="en-US" w:eastAsia="ru-RU"/>
+        </w:rPr>
+        <w:t xml:space="preserve"> zaxira ma’lumotlari; </w:t>
+      </w:r>
+    </w:p>
+    <w:p>
+      <w:pPr>
+        <w:ind w:firstLine="709"/>
+        <w:rPr>
+          <w:rFonts w:ascii="Times New Roman" w:hAnsi="Times New Roman"/>
+          <w:sz w:val="28"/>
+          <w:lang w:val="en-US" w:eastAsia="ru-RU"/>
+        </w:rPr>
+      </w:pPr>
+      <w:r>
+        <w:rPr>
+          <w:rFonts w:ascii="Times New Roman" w:hAnsi="Times New Roman"/>
+          <w:sz w:val="28"/>
+          <w:lang w:val="en-US" w:eastAsia="ru-RU"/>
+        </w:rPr>
+        <w:lastRenderedPageBreak/>
+        <w:t xml:space="preserve"> Tarmoqlar/sohalar kesimidagi ekspozitsiyalar </w:t>
+      </w:r>
+      <w:proofErr w:type="gramStart"/>
+      <w:r>
+        <w:rPr>
+          <w:rFonts w:ascii="Times New Roman" w:hAnsi="Times New Roman"/>
+          <w:sz w:val="28"/>
+          <w:lang w:val="en-US" w:eastAsia="ru-RU"/>
+        </w:rPr>
+        <w:t>va</w:t>
+      </w:r>
+      <w:proofErr w:type="gramEnd"/>
+      <w:r>
+        <w:rPr>
+          <w:rFonts w:ascii="Times New Roman" w:hAnsi="Times New Roman"/>
+          <w:sz w:val="28"/>
+          <w:lang w:val="en-US" w:eastAsia="ru-RU"/>
+        </w:rPr>
+        <w:t xml:space="preserve"> belgilangan limitlar; </w:t>
+      </w:r>
+    </w:p>
+    <w:p>
+      <w:pPr>
+        <w:ind w:firstLine="709"/>
+        <w:rPr>
+          <w:rFonts w:ascii="Times New Roman" w:hAnsi="Times New Roman"/>
+          <w:sz w:val="28"/>
+          <w:lang w:val="en-US" w:eastAsia="ru-RU"/>
+        </w:rPr>
+      </w:pPr>
+      <w:r>
+        <w:rPr>
+          <w:rFonts w:ascii="Times New Roman" w:hAnsi="Times New Roman"/>
+          <w:sz w:val="28"/>
+          <w:lang w:val="en-US" w:eastAsia="ru-RU"/>
+        </w:rPr>
+        <w:t xml:space="preserve"> Ta’minotlar (agar mavjud </w:t>
+      </w:r>
+      <w:proofErr w:type="gramStart"/>
+      <w:r>
+        <w:rPr>
+          <w:rFonts w:ascii="Times New Roman" w:hAnsi="Times New Roman"/>
+          <w:sz w:val="28"/>
+          <w:lang w:val="en-US" w:eastAsia="ru-RU"/>
+        </w:rPr>
+        <w:t>bo‘lsa</w:t>
+      </w:r>
+      <w:proofErr w:type="gramEnd"/>
+      <w:r>
+        <w:rPr>
+          <w:rFonts w:ascii="Times New Roman" w:hAnsi="Times New Roman"/>
+          <w:sz w:val="28"/>
+          <w:lang w:val="en-US" w:eastAsia="ru-RU"/>
+        </w:rPr>
+        <w:t xml:space="preserve">, chuqurroq xavf baholash uchun foydali). </w:t>
+      </w:r>
+    </w:p>
+    <w:p>
+      <w:pPr>
+        <w:ind w:firstLine="709"/>
+        <w:rPr>
+          <w:rFonts w:ascii="Times New Roman" w:hAnsi="Times New Roman"/>
+          <w:sz w:val="28"/>
+          <w:lang w:val="en-US" w:eastAsia="ru-RU"/>
+        </w:rPr>
+      </w:pPr>
+      <w:r>
+        <w:rPr>
+          <w:rFonts w:ascii="Times New Roman" w:hAnsi="Times New Roman"/>
+          <w:sz w:val="28"/>
+          <w:lang w:val="en-US" w:eastAsia="ru-RU"/>
+        </w:rPr>
+        <w:t xml:space="preserve">Tahlilni bosqichma-bosqich o‘tkazish:  </w:t>
+      </w:r>
+    </w:p>
+    <w:p>
+      <w:pPr>
+        <w:ind w:firstLine="709"/>
+        <w:rPr>
+          <w:rFonts w:ascii="Times New Roman" w:hAnsi="Times New Roman"/>
+          <w:sz w:val="28"/>
+          <w:lang w:val="en-US" w:eastAsia="ru-RU"/>
+        </w:rPr>
+      </w:pPr>
+      <w:r>
+        <w:rPr>
+          <w:rFonts w:ascii="Times New Roman" w:hAnsi="Times New Roman"/>
+          <w:sz w:val="28"/>
+          <w:lang w:val="en-US" w:eastAsia="ru-RU"/>
+        </w:rPr>
+        <w:t xml:space="preserve">1-bosqich: Kredit ma’lumotlarini yirik segmentlar yoki tarmoqlar </w:t>
+      </w:r>
+      <w:proofErr w:type="gramStart"/>
+      <w:r>
+        <w:rPr>
+          <w:rFonts w:ascii="Times New Roman" w:hAnsi="Times New Roman"/>
+          <w:sz w:val="28"/>
+          <w:lang w:val="en-US" w:eastAsia="ru-RU"/>
+        </w:rPr>
+        <w:t>bo‘yicha</w:t>
+      </w:r>
+      <w:proofErr w:type="gramEnd"/>
+      <w:r>
+        <w:rPr>
+          <w:rFonts w:ascii="Times New Roman" w:hAnsi="Times New Roman"/>
+          <w:sz w:val="28"/>
+          <w:lang w:val="en-US" w:eastAsia="ru-RU"/>
+        </w:rPr>
+        <w:t xml:space="preserve"> guruhlang. Har </w:t>
+      </w:r>
+    </w:p>
+    <w:p>
+      <w:pPr>
+        <w:ind w:firstLine="709"/>
+        <w:rPr>
+          <w:rFonts w:ascii="Times New Roman" w:hAnsi="Times New Roman"/>
+          <w:sz w:val="28"/>
+          <w:lang w:val="en-US" w:eastAsia="ru-RU"/>
+        </w:rPr>
+      </w:pPr>
+      <w:proofErr w:type="gramStart"/>
+      <w:r>
+        <w:rPr>
+          <w:rFonts w:ascii="Times New Roman" w:hAnsi="Times New Roman"/>
+          <w:sz w:val="28"/>
+          <w:lang w:val="en-US" w:eastAsia="ru-RU"/>
+        </w:rPr>
+        <w:t>bir</w:t>
+      </w:r>
+      <w:proofErr w:type="gramEnd"/>
+      <w:r>
+        <w:rPr>
+          <w:rFonts w:ascii="Times New Roman" w:hAnsi="Times New Roman"/>
+          <w:sz w:val="28"/>
+          <w:lang w:val="en-US" w:eastAsia="ru-RU"/>
+        </w:rPr>
+        <w:t xml:space="preserve"> segment bo‘yicha mavjud kredit qoldiqlari va ular kredit portfelining umumiy hajmidagi </w:t>
+      </w:r>
+    </w:p>
+    <w:p>
+      <w:pPr>
+        <w:ind w:firstLine="709"/>
+        <w:rPr>
+          <w:rFonts w:ascii="Times New Roman" w:hAnsi="Times New Roman"/>
+          <w:sz w:val="28"/>
+          <w:lang w:val="en-US" w:eastAsia="ru-RU"/>
+        </w:rPr>
+      </w:pPr>
+      <w:proofErr w:type="gramStart"/>
+      <w:r>
+        <w:rPr>
+          <w:rFonts w:ascii="Times New Roman" w:hAnsi="Times New Roman"/>
+          <w:sz w:val="28"/>
+          <w:lang w:val="en-US" w:eastAsia="ru-RU"/>
+        </w:rPr>
+        <w:t>ulushini</w:t>
+      </w:r>
+      <w:proofErr w:type="gramEnd"/>
+      <w:r>
+        <w:rPr>
+          <w:rFonts w:ascii="Times New Roman" w:hAnsi="Times New Roman"/>
+          <w:sz w:val="28"/>
+          <w:lang w:val="en-US" w:eastAsia="ru-RU"/>
+        </w:rPr>
+        <w:t xml:space="preserve"> aniqlang. </w:t>
+      </w:r>
+    </w:p>
+    <w:p>
+      <w:pPr>
+        <w:ind w:firstLine="709"/>
+        <w:rPr>
+          <w:rFonts w:ascii="Times New Roman" w:hAnsi="Times New Roman"/>
+          <w:sz w:val="28"/>
+          <w:lang w:val="en-US" w:eastAsia="ru-RU"/>
+        </w:rPr>
+      </w:pPr>
+      <w:r>
+        <w:rPr>
+          <w:rFonts w:ascii="Times New Roman" w:hAnsi="Times New Roman"/>
+          <w:sz w:val="28"/>
+          <w:lang w:val="en-US" w:eastAsia="ru-RU"/>
+        </w:rPr>
+        <w:t xml:space="preserve">2-bosqich: Kreditlarni ularning sifati </w:t>
+      </w:r>
+      <w:proofErr w:type="gramStart"/>
+      <w:r>
+        <w:rPr>
+          <w:rFonts w:ascii="Times New Roman" w:hAnsi="Times New Roman"/>
+          <w:sz w:val="28"/>
+          <w:lang w:val="en-US" w:eastAsia="ru-RU"/>
+        </w:rPr>
+        <w:t>bo‘yicha</w:t>
+      </w:r>
+      <w:proofErr w:type="gramEnd"/>
+      <w:r>
+        <w:rPr>
+          <w:rFonts w:ascii="Times New Roman" w:hAnsi="Times New Roman"/>
+          <w:sz w:val="28"/>
+          <w:lang w:val="en-US" w:eastAsia="ru-RU"/>
+        </w:rPr>
+        <w:t xml:space="preserve"> toifalarga ajrating (masalan, o‘z vaqtida </w:t>
+      </w:r>
+    </w:p>
+    <w:p>
+      <w:pPr>
+        <w:ind w:firstLine="709"/>
+        <w:rPr>
+          <w:rFonts w:ascii="Times New Roman" w:hAnsi="Times New Roman"/>
+          <w:sz w:val="28"/>
+          <w:lang w:val="en-US" w:eastAsia="ru-RU"/>
+        </w:rPr>
+      </w:pPr>
+      <w:proofErr w:type="gramStart"/>
+      <w:r>
+        <w:rPr>
+          <w:rFonts w:ascii="Times New Roman" w:hAnsi="Times New Roman"/>
+          <w:sz w:val="28"/>
+          <w:lang w:val="en-US" w:eastAsia="ru-RU"/>
+        </w:rPr>
+        <w:t>to‘lanayotgan</w:t>
+      </w:r>
+      <w:proofErr w:type="gramEnd"/>
+      <w:r>
+        <w:rPr>
+          <w:rFonts w:ascii="Times New Roman" w:hAnsi="Times New Roman"/>
+          <w:sz w:val="28"/>
+          <w:lang w:val="en-US" w:eastAsia="ru-RU"/>
+        </w:rPr>
+        <w:t xml:space="preserve">, kechikkan, muammoli). </w:t>
+      </w:r>
+    </w:p>
+    <w:p>
+      <w:pPr>
+        <w:ind w:firstLine="709"/>
+        <w:rPr>
+          <w:rFonts w:ascii="Times New Roman" w:hAnsi="Times New Roman"/>
+          <w:sz w:val="28"/>
+          <w:lang w:val="en-US" w:eastAsia="ru-RU"/>
+        </w:rPr>
+      </w:pPr>
+      <w:r>
+        <w:rPr>
+          <w:rFonts w:ascii="Times New Roman" w:hAnsi="Times New Roman"/>
+          <w:sz w:val="28"/>
+          <w:lang w:val="en-US" w:eastAsia="ru-RU"/>
+        </w:rPr>
+        <w:t xml:space="preserve">Muammoli kreditlar ulushi (NPL koeffitsienti):  </w:t>
+      </w:r>
+    </w:p>
+    <w:p>
+      <w:pPr>
+        <w:ind w:firstLine="709"/>
+        <w:rPr>
+          <w:rFonts w:ascii="Times New Roman" w:hAnsi="Times New Roman"/>
+          <w:sz w:val="28"/>
+          <w:lang w:val="en-US" w:eastAsia="ru-RU"/>
+        </w:rPr>
+      </w:pPr>
+      <w:r>
+        <w:rPr>
+          <w:rFonts w:ascii="Times New Roman" w:hAnsi="Times New Roman"/>
+          <w:sz w:val="28"/>
+          <w:lang w:val="en-US" w:eastAsia="ru-RU"/>
+        </w:rPr>
+        <w:t>NPL darajasi= (</w:t>
+      </w:r>
+      <w:r>
+        <w:rPr>
+          <w:rFonts w:ascii="Cambria Math" w:hAnsi="Cambria Math" w:cs="Cambria Math"/>
+          <w:sz w:val="28"/>
+          <w:lang w:val="en-US" w:eastAsia="ru-RU"/>
+        </w:rPr>
+        <w:t>𝐽𝑎𝑚𝑖</w:t>
+      </w:r>
+      <w:r>
+        <w:rPr>
+          <w:rFonts w:ascii="Times New Roman" w:hAnsi="Times New Roman"/>
+          <w:sz w:val="28"/>
+          <w:lang w:val="en-US" w:eastAsia="ru-RU"/>
+        </w:rPr>
+        <w:t xml:space="preserve"> </w:t>
+      </w:r>
+      <w:r>
+        <w:rPr>
+          <w:rFonts w:ascii="Cambria Math" w:hAnsi="Cambria Math" w:cs="Cambria Math"/>
+          <w:sz w:val="28"/>
+          <w:lang w:val="en-US" w:eastAsia="ru-RU"/>
+        </w:rPr>
+        <w:t>𝑚𝑢𝑎𝑚𝑚𝑜𝑙𝑖</w:t>
+      </w:r>
+      <w:r>
+        <w:rPr>
+          <w:rFonts w:ascii="Times New Roman" w:hAnsi="Times New Roman"/>
+          <w:sz w:val="28"/>
+          <w:lang w:val="en-US" w:eastAsia="ru-RU"/>
+        </w:rPr>
+        <w:t xml:space="preserve"> </w:t>
+      </w:r>
+      <w:r>
+        <w:rPr>
+          <w:rFonts w:ascii="Cambria Math" w:hAnsi="Cambria Math" w:cs="Cambria Math"/>
+          <w:sz w:val="28"/>
+          <w:lang w:val="en-US" w:eastAsia="ru-RU"/>
+        </w:rPr>
+        <w:t>𝑘𝑟𝑒𝑑𝑖𝑡𝑙𝑎𝑟</w:t>
+      </w:r>
+    </w:p>
+    <w:p>
+      <w:pPr>
+        <w:ind w:firstLine="709"/>
+        <w:rPr>
+          <w:rFonts w:ascii="Times New Roman" w:hAnsi="Times New Roman"/>
+          <w:sz w:val="28"/>
+          <w:lang w:val="en-US" w:eastAsia="ru-RU"/>
+        </w:rPr>
+      </w:pPr>
+      <w:r>
+        <w:rPr>
+          <w:rFonts w:ascii="Times New Roman" w:hAnsi="Times New Roman"/>
+          <w:sz w:val="28"/>
+          <w:lang w:val="en-US" w:eastAsia="ru-RU"/>
+        </w:rPr>
+        <w:t xml:space="preserve">3-bosqich: </w:t>
+      </w:r>
+    </w:p>
+    <w:p>
+      <w:pPr>
+        <w:ind w:firstLine="709"/>
+        <w:rPr>
+          <w:rFonts w:ascii="Times New Roman" w:hAnsi="Times New Roman"/>
+          <w:sz w:val="28"/>
+          <w:lang w:val="en-US" w:eastAsia="ru-RU"/>
+        </w:rPr>
+      </w:pPr>
+      <w:r>
+        <w:rPr>
+          <w:rFonts w:ascii="Tahoma" w:hAnsi="Tahoma" w:cs="Tahoma"/>
+          <w:sz w:val="28"/>
+          <w:lang w:val="en-US" w:eastAsia="ru-RU"/>
+        </w:rPr>
+        <w:t>�</w:t>
+      </w:r>
+    </w:p>
+    <w:p>
+      <w:pPr>
+        <w:ind w:firstLine="709"/>
+        <w:rPr>
+          <w:rFonts w:ascii="Times New Roman" w:hAnsi="Times New Roman"/>
+          <w:sz w:val="28"/>
+          <w:lang w:val="en-US" w:eastAsia="ru-RU"/>
+        </w:rPr>
+      </w:pPr>
+      <w:r>
+        <w:rPr>
+          <w:rFonts w:ascii="Tahoma" w:hAnsi="Tahoma" w:cs="Tahoma"/>
+          <w:sz w:val="28"/>
+          <w:lang w:val="en-US" w:eastAsia="ru-RU"/>
+        </w:rPr>
+        <w:t>�</w:t>
+      </w:r>
+      <w:r>
+        <w:rPr>
+          <w:rFonts w:ascii="Cambria Math" w:hAnsi="Cambria Math" w:cs="Cambria Math"/>
+          <w:sz w:val="28"/>
+          <w:lang w:val="en-US" w:eastAsia="ru-RU"/>
+        </w:rPr>
+        <w:t>𝑎𝑚𝑖</w:t>
+      </w:r>
+      <w:r>
+        <w:rPr>
+          <w:rFonts w:ascii="Times New Roman" w:hAnsi="Times New Roman"/>
+          <w:sz w:val="28"/>
+          <w:lang w:val="en-US" w:eastAsia="ru-RU"/>
+        </w:rPr>
+        <w:t xml:space="preserve"> </w:t>
+      </w:r>
+      <w:r>
+        <w:rPr>
+          <w:rFonts w:ascii="Cambria Math" w:hAnsi="Cambria Math" w:cs="Cambria Math"/>
+          <w:sz w:val="28"/>
+          <w:lang w:val="en-US" w:eastAsia="ru-RU"/>
+        </w:rPr>
+        <w:t>𝑏𝑟𝑢𝑡𝑡𝑜</w:t>
+      </w:r>
+      <w:r>
+        <w:rPr>
+          <w:rFonts w:ascii="Times New Roman" w:hAnsi="Times New Roman"/>
+          <w:sz w:val="28"/>
+          <w:lang w:val="en-US" w:eastAsia="ru-RU"/>
+        </w:rPr>
+        <w:t xml:space="preserve"> </w:t>
+      </w:r>
+      <w:r>
+        <w:rPr>
+          <w:rFonts w:ascii="Cambria Math" w:hAnsi="Cambria Math" w:cs="Cambria Math"/>
+          <w:sz w:val="28"/>
+          <w:lang w:val="en-US" w:eastAsia="ru-RU"/>
+        </w:rPr>
+        <w:t>𝑘𝑟𝑒𝑑𝑖𝑡𝑙𝑎𝑟</w:t>
+      </w:r>
+    </w:p>
+    <w:p>
+      <w:pPr>
+        <w:ind w:firstLine="709"/>
+        <w:rPr>
+          <w:rFonts w:ascii="Times New Roman" w:hAnsi="Times New Roman"/>
+          <w:sz w:val="28"/>
+          <w:lang w:val="en-US" w:eastAsia="ru-RU"/>
+        </w:rPr>
+      </w:pPr>
+      <w:r>
+        <w:rPr>
+          <w:rFonts w:ascii="Times New Roman" w:hAnsi="Times New Roman"/>
+          <w:sz w:val="28"/>
+          <w:lang w:val="en-US" w:eastAsia="ru-RU"/>
+        </w:rPr>
+        <w:t xml:space="preserve">) </w:t>
+      </w:r>
+      <w:r>
+        <w:rPr>
+          <w:rFonts w:ascii="Cambria Math" w:hAnsi="Cambria Math" w:cs="Cambria Math"/>
+          <w:sz w:val="28"/>
+          <w:lang w:val="en-US" w:eastAsia="ru-RU"/>
+        </w:rPr>
+        <w:t>∗</w:t>
+      </w:r>
+      <w:r>
+        <w:rPr>
+          <w:rFonts w:ascii="Times New Roman" w:hAnsi="Times New Roman"/>
+          <w:sz w:val="28"/>
+          <w:lang w:val="en-US" w:eastAsia="ru-RU"/>
+        </w:rPr>
+        <w:t xml:space="preserve"> 100 </w:t>
+      </w:r>
+    </w:p>
+    <w:p>
+      <w:pPr>
+        <w:ind w:firstLine="709"/>
+        <w:rPr>
+          <w:rFonts w:ascii="Times New Roman" w:hAnsi="Times New Roman"/>
+          <w:sz w:val="28"/>
+          <w:lang w:val="en-US" w:eastAsia="ru-RU"/>
+        </w:rPr>
+      </w:pPr>
+      <w:r>
+        <w:rPr>
+          <w:rFonts w:ascii="Times New Roman" w:hAnsi="Times New Roman"/>
+          <w:sz w:val="28"/>
+          <w:lang w:val="en-US" w:eastAsia="ru-RU"/>
+        </w:rPr>
+        <w:t xml:space="preserve">Har bir segment yoki tarmoq </w:t>
+      </w:r>
+      <w:proofErr w:type="gramStart"/>
+      <w:r>
+        <w:rPr>
+          <w:rFonts w:ascii="Times New Roman" w:hAnsi="Times New Roman"/>
+          <w:sz w:val="28"/>
+          <w:lang w:val="en-US" w:eastAsia="ru-RU"/>
+        </w:rPr>
+        <w:t>bo‘yicha</w:t>
+      </w:r>
+      <w:proofErr w:type="gramEnd"/>
+      <w:r>
+        <w:rPr>
+          <w:rFonts w:ascii="Times New Roman" w:hAnsi="Times New Roman"/>
+          <w:sz w:val="28"/>
+          <w:lang w:val="en-US" w:eastAsia="ru-RU"/>
+        </w:rPr>
+        <w:t xml:space="preserve"> NPL darajasini solishtiring. Kredit sifati </w:t>
+      </w:r>
+    </w:p>
+    <w:p>
+      <w:pPr>
+        <w:ind w:firstLine="709"/>
+        <w:rPr>
+          <w:rFonts w:ascii="Times New Roman" w:hAnsi="Times New Roman"/>
+          <w:sz w:val="28"/>
+          <w:lang w:val="en-US" w:eastAsia="ru-RU"/>
+        </w:rPr>
+      </w:pPr>
+      <w:proofErr w:type="gramStart"/>
+      <w:r>
+        <w:rPr>
+          <w:rFonts w:ascii="Times New Roman" w:hAnsi="Times New Roman"/>
+          <w:sz w:val="28"/>
+          <w:lang w:val="en-US" w:eastAsia="ru-RU"/>
+        </w:rPr>
+        <w:t>yaxshilanayotganmi</w:t>
+      </w:r>
+      <w:proofErr w:type="gramEnd"/>
+      <w:r>
+        <w:rPr>
+          <w:rFonts w:ascii="Times New Roman" w:hAnsi="Times New Roman"/>
+          <w:sz w:val="28"/>
+          <w:lang w:val="en-US" w:eastAsia="ru-RU"/>
+        </w:rPr>
+        <w:t xml:space="preserve"> yoki yomonlashayotganini aniqlash uchun vaqt o‘tishi bilan o‘zgarishlarni </w:t>
+      </w:r>
+    </w:p>
+    <w:p>
+      <w:pPr>
+        <w:ind w:firstLine="709"/>
+        <w:rPr>
+          <w:rFonts w:ascii="Times New Roman" w:hAnsi="Times New Roman"/>
+          <w:sz w:val="28"/>
+          <w:lang w:val="en-US" w:eastAsia="ru-RU"/>
+        </w:rPr>
+      </w:pPr>
+      <w:proofErr w:type="gramStart"/>
+      <w:r>
+        <w:rPr>
+          <w:rFonts w:ascii="Times New Roman" w:hAnsi="Times New Roman"/>
+          <w:sz w:val="28"/>
+          <w:lang w:val="en-US" w:eastAsia="ru-RU"/>
+        </w:rPr>
+        <w:t>kuzating</w:t>
+      </w:r>
+      <w:proofErr w:type="gramEnd"/>
+      <w:r>
+        <w:rPr>
+          <w:rFonts w:ascii="Times New Roman" w:hAnsi="Times New Roman"/>
+          <w:sz w:val="28"/>
+          <w:lang w:val="en-US" w:eastAsia="ru-RU"/>
+        </w:rPr>
+        <w:t xml:space="preserve">. </w:t>
+      </w:r>
+    </w:p>
+    <w:p>
+      <w:pPr>
+        <w:ind w:firstLine="709"/>
+        <w:rPr>
+          <w:rFonts w:ascii="Times New Roman" w:hAnsi="Times New Roman"/>
+          <w:sz w:val="28"/>
+          <w:lang w:val="en-US" w:eastAsia="ru-RU"/>
+        </w:rPr>
+      </w:pPr>
+      <w:r>
+        <w:rPr>
+          <w:rFonts w:ascii="Times New Roman" w:hAnsi="Times New Roman"/>
+          <w:sz w:val="28"/>
+          <w:lang w:val="en-US" w:eastAsia="ru-RU"/>
+        </w:rPr>
+        <w:t xml:space="preserve">4-bosqich: </w:t>
+      </w:r>
+    </w:p>
+    <w:p>
+      <w:pPr>
+        <w:ind w:firstLine="709"/>
+        <w:rPr>
+          <w:rFonts w:ascii="Times New Roman" w:hAnsi="Times New Roman"/>
+          <w:sz w:val="28"/>
+          <w:lang w:val="en-US" w:eastAsia="ru-RU"/>
+        </w:rPr>
+      </w:pPr>
+      <w:r>
+        <w:rPr>
+          <w:rFonts w:ascii="Times New Roman" w:hAnsi="Times New Roman"/>
+          <w:sz w:val="28"/>
+          <w:lang w:val="en-US" w:eastAsia="ru-RU"/>
+        </w:rPr>
+        <w:t xml:space="preserve">Kredit konsentratsiyasini sanoat, geografiya yoki qarzdorlar turi </w:t>
+      </w:r>
+      <w:proofErr w:type="gramStart"/>
+      <w:r>
+        <w:rPr>
+          <w:rFonts w:ascii="Times New Roman" w:hAnsi="Times New Roman"/>
+          <w:sz w:val="28"/>
+          <w:lang w:val="en-US" w:eastAsia="ru-RU"/>
+        </w:rPr>
+        <w:t>bo‘yicha</w:t>
+      </w:r>
+      <w:proofErr w:type="gramEnd"/>
+      <w:r>
+        <w:rPr>
+          <w:rFonts w:ascii="Times New Roman" w:hAnsi="Times New Roman"/>
+          <w:sz w:val="28"/>
+          <w:lang w:val="en-US" w:eastAsia="ru-RU"/>
+        </w:rPr>
+        <w:t xml:space="preserve"> baholang. Bu </w:t>
       </w:r>
       <w:bookmarkStart w:id="11" w:name="_GoBack"/>
       <w:bookmarkEnd w:id="11"/>
-      <w:r>
-        <w:rPr>
-          <w:rFonts w:ascii="Times New Roman" w:hAnsi="Times New Roman"/>
-          <w:sz w:val="28"/>
-          <w:lang w:val="en-US" w:eastAsia="ru-RU"/>
-        </w:rPr>
-        <w:t xml:space="preserve">moliyaviy intizomini baholash va kredit siyosatini takomillashtirishda muhim omil sanaladi. </w:t>
-      </w:r>
     </w:p>
     <w:p>
       <w:pPr>
@@ -15691,31 +17534,23 @@
           <w:lang w:val="en-US" w:eastAsia="ru-RU"/>
         </w:rPr>
       </w:pPr>
-      <w:r>
-        <w:rPr>
-          <w:rFonts w:ascii="Times New Roman" w:hAnsi="Times New Roman"/>
-          <w:sz w:val="28"/>
-          <w:lang w:val="en-US" w:eastAsia="ru-RU"/>
-        </w:rPr>
-        <w:t>O`zbekiston respublikasi qonunchiligida kredit portfeliga quyidagicha ta`</w:t>
-      </w:r>
-      <w:proofErr w:type="gramStart"/>
-      <w:r>
-        <w:rPr>
-          <w:rFonts w:ascii="Times New Roman" w:hAnsi="Times New Roman"/>
-          <w:sz w:val="28"/>
-          <w:lang w:val="en-US" w:eastAsia="ru-RU"/>
-        </w:rPr>
-        <w:t>rif</w:t>
-      </w:r>
-      <w:proofErr w:type="gramEnd"/>
-      <w:r>
-        <w:rPr>
-          <w:rFonts w:ascii="Times New Roman" w:hAnsi="Times New Roman"/>
-          <w:sz w:val="28"/>
-          <w:lang w:val="en-US" w:eastAsia="ru-RU"/>
-        </w:rPr>
-        <w:t xml:space="preserve"> berilgan, </w:t>
+      <w:proofErr w:type="gramStart"/>
+      <w:r>
+        <w:rPr>
+          <w:rFonts w:ascii="Times New Roman" w:hAnsi="Times New Roman"/>
+          <w:sz w:val="28"/>
+          <w:lang w:val="en-US" w:eastAsia="ru-RU"/>
+        </w:rPr>
+        <w:t>iqtisodiy</w:t>
+      </w:r>
+      <w:proofErr w:type="gramEnd"/>
+      <w:r>
+        <w:rPr>
+          <w:rFonts w:ascii="Times New Roman" w:hAnsi="Times New Roman"/>
+          <w:sz w:val="28"/>
+          <w:lang w:val="en-US" w:eastAsia="ru-RU"/>
+        </w:rPr>
+        <w:t xml:space="preserve"> qiyinchiliklar yuzaga kelganda qaysi sohalar zaifligini aniqlashga yordam beradi. </w:t>
       </w:r>
     </w:p>
     <w:p>
@@ -15727,23 +17562,76 @@
           <w:lang w:val="en-US" w:eastAsia="ru-RU"/>
         </w:rPr>
       </w:pPr>
-      <w:proofErr w:type="gramStart"/>
-      <w:r>
-        <w:rPr>
-          <w:rFonts w:ascii="Times New Roman" w:hAnsi="Times New Roman"/>
-          <w:sz w:val="28"/>
-          <w:lang w:val="en-US" w:eastAsia="ru-RU"/>
-        </w:rPr>
-        <w:t>kredit</w:t>
-      </w:r>
-      <w:proofErr w:type="gramEnd"/>
-      <w:r>
-        <w:rPr>
-          <w:rFonts w:ascii="Times New Roman" w:hAnsi="Times New Roman"/>
-          <w:sz w:val="28"/>
-          <w:lang w:val="en-US" w:eastAsia="ru-RU"/>
-        </w:rPr>
-        <w:t xml:space="preserve"> portfeli - barcha kreditlar bo‘yicha balans hisobvaraqlari summasi (brutto), banklar</w:t>
+      <w:r>
+        <w:rPr>
+          <w:rFonts w:ascii="Times New Roman" w:hAnsi="Times New Roman"/>
+          <w:sz w:val="28"/>
+          <w:lang w:val="en-US" w:eastAsia="ru-RU"/>
+        </w:rPr>
+        <w:t xml:space="preserve">5-bosqich: </w:t>
+      </w:r>
+    </w:p>
+    <w:p>
+      <w:pPr>
+        <w:ind w:firstLine="709"/>
+        <w:rPr>
+          <w:rFonts w:ascii="Times New Roman" w:hAnsi="Times New Roman"/>
+          <w:sz w:val="28"/>
+          <w:lang w:val="en-US" w:eastAsia="ru-RU"/>
+        </w:rPr>
+      </w:pPr>
+      <w:r>
+        <w:rPr>
+          <w:rFonts w:ascii="Times New Roman" w:hAnsi="Times New Roman"/>
+          <w:sz w:val="28"/>
+          <w:lang w:val="en-US" w:eastAsia="ru-RU"/>
+        </w:rPr>
+        <w:t xml:space="preserve">Zaxiralash darajasini baholang. Zaxira qoplama koeffitsienti: </w:t>
+      </w:r>
+    </w:p>
+    <w:p>
+      <w:pPr>
+        <w:ind w:firstLine="709"/>
+        <w:rPr>
+          <w:rFonts w:ascii="Times New Roman" w:hAnsi="Times New Roman"/>
+          <w:sz w:val="28"/>
+          <w:lang w:val="en-US" w:eastAsia="ru-RU"/>
+        </w:rPr>
+      </w:pPr>
+      <w:r>
+        <w:rPr>
+          <w:rFonts w:ascii="Tahoma" w:hAnsi="Tahoma" w:cs="Tahoma"/>
+          <w:sz w:val="28"/>
+          <w:lang w:val="en-US" w:eastAsia="ru-RU"/>
+        </w:rPr>
+        <w:t>�</w:t>
+      </w:r>
+    </w:p>
+    <w:p>
+      <w:pPr>
+        <w:ind w:firstLine="709"/>
+        <w:rPr>
+          <w:rFonts w:ascii="Times New Roman" w:hAnsi="Times New Roman"/>
+          <w:sz w:val="28"/>
+          <w:lang w:val="en-US" w:eastAsia="ru-RU"/>
+        </w:rPr>
+      </w:pPr>
+      <w:r>
+        <w:rPr>
+          <w:rFonts w:ascii="Tahoma" w:hAnsi="Tahoma" w:cs="Tahoma"/>
+          <w:sz w:val="28"/>
+          <w:lang w:val="en-US" w:eastAsia="ru-RU"/>
+        </w:rPr>
+        <w:lastRenderedPageBreak/>
+        <w:t>�</w:t>
+      </w:r>
+      <w:r>
+        <w:rPr>
+          <w:rFonts w:ascii="Cambria Math" w:hAnsi="Cambria Math" w:cs="Cambria Math"/>
+          <w:sz w:val="28"/>
+          <w:lang w:val="en-US" w:eastAsia="ru-RU"/>
+        </w:rPr>
+        <w:t>𝑜𝑝𝑙𝑎𝑚𝑎</w:t>
       </w:r>
       <w:r>
         <w:rPr>
@@ -15755,11 +17643,61 @@
       </w:r>
       <w:r>
         <w:rPr>
-          <w:rFonts w:ascii="Times New Roman" w:hAnsi="Times New Roman"/>
-          <w:sz w:val="28"/>
-          <w:lang w:val="en-US" w:eastAsia="ru-RU"/>
-        </w:rPr>
-        <w:t xml:space="preserve">tomonidan olinadigan ishlab chiqarish korxonalari negizida tashkil etiladigan kompaniyalar </w:t>
+          <w:rFonts w:ascii="Cambria Math" w:hAnsi="Cambria Math" w:cs="Cambria Math"/>
+          <w:sz w:val="28"/>
+          <w:lang w:val="en-US" w:eastAsia="ru-RU"/>
+        </w:rPr>
+        <w:t>𝑑𝑎𝑟𝑎𝑗𝑎𝑠𝑖</w:t>
+      </w:r>
+      <w:r>
+        <w:rPr>
+          <w:rFonts w:ascii="Times New Roman" w:hAnsi="Times New Roman"/>
+          <w:sz w:val="28"/>
+          <w:lang w:val="en-US" w:eastAsia="ru-RU"/>
+        </w:rPr>
+        <w:t xml:space="preserve"> = </w:t>
+      </w:r>
+      <w:proofErr w:type="gramStart"/>
+      <w:r>
+        <w:rPr>
+          <w:rFonts w:ascii="Times New Roman" w:hAnsi="Times New Roman"/>
+          <w:sz w:val="28"/>
+          <w:lang w:val="en-US" w:eastAsia="ru-RU"/>
+        </w:rPr>
+        <w:t xml:space="preserve">( </w:t>
+      </w:r>
+      <w:r>
+        <w:rPr>
+          <w:rFonts w:ascii="Cambria Math" w:hAnsi="Cambria Math" w:cs="Cambria Math"/>
+          <w:sz w:val="28"/>
+          <w:lang w:val="en-US" w:eastAsia="ru-RU"/>
+        </w:rPr>
+        <w:t/>
+      </w:r>
+      <w:proofErr w:type="gramEnd"/>
+      <w:r>
+        <w:rPr>
+          <w:rFonts w:ascii="Cambria Math" w:hAnsi="Cambria Math" w:cs="Cambria Math"/>
+          <w:sz w:val="28"/>
+          <w:lang w:val="en-US" w:eastAsia="ru-RU"/>
+        </w:rPr>
+        <w:t/>
+      </w:r>
+      <w:r>
+        <w:rPr>
+          <w:rFonts w:ascii="Times New Roman" w:hAnsi="Times New Roman" w:cs="Cambria Math"/>
+          <w:sz w:val="28"/>
+          <w:lang w:val="en-US" w:eastAsia="ru-RU"/>
+        </w:rPr>
+        <w:t>ℎ</w:t>
+      </w:r>
+      <w:r>
+        <w:rPr>
+          <w:rFonts w:ascii="Cambria Math" w:hAnsi="Cambria Math" w:cs="Cambria Math"/>
+          <w:sz w:val="28"/>
+          <w:lang w:val="en-US" w:eastAsia="ru-RU"/>
+        </w:rPr>
+        <w:t>𝑖𝑟𝑎𝑙𝑎𝑟</w:t>
       </w:r>
     </w:p>
     <w:p>
@@ -15771,23 +17709,29 @@
           <w:lang w:val="en-US" w:eastAsia="ru-RU"/>
         </w:rPr>
       </w:pPr>
-      <w:proofErr w:type="gramStart"/>
-      <w:r>
-        <w:rPr>
-          <w:rFonts w:ascii="Times New Roman" w:hAnsi="Times New Roman"/>
-          <w:sz w:val="28"/>
-          <w:lang w:val="en-US" w:eastAsia="ru-RU"/>
-        </w:rPr>
-        <w:t>aktivlariga</w:t>
-      </w:r>
-      <w:proofErr w:type="gramEnd"/>
-      <w:r>
-        <w:rPr>
-          <w:rFonts w:ascii="Times New Roman" w:hAnsi="Times New Roman"/>
-          <w:sz w:val="28"/>
-          <w:lang w:val="en-US" w:eastAsia="ru-RU"/>
-        </w:rPr>
-        <w:t xml:space="preserve"> banklar tomonidan yo‘naltiriladigan barcha mablag‘lar, shuningdek uch yildan kam </w:t>
+      <w:r>
+        <w:rPr>
+          <w:rFonts w:ascii="Cambria Math" w:hAnsi="Cambria Math" w:cs="Cambria Math"/>
+          <w:sz w:val="28"/>
+          <w:lang w:val="en-US" w:eastAsia="ru-RU"/>
+        </w:rPr>
+        <w:t>𝐽𝑎𝑚𝑖</w:t>
+      </w:r>
+      <w:r>
+        <w:rPr>
+          <w:rFonts w:ascii="Times New Roman" w:hAnsi="Times New Roman"/>
+          <w:sz w:val="28"/>
+          <w:lang w:val="en-US" w:eastAsia="ru-RU"/>
+        </w:rPr>
+        <w:t xml:space="preserve"> </w:t>
+      </w:r>
+      <w:r>
+        <w:rPr>
+          <w:rFonts w:ascii="Cambria Math" w:hAnsi="Cambria Math" w:cs="Cambria Math"/>
+          <w:sz w:val="28"/>
+          <w:lang w:val="en-US" w:eastAsia="ru-RU"/>
+        </w:rPr>
+        <w:t>𝑁𝑃𝐿</w:t>
       </w:r>
     </w:p>
     <w:p>
@@ -15799,23 +17743,129 @@
           <w:lang w:val="en-US" w:eastAsia="ru-RU"/>
         </w:rPr>
       </w:pPr>
-      <w:proofErr w:type="gramStart"/>
-      <w:r>
-        <w:rPr>
-          <w:rFonts w:ascii="Times New Roman" w:hAnsi="Times New Roman"/>
-          <w:sz w:val="28"/>
-          <w:lang w:val="en-US" w:eastAsia="ru-RU"/>
-        </w:rPr>
-        <w:t>bo‘lmagan</w:t>
-      </w:r>
-      <w:proofErr w:type="gramEnd"/>
-      <w:r>
-        <w:rPr>
-          <w:rFonts w:ascii="Times New Roman" w:hAnsi="Times New Roman"/>
-          <w:sz w:val="28"/>
-          <w:lang w:val="en-US" w:eastAsia="ru-RU"/>
-        </w:rPr>
-        <w:t xml:space="preserve"> muddatga berilgan lizing xizmatlari summasi. Jahon </w:t>
+      <w:r>
+        <w:rPr>
+          <w:rFonts w:ascii="Times New Roman" w:hAnsi="Times New Roman"/>
+          <w:sz w:val="28"/>
+          <w:lang w:val="en-US" w:eastAsia="ru-RU"/>
+        </w:rPr>
+        <w:t xml:space="preserve">) </w:t>
+      </w:r>
+      <w:r>
+        <w:rPr>
+          <w:rFonts w:ascii="Cambria Math" w:hAnsi="Cambria Math" w:cs="Cambria Math"/>
+          <w:sz w:val="28"/>
+          <w:lang w:val="en-US" w:eastAsia="ru-RU"/>
+        </w:rPr>
+        <w:t>∗</w:t>
+      </w:r>
+      <w:r>
+        <w:rPr>
+          <w:rFonts w:ascii="Times New Roman" w:hAnsi="Times New Roman"/>
+          <w:sz w:val="28"/>
+          <w:lang w:val="en-US" w:eastAsia="ru-RU"/>
+        </w:rPr>
+        <w:t xml:space="preserve"> 100 </w:t>
+      </w:r>
+    </w:p>
+    <w:p>
+      <w:pPr>
+        <w:ind w:firstLine="709"/>
+        <w:rPr>
+          <w:rFonts w:ascii="Times New Roman" w:hAnsi="Times New Roman"/>
+          <w:sz w:val="28"/>
+          <w:lang w:val="en-US" w:eastAsia="ru-RU"/>
+        </w:rPr>
+      </w:pPr>
+      <w:r>
+        <w:rPr>
+          <w:rFonts w:ascii="Times New Roman" w:hAnsi="Times New Roman"/>
+          <w:sz w:val="28"/>
+          <w:lang w:val="en-US" w:eastAsia="ru-RU"/>
+        </w:rPr>
+        <w:t xml:space="preserve">Bu </w:t>
+      </w:r>
+      <w:proofErr w:type="gramStart"/>
+      <w:r>
+        <w:rPr>
+          <w:rFonts w:ascii="Times New Roman" w:hAnsi="Times New Roman"/>
+          <w:sz w:val="28"/>
+          <w:lang w:val="en-US" w:eastAsia="ru-RU"/>
+        </w:rPr>
+        <w:t>ko‘rsatkich</w:t>
+      </w:r>
+      <w:proofErr w:type="gramEnd"/>
+      <w:r>
+        <w:rPr>
+          <w:rFonts w:ascii="Times New Roman" w:hAnsi="Times New Roman"/>
+          <w:sz w:val="28"/>
+          <w:lang w:val="en-US" w:eastAsia="ru-RU"/>
+        </w:rPr>
+        <w:t xml:space="preserve"> bankning kutilayotgan yo‘qotishlarni qoplashga tayyorgarlik darajasini </w:t>
+      </w:r>
+    </w:p>
+    <w:p>
+      <w:pPr>
+        <w:ind w:firstLine="709"/>
+        <w:rPr>
+          <w:rFonts w:ascii="Times New Roman" w:hAnsi="Times New Roman"/>
+          <w:sz w:val="28"/>
+          <w:lang w:val="en-US" w:eastAsia="ru-RU"/>
+        </w:rPr>
+      </w:pPr>
+      <w:proofErr w:type="gramStart"/>
+      <w:r>
+        <w:rPr>
+          <w:rFonts w:ascii="Times New Roman" w:hAnsi="Times New Roman"/>
+          <w:sz w:val="28"/>
+          <w:lang w:val="en-US" w:eastAsia="ru-RU"/>
+        </w:rPr>
+        <w:t>bildiradi</w:t>
+      </w:r>
+      <w:proofErr w:type="gramEnd"/>
+      <w:r>
+        <w:rPr>
+          <w:rFonts w:ascii="Times New Roman" w:hAnsi="Times New Roman"/>
+          <w:sz w:val="28"/>
+          <w:lang w:val="en-US" w:eastAsia="ru-RU"/>
+        </w:rPr>
+        <w:t xml:space="preserve">. </w:t>
+      </w:r>
+    </w:p>
+    <w:p>
+      <w:pPr>
+        <w:ind w:firstLine="709"/>
+        <w:rPr>
+          <w:rFonts w:ascii="Times New Roman" w:hAnsi="Times New Roman"/>
+          <w:sz w:val="28"/>
+          <w:lang w:val="en-US" w:eastAsia="ru-RU"/>
+        </w:rPr>
+      </w:pPr>
+      <w:r>
+        <w:rPr>
+          <w:rFonts w:ascii="Times New Roman" w:hAnsi="Times New Roman"/>
+          <w:sz w:val="28"/>
+          <w:lang w:val="en-US" w:eastAsia="ru-RU"/>
+        </w:rPr>
+        <w:t xml:space="preserve">6-bosqich: </w:t>
+      </w:r>
+    </w:p>
+    <w:p>
+      <w:pPr>
+        <w:ind w:firstLine="709"/>
+        <w:rPr>
+          <w:rFonts w:ascii="Times New Roman" w:hAnsi="Times New Roman"/>
+          <w:sz w:val="28"/>
+          <w:lang w:val="en-US" w:eastAsia="ru-RU"/>
+        </w:rPr>
+      </w:pPr>
+      <w:r>
+        <w:rPr>
+          <w:rFonts w:ascii="Times New Roman" w:hAnsi="Times New Roman"/>
+          <w:sz w:val="28"/>
+          <w:lang w:val="en-US" w:eastAsia="ru-RU"/>
+        </w:rPr>
+        <w:t xml:space="preserve">Tahlil natijalarini me’yoriy talablar, bankning ichki xavfga nisbatan bardoshlik chegaralari </w:t>
       </w:r>
       <w:proofErr w:type="gramStart"/>
       <w:r>
@@ -15833,7 +17883,7 @@
           <w:sz w:val="28"/>
           <w:lang w:val="en-US" w:eastAsia="ru-RU"/>
         </w:rPr>
-        <w:t xml:space="preserve"> milliy bank amaliyotida </w:t>
+        <w:t xml:space="preserve"> </w:t>
       </w:r>
     </w:p>
     <w:p>
@@ -15852,16 +17902,16 @@
           <w:sz w:val="28"/>
           <w:lang w:val="en-US" w:eastAsia="ru-RU"/>
         </w:rPr>
-        <w:t>bankning</w:t>
-      </w:r>
-      <w:proofErr w:type="gramEnd"/>
-      <w:r>
-        <w:rPr>
-          <w:rFonts w:ascii="Times New Roman" w:hAnsi="Times New Roman"/>
-          <w:sz w:val="28"/>
-          <w:lang w:val="en-US" w:eastAsia="ru-RU"/>
-        </w:rPr>
-        <w:t xml:space="preserve"> kredit portfelini tahlil qilish bo‘yicha katta tajriba to‘plangan. Kredit portfelini tahlil </w:t>
+        <w:t>boshqa</w:t>
+      </w:r>
+      <w:proofErr w:type="gramEnd"/>
+      <w:r>
+        <w:rPr>
+          <w:rFonts w:ascii="Times New Roman" w:hAnsi="Times New Roman"/>
+          <w:sz w:val="28"/>
+          <w:lang w:val="en-US" w:eastAsia="ru-RU"/>
+        </w:rPr>
+        <w:t xml:space="preserve"> banklar bilan solishtiring. </w:t>
       </w:r>
     </w:p>
     <w:p>
@@ -15873,23 +17923,13 @@
           <w:lang w:val="en-US" w:eastAsia="ru-RU"/>
         </w:rPr>
       </w:pPr>
-      <w:proofErr w:type="gramStart"/>
-      <w:r>
-        <w:rPr>
-          <w:rFonts w:ascii="Times New Roman" w:hAnsi="Times New Roman"/>
-          <w:sz w:val="28"/>
-          <w:lang w:val="en-US" w:eastAsia="ru-RU"/>
-        </w:rPr>
-        <w:t>qilishda</w:t>
-      </w:r>
-      <w:proofErr w:type="gramEnd"/>
-      <w:r>
-        <w:rPr>
-          <w:rFonts w:ascii="Times New Roman" w:hAnsi="Times New Roman"/>
-          <w:sz w:val="28"/>
-          <w:lang w:val="en-US" w:eastAsia="ru-RU"/>
-        </w:rPr>
-        <w:t xml:space="preserve"> banklar balanslar va hisobotlar ma’lumotlaridan foydalanadilar. Ayrim banklar esa </w:t>
+      <w:r>
+        <w:rPr>
+          <w:rFonts w:ascii="Times New Roman" w:hAnsi="Times New Roman"/>
+          <w:sz w:val="28"/>
+          <w:lang w:val="en-US" w:eastAsia="ru-RU"/>
+        </w:rPr>
+        <w:t xml:space="preserve">Natijalarni talqin qilish: </w:t>
       </w:r>
     </w:p>
     <w:p>
@@ -15901,23 +17941,13 @@
           <w:lang w:val="en-US" w:eastAsia="ru-RU"/>
         </w:rPr>
       </w:pPr>
-      <w:proofErr w:type="gramStart"/>
-      <w:r>
-        <w:rPr>
-          <w:rFonts w:ascii="Times New Roman" w:hAnsi="Times New Roman"/>
-          <w:sz w:val="28"/>
-          <w:lang w:val="en-US" w:eastAsia="ru-RU"/>
-        </w:rPr>
-        <w:t>chuqurroq</w:t>
-      </w:r>
-      <w:proofErr w:type="gramEnd"/>
-      <w:r>
-        <w:rPr>
-          <w:rFonts w:ascii="Times New Roman" w:hAnsi="Times New Roman"/>
-          <w:sz w:val="28"/>
-          <w:lang w:val="en-US" w:eastAsia="ru-RU"/>
-        </w:rPr>
-        <w:t xml:space="preserve"> tahlil o‘tkazish maqsadida o‘zlarining maxsus axborot bazalari, jamg‘aruv jadvallari </w:t>
+      <w:r>
+        <w:rPr>
+          <w:rFonts w:ascii="Times New Roman" w:hAnsi="Times New Roman"/>
+          <w:sz w:val="28"/>
+          <w:lang w:val="en-US" w:eastAsia="ru-RU"/>
+        </w:rPr>
+        <w:t xml:space="preserve"> NPL darajasining oshishi yoki ma’lum segmentlardagi keskin o‘sish -bu kredit siyosatidagi </w:t>
       </w:r>
     </w:p>
     <w:p>
@@ -15936,16 +17966,16 @@
           <w:sz w:val="28"/>
           <w:lang w:val="en-US" w:eastAsia="ru-RU"/>
         </w:rPr>
-        <w:t>va</w:t>
-      </w:r>
-      <w:proofErr w:type="gramEnd"/>
-      <w:r>
-        <w:rPr>
-          <w:rFonts w:ascii="Times New Roman" w:hAnsi="Times New Roman"/>
-          <w:sz w:val="28"/>
-          <w:lang w:val="en-US" w:eastAsia="ru-RU"/>
-        </w:rPr>
-        <w:t xml:space="preserve"> reestrlarini shakllantiradilar. </w:t>
+        <w:t>zaifliklar</w:t>
+      </w:r>
+      <w:proofErr w:type="gramEnd"/>
+      <w:r>
+        <w:rPr>
+          <w:rFonts w:ascii="Times New Roman" w:hAnsi="Times New Roman"/>
+          <w:sz w:val="28"/>
+          <w:lang w:val="en-US" w:eastAsia="ru-RU"/>
+        </w:rPr>
+        <w:t xml:space="preserve"> yoki tashqi iqtisodiy bosimlar belgisi bo‘lishi mumkin. </w:t>
       </w:r>
     </w:p>
     <w:p>
@@ -15963,7 +17993,7 @@
           <w:sz w:val="28"/>
           <w:lang w:val="en-US" w:eastAsia="ru-RU"/>
         </w:rPr>
-        <w:t xml:space="preserve">“Kredit mablag‘lari harakati tahlili bank kreditlari to‘g‘- risidagi moliyaviy hisobot hamda </w:t>
+        <w:t xml:space="preserve"> Ma’lum bir soha yoki qarzdorlar turiga haddan tashqari konsentratsiya - sektor inqirozida </w:t>
       </w:r>
     </w:p>
     <w:p>
@@ -15982,16 +18012,16 @@
           <w:sz w:val="28"/>
           <w:lang w:val="en-US" w:eastAsia="ru-RU"/>
         </w:rPr>
-        <w:t>kredit</w:t>
-      </w:r>
-      <w:proofErr w:type="gramEnd"/>
-      <w:r>
-        <w:rPr>
-          <w:rFonts w:ascii="Times New Roman" w:hAnsi="Times New Roman"/>
-          <w:sz w:val="28"/>
-          <w:lang w:val="en-US" w:eastAsia="ru-RU"/>
-        </w:rPr>
-        <w:t xml:space="preserve"> portfeli ma’lumotlari asosida amalga oshiriladi. Ushbu tahlil natijasida umumiy kreditlar </w:t>
+        <w:t>bank</w:t>
+      </w:r>
+      <w:proofErr w:type="gramEnd"/>
+      <w:r>
+        <w:rPr>
+          <w:rFonts w:ascii="Times New Roman" w:hAnsi="Times New Roman"/>
+          <w:sz w:val="28"/>
+          <w:lang w:val="en-US" w:eastAsia="ru-RU"/>
+        </w:rPr>
+        <w:t xml:space="preserve"> zaifligini kuchaytiradi. </w:t>
       </w:r>
     </w:p>
     <w:p>
@@ -16003,23 +18033,13 @@
           <w:lang w:val="en-US" w:eastAsia="ru-RU"/>
         </w:rPr>
       </w:pPr>
-      <w:proofErr w:type="gramStart"/>
-      <w:r>
-        <w:rPr>
-          <w:rFonts w:ascii="Times New Roman" w:hAnsi="Times New Roman"/>
-          <w:sz w:val="28"/>
-          <w:lang w:val="en-US" w:eastAsia="ru-RU"/>
-        </w:rPr>
-        <w:t>qoldig‘i</w:t>
-      </w:r>
-      <w:proofErr w:type="gramEnd"/>
-      <w:r>
-        <w:rPr>
-          <w:rFonts w:ascii="Times New Roman" w:hAnsi="Times New Roman"/>
-          <w:sz w:val="28"/>
-          <w:lang w:val="en-US" w:eastAsia="ru-RU"/>
-        </w:rPr>
-        <w:t xml:space="preserve"> yangidan berilgan kreditlar ulushi, kredit hisob raqamlari bo‘yicha debet va kredit </w:t>
+      <w:r>
+        <w:rPr>
+          <w:rFonts w:ascii="Times New Roman" w:hAnsi="Times New Roman"/>
+          <w:sz w:val="28"/>
+          <w:lang w:val="en-US" w:eastAsia="ru-RU"/>
+        </w:rPr>
+        <w:t xml:space="preserve">Xulosa qilib aytganda, tijorat banklarining moliyaviy barqarorligini ta’minlashda kredit </w:t>
       </w:r>
     </w:p>
     <w:p>
@@ -16038,1651 +18058,16 @@
           <w:sz w:val="28"/>
           <w:lang w:val="en-US" w:eastAsia="ru-RU"/>
         </w:rPr>
-        <w:t>aylanmalari</w:t>
-      </w:r>
-      <w:proofErr w:type="gramEnd"/>
-      <w:r>
-        <w:rPr>
-          <w:rFonts w:ascii="Times New Roman" w:hAnsi="Times New Roman"/>
-          <w:sz w:val="28"/>
-          <w:lang w:val="en-US" w:eastAsia="ru-RU"/>
-        </w:rPr>
-        <w:t xml:space="preserve">, hisobot davrida qaytarilgan kreditlar foizi, hisobot davrida kredit qo‘yilmalarining </w:t>
-      </w:r>
-    </w:p>
-    <w:p>
-      <w:pPr>
-        <w:ind w:firstLine="709"/>
-        <w:rPr>
-          <w:rFonts w:ascii="Times New Roman" w:hAnsi="Times New Roman"/>
-          <w:sz w:val="28"/>
-          <w:lang w:val="en-US" w:eastAsia="ru-RU"/>
-        </w:rPr>
-      </w:pPr>
-      <w:proofErr w:type="gramStart"/>
-      <w:r>
-        <w:rPr>
-          <w:rFonts w:ascii="Times New Roman" w:hAnsi="Times New Roman"/>
-          <w:sz w:val="28"/>
-          <w:lang w:val="en-US" w:eastAsia="ru-RU"/>
-        </w:rPr>
-        <w:t>o‘sishi</w:t>
-      </w:r>
-      <w:proofErr w:type="gramEnd"/>
-      <w:r>
-        <w:rPr>
-          <w:rFonts w:ascii="Times New Roman" w:hAnsi="Times New Roman"/>
-          <w:sz w:val="28"/>
-          <w:lang w:val="en-US" w:eastAsia="ru-RU"/>
-        </w:rPr>
-        <w:t xml:space="preserve">, kreditlar bo‘yicha yo‘- qotilishi mumkin bo‘lgan mablag‘larni qoplash zaxirasining </w:t>
-      </w:r>
-    </w:p>
-    <w:p>
-      <w:pPr>
-        <w:ind w:firstLine="709"/>
-        <w:rPr>
-          <w:rFonts w:ascii="Times New Roman" w:hAnsi="Times New Roman"/>
-          <w:sz w:val="28"/>
-          <w:lang w:val="en-US" w:eastAsia="ru-RU"/>
-        </w:rPr>
-      </w:pPr>
-      <w:proofErr w:type="gramStart"/>
-      <w:r>
-        <w:rPr>
-          <w:rFonts w:ascii="Times New Roman" w:hAnsi="Times New Roman"/>
-          <w:sz w:val="28"/>
-          <w:lang w:val="en-US" w:eastAsia="ru-RU"/>
-        </w:rPr>
-        <w:lastRenderedPageBreak/>
-        <w:t>yetarliligi</w:t>
-      </w:r>
-      <w:proofErr w:type="gramEnd"/>
-      <w:r>
-        <w:rPr>
-          <w:rFonts w:ascii="Times New Roman" w:hAnsi="Times New Roman"/>
-          <w:sz w:val="28"/>
-          <w:lang w:val="en-US" w:eastAsia="ru-RU"/>
-        </w:rPr>
-        <w:t xml:space="preserve">, muddati uzaytirilgan kreditlar ulushi kabi masalalar o‘rganiladi” </w:t>
-      </w:r>
-    </w:p>
-    <w:p>
-      <w:pPr>
-        <w:ind w:firstLine="709"/>
-        <w:rPr>
-          <w:rFonts w:ascii="Times New Roman" w:hAnsi="Times New Roman"/>
-          <w:sz w:val="28"/>
-          <w:lang w:val="en-US" w:eastAsia="ru-RU"/>
-        </w:rPr>
-      </w:pPr>
-      <w:r>
-        <w:rPr>
-          <w:rFonts w:ascii="Times New Roman" w:hAnsi="Times New Roman"/>
-          <w:sz w:val="28"/>
-          <w:lang w:val="en-US" w:eastAsia="ru-RU"/>
-        </w:rPr>
-        <w:t xml:space="preserve">Kredit portfeli sifati bank uchun bir necha sabablarga </w:t>
-      </w:r>
-      <w:proofErr w:type="gramStart"/>
-      <w:r>
-        <w:rPr>
-          <w:rFonts w:ascii="Times New Roman" w:hAnsi="Times New Roman"/>
-          <w:sz w:val="28"/>
-          <w:lang w:val="en-US" w:eastAsia="ru-RU"/>
-        </w:rPr>
-        <w:t>ko‘ra</w:t>
-      </w:r>
-      <w:proofErr w:type="gramEnd"/>
-      <w:r>
-        <w:rPr>
-          <w:rFonts w:ascii="Times New Roman" w:hAnsi="Times New Roman"/>
-          <w:sz w:val="28"/>
-          <w:lang w:val="en-US" w:eastAsia="ru-RU"/>
-        </w:rPr>
-        <w:t xml:space="preserve"> o‘ta muhimdir. Birinchidan, </w:t>
-      </w:r>
-    </w:p>
-    <w:p>
-      <w:pPr>
-        <w:ind w:firstLine="709"/>
-        <w:rPr>
-          <w:rFonts w:ascii="Times New Roman" w:hAnsi="Times New Roman"/>
-          <w:sz w:val="28"/>
-          <w:lang w:val="en-US" w:eastAsia="ru-RU"/>
-        </w:rPr>
-      </w:pPr>
-      <w:proofErr w:type="gramStart"/>
-      <w:r>
-        <w:rPr>
-          <w:rFonts w:ascii="Times New Roman" w:hAnsi="Times New Roman"/>
-          <w:sz w:val="28"/>
-          <w:lang w:val="en-US" w:eastAsia="ru-RU"/>
-        </w:rPr>
-        <w:t>yuqori</w:t>
-      </w:r>
-      <w:proofErr w:type="gramEnd"/>
-      <w:r>
-        <w:rPr>
-          <w:rFonts w:ascii="Times New Roman" w:hAnsi="Times New Roman"/>
-          <w:sz w:val="28"/>
-          <w:lang w:val="en-US" w:eastAsia="ru-RU"/>
-        </w:rPr>
-        <w:t xml:space="preserve"> sifatli kredit portfeli bankning foydasini barqaror ushlab turadi, ikkinchidan, u </w:t>
-      </w:r>
-    </w:p>
-    <w:p>
-      <w:pPr>
-        <w:ind w:firstLine="709"/>
-        <w:rPr>
-          <w:rFonts w:ascii="Times New Roman" w:hAnsi="Times New Roman"/>
-          <w:sz w:val="28"/>
-          <w:lang w:val="en-US" w:eastAsia="ru-RU"/>
-        </w:rPr>
-      </w:pPr>
-      <w:proofErr w:type="gramStart"/>
-      <w:r>
-        <w:rPr>
-          <w:rFonts w:ascii="Times New Roman" w:hAnsi="Times New Roman"/>
-          <w:sz w:val="28"/>
-          <w:lang w:val="en-US" w:eastAsia="ru-RU"/>
-        </w:rPr>
-        <w:t>moliyaviy</w:t>
-      </w:r>
-      <w:proofErr w:type="gramEnd"/>
-      <w:r>
-        <w:rPr>
-          <w:rFonts w:ascii="Times New Roman" w:hAnsi="Times New Roman"/>
-          <w:sz w:val="28"/>
-          <w:lang w:val="en-US" w:eastAsia="ru-RU"/>
-        </w:rPr>
-        <w:t xml:space="preserve"> risklarni minimallashtirishga xizmat qiladi. Aksincha, past sifatli portfel esa, odatda, </w:t>
-      </w:r>
-    </w:p>
-    <w:p>
-      <w:pPr>
-        <w:ind w:firstLine="709"/>
-        <w:rPr>
-          <w:rFonts w:ascii="Times New Roman" w:hAnsi="Times New Roman"/>
-          <w:sz w:val="28"/>
-          <w:lang w:val="en-US" w:eastAsia="ru-RU"/>
-        </w:rPr>
-      </w:pPr>
-      <w:proofErr w:type="gramStart"/>
-      <w:r>
-        <w:rPr>
-          <w:rFonts w:ascii="Times New Roman" w:hAnsi="Times New Roman"/>
-          <w:sz w:val="28"/>
-          <w:lang w:val="en-US" w:eastAsia="ru-RU"/>
-        </w:rPr>
-        <w:t>kreditning</w:t>
-      </w:r>
-      <w:proofErr w:type="gramEnd"/>
-      <w:r>
-        <w:rPr>
-          <w:rFonts w:ascii="Times New Roman" w:hAnsi="Times New Roman"/>
-          <w:sz w:val="28"/>
-          <w:lang w:val="en-US" w:eastAsia="ru-RU"/>
-        </w:rPr>
-        <w:t xml:space="preserve"> qaytarilmasligi, muammoli kreditlar ko‘payishi va bank aktivlari qimmatining </w:t>
-      </w:r>
-    </w:p>
-    <w:p>
-      <w:pPr>
-        <w:ind w:firstLine="709"/>
-        <w:rPr>
-          <w:rFonts w:ascii="Times New Roman" w:hAnsi="Times New Roman"/>
-          <w:sz w:val="28"/>
-          <w:lang w:val="en-US" w:eastAsia="ru-RU"/>
-        </w:rPr>
-      </w:pPr>
-      <w:proofErr w:type="gramStart"/>
-      <w:r>
-        <w:rPr>
-          <w:rFonts w:ascii="Times New Roman" w:hAnsi="Times New Roman"/>
-          <w:sz w:val="28"/>
-          <w:lang w:val="en-US" w:eastAsia="ru-RU"/>
-        </w:rPr>
-        <w:t>pasayishiga</w:t>
-      </w:r>
-      <w:proofErr w:type="gramEnd"/>
-      <w:r>
-        <w:rPr>
-          <w:rFonts w:ascii="Times New Roman" w:hAnsi="Times New Roman"/>
-          <w:sz w:val="28"/>
-          <w:lang w:val="en-US" w:eastAsia="ru-RU"/>
-        </w:rPr>
-        <w:t xml:space="preserve"> olib keladi. Kredit portfeli sifatining asosiy mezonlari quyidagilardan iborat: o‘z </w:t>
-      </w:r>
-    </w:p>
-    <w:p>
-      <w:pPr>
-        <w:ind w:firstLine="709"/>
-        <w:rPr>
-          <w:rFonts w:ascii="Times New Roman" w:hAnsi="Times New Roman"/>
-          <w:sz w:val="28"/>
-          <w:lang w:val="en-US" w:eastAsia="ru-RU"/>
-        </w:rPr>
-      </w:pPr>
-      <w:proofErr w:type="gramStart"/>
-      <w:r>
-        <w:rPr>
-          <w:rFonts w:ascii="Times New Roman" w:hAnsi="Times New Roman"/>
-          <w:sz w:val="28"/>
-          <w:lang w:val="en-US" w:eastAsia="ru-RU"/>
-        </w:rPr>
-        <w:t>vaqtida</w:t>
-      </w:r>
-      <w:proofErr w:type="gramEnd"/>
-      <w:r>
-        <w:rPr>
-          <w:rFonts w:ascii="Times New Roman" w:hAnsi="Times New Roman"/>
-          <w:sz w:val="28"/>
-          <w:lang w:val="en-US" w:eastAsia="ru-RU"/>
-        </w:rPr>
-        <w:t xml:space="preserve"> to‘lovlarning amalga oshirilishi, qarzdorning moliyaviy holati, kredit ta’minotining </w:t>
-      </w:r>
-    </w:p>
-    <w:p>
-      <w:pPr>
-        <w:ind w:firstLine="709"/>
-        <w:rPr>
-          <w:rFonts w:ascii="Times New Roman" w:hAnsi="Times New Roman"/>
-          <w:sz w:val="28"/>
-          <w:lang w:val="en-US" w:eastAsia="ru-RU"/>
-        </w:rPr>
-      </w:pPr>
-      <w:proofErr w:type="gramStart"/>
-      <w:r>
-        <w:rPr>
-          <w:rFonts w:ascii="Times New Roman" w:hAnsi="Times New Roman"/>
-          <w:sz w:val="28"/>
-          <w:lang w:val="en-US" w:eastAsia="ru-RU"/>
-        </w:rPr>
-        <w:t>mavjudligi</w:t>
-      </w:r>
-      <w:proofErr w:type="gramEnd"/>
-      <w:r>
-        <w:rPr>
-          <w:rFonts w:ascii="Times New Roman" w:hAnsi="Times New Roman"/>
-          <w:sz w:val="28"/>
-          <w:lang w:val="en-US" w:eastAsia="ru-RU"/>
-        </w:rPr>
-        <w:t xml:space="preserve"> va sifat darajasi, shuningdek, kreditning baholash va monitoring mexanizmlarining </w:t>
-      </w:r>
-    </w:p>
-    <w:p>
-      <w:pPr>
-        <w:ind w:firstLine="709"/>
-        <w:rPr>
-          <w:rFonts w:ascii="Times New Roman" w:hAnsi="Times New Roman"/>
-          <w:sz w:val="28"/>
-          <w:lang w:val="en-US" w:eastAsia="ru-RU"/>
-        </w:rPr>
-      </w:pPr>
-      <w:proofErr w:type="gramStart"/>
-      <w:r>
-        <w:rPr>
-          <w:rFonts w:ascii="Times New Roman" w:hAnsi="Times New Roman"/>
-          <w:sz w:val="28"/>
-          <w:lang w:val="en-US" w:eastAsia="ru-RU"/>
-        </w:rPr>
-        <w:t>takomilligi</w:t>
-      </w:r>
-      <w:proofErr w:type="gramEnd"/>
-      <w:r>
-        <w:rPr>
-          <w:rFonts w:ascii="Times New Roman" w:hAnsi="Times New Roman"/>
-          <w:sz w:val="28"/>
-          <w:lang w:val="en-US" w:eastAsia="ru-RU"/>
-        </w:rPr>
-        <w:t xml:space="preserve">.  </w:t>
-      </w:r>
-    </w:p>
-    <w:p>
-      <w:pPr>
-        <w:ind w:firstLine="709"/>
-        <w:rPr>
-          <w:rFonts w:ascii="Times New Roman" w:hAnsi="Times New Roman"/>
-          <w:sz w:val="28"/>
-          <w:lang w:val="en-US" w:eastAsia="ru-RU"/>
-        </w:rPr>
-      </w:pPr>
-      <w:r>
-        <w:rPr>
-          <w:rFonts w:ascii="Times New Roman" w:hAnsi="Times New Roman"/>
-          <w:sz w:val="28"/>
-          <w:lang w:val="en-US" w:eastAsia="ru-RU"/>
-        </w:rPr>
-        <w:t xml:space="preserve">Kredit portfeli sifati bevosita uning tarkibiga kiruvchi har bir alohida berilgan kreditning </w:t>
-      </w:r>
-    </w:p>
-    <w:p>
-      <w:pPr>
-        <w:ind w:firstLine="709"/>
-        <w:rPr>
-          <w:rFonts w:ascii="Times New Roman" w:hAnsi="Times New Roman"/>
-          <w:sz w:val="28"/>
-          <w:lang w:val="en-US" w:eastAsia="ru-RU"/>
-        </w:rPr>
-      </w:pPr>
-      <w:proofErr w:type="gramStart"/>
-      <w:r>
-        <w:rPr>
-          <w:rFonts w:ascii="Times New Roman" w:hAnsi="Times New Roman"/>
-          <w:sz w:val="28"/>
-          <w:lang w:val="en-US" w:eastAsia="ru-RU"/>
-        </w:rPr>
-        <w:t>yoki</w:t>
-      </w:r>
-      <w:proofErr w:type="gramEnd"/>
-      <w:r>
-        <w:rPr>
-          <w:rFonts w:ascii="Times New Roman" w:hAnsi="Times New Roman"/>
-          <w:sz w:val="28"/>
-          <w:lang w:val="en-US" w:eastAsia="ru-RU"/>
-        </w:rPr>
-        <w:t xml:space="preserve"> birxil turdagi kreditlarning sifatiga bog‘liqdir. Kredit portfeli sifatini tahlil qilishda, eng </w:t>
-      </w:r>
-    </w:p>
-    <w:p>
-      <w:pPr>
-        <w:ind w:firstLine="709"/>
-        <w:rPr>
-          <w:rFonts w:ascii="Times New Roman" w:hAnsi="Times New Roman"/>
-          <w:sz w:val="28"/>
-          <w:lang w:val="en-US" w:eastAsia="ru-RU"/>
-        </w:rPr>
-      </w:pPr>
-      <w:proofErr w:type="gramStart"/>
-      <w:r>
-        <w:rPr>
-          <w:rFonts w:ascii="Times New Roman" w:hAnsi="Times New Roman"/>
-          <w:sz w:val="28"/>
-          <w:lang w:val="en-US" w:eastAsia="ru-RU"/>
-        </w:rPr>
-        <w:t>avvalo</w:t>
-      </w:r>
-      <w:proofErr w:type="gramEnd"/>
-      <w:r>
-        <w:rPr>
-          <w:rFonts w:ascii="Times New Roman" w:hAnsi="Times New Roman"/>
-          <w:sz w:val="28"/>
-          <w:lang w:val="en-US" w:eastAsia="ru-RU"/>
-        </w:rPr>
-        <w:t xml:space="preserve">, quyidagi kreditlarga alohida e’tibor qaratish lozim: </w:t>
-      </w:r>
-    </w:p>
-    <w:p>
-      <w:pPr>
-        <w:ind w:firstLine="709"/>
-        <w:rPr>
-          <w:rFonts w:ascii="Times New Roman" w:hAnsi="Times New Roman"/>
-          <w:sz w:val="28"/>
-          <w:lang w:val="en-US" w:eastAsia="ru-RU"/>
-        </w:rPr>
-      </w:pPr>
-      <w:r>
-        <w:rPr>
-          <w:rFonts w:ascii="Times New Roman" w:hAnsi="Times New Roman"/>
-          <w:sz w:val="28"/>
-          <w:lang w:val="en-US" w:eastAsia="ru-RU"/>
-        </w:rPr>
-        <w:t xml:space="preserve"> </w:t>
-      </w:r>
-      <w:proofErr w:type="gramStart"/>
-      <w:r>
-        <w:rPr>
-          <w:rFonts w:ascii="Times New Roman" w:hAnsi="Times New Roman"/>
-          <w:sz w:val="28"/>
-          <w:lang w:val="en-US" w:eastAsia="ru-RU"/>
-        </w:rPr>
-        <w:t>miqdori</w:t>
-      </w:r>
-      <w:proofErr w:type="gramEnd"/>
-      <w:r>
-        <w:rPr>
-          <w:rFonts w:ascii="Times New Roman" w:hAnsi="Times New Roman"/>
-          <w:sz w:val="28"/>
-          <w:lang w:val="en-US" w:eastAsia="ru-RU"/>
-        </w:rPr>
-        <w:t xml:space="preserve"> kredit tashkiloti umumiy kapitalining 5 foizidan ortiq bo‘lgan kreditlar; </w:t>
-      </w:r>
-    </w:p>
-    <w:p>
-      <w:pPr>
-        <w:ind w:firstLine="709"/>
-        <w:rPr>
-          <w:rFonts w:ascii="Times New Roman" w:hAnsi="Times New Roman"/>
-          <w:sz w:val="28"/>
-          <w:lang w:val="en-US" w:eastAsia="ru-RU"/>
-        </w:rPr>
-      </w:pPr>
-      <w:r>
-        <w:rPr>
-          <w:rFonts w:ascii="Times New Roman" w:hAnsi="Times New Roman"/>
-          <w:sz w:val="28"/>
-          <w:lang w:val="en-US" w:eastAsia="ru-RU"/>
-        </w:rPr>
-        <w:t xml:space="preserve"> </w:t>
-      </w:r>
-      <w:proofErr w:type="gramStart"/>
-      <w:r>
-        <w:rPr>
-          <w:rFonts w:ascii="Times New Roman" w:hAnsi="Times New Roman"/>
-          <w:sz w:val="28"/>
-          <w:lang w:val="en-US" w:eastAsia="ru-RU"/>
-        </w:rPr>
-        <w:t>qarzdorning</w:t>
-      </w:r>
-      <w:proofErr w:type="gramEnd"/>
-      <w:r>
-        <w:rPr>
-          <w:rFonts w:ascii="Times New Roman" w:hAnsi="Times New Roman"/>
-          <w:sz w:val="28"/>
-          <w:lang w:val="en-US" w:eastAsia="ru-RU"/>
-        </w:rPr>
-        <w:t xml:space="preserve"> sof aktivlarining 50 foizidan oshadigan miqdordagi kreditlar; </w:t>
-      </w:r>
-    </w:p>
-    <w:p>
-      <w:pPr>
-        <w:ind w:firstLine="709"/>
-        <w:rPr>
-          <w:rFonts w:ascii="Times New Roman" w:hAnsi="Times New Roman"/>
-          <w:sz w:val="28"/>
-          <w:lang w:val="en-US" w:eastAsia="ru-RU"/>
-        </w:rPr>
-      </w:pPr>
-      <w:r>
-        <w:rPr>
-          <w:rFonts w:ascii="Times New Roman" w:hAnsi="Times New Roman"/>
-          <w:sz w:val="28"/>
-          <w:lang w:val="en-US" w:eastAsia="ru-RU"/>
-        </w:rPr>
-        <w:t xml:space="preserve"> </w:t>
-      </w:r>
-      <w:proofErr w:type="gramStart"/>
-      <w:r>
-        <w:rPr>
-          <w:rFonts w:ascii="Times New Roman" w:hAnsi="Times New Roman"/>
-          <w:sz w:val="28"/>
-          <w:lang w:val="en-US" w:eastAsia="ru-RU"/>
-        </w:rPr>
-        <w:t>aksiyadorlar</w:t>
-      </w:r>
-      <w:proofErr w:type="gramEnd"/>
-      <w:r>
-        <w:rPr>
-          <w:rFonts w:ascii="Times New Roman" w:hAnsi="Times New Roman"/>
-          <w:sz w:val="28"/>
-          <w:lang w:val="en-US" w:eastAsia="ru-RU"/>
-        </w:rPr>
-        <w:t xml:space="preserve">, investorlar va kredit tashkiloti bilan bog‘liq shaxslarga berilgan kreditlar; </w:t>
-      </w:r>
-    </w:p>
-    <w:p>
-      <w:pPr>
-        <w:ind w:firstLine="709"/>
-        <w:rPr>
-          <w:rFonts w:ascii="Times New Roman" w:hAnsi="Times New Roman"/>
-          <w:sz w:val="28"/>
-          <w:lang w:val="en-US" w:eastAsia="ru-RU"/>
-        </w:rPr>
-      </w:pPr>
-      <w:r>
-        <w:rPr>
-          <w:rFonts w:ascii="Times New Roman" w:hAnsi="Times New Roman"/>
-          <w:sz w:val="28"/>
-          <w:lang w:val="en-US" w:eastAsia="ru-RU"/>
-        </w:rPr>
-        <w:t xml:space="preserve"> </w:t>
-      </w:r>
-      <w:proofErr w:type="gramStart"/>
-      <w:r>
-        <w:rPr>
-          <w:rFonts w:ascii="Times New Roman" w:hAnsi="Times New Roman"/>
-          <w:sz w:val="28"/>
-          <w:lang w:val="en-US" w:eastAsia="ru-RU"/>
-        </w:rPr>
-        <w:t>qayta</w:t>
-      </w:r>
-      <w:proofErr w:type="gramEnd"/>
-      <w:r>
-        <w:rPr>
-          <w:rFonts w:ascii="Times New Roman" w:hAnsi="Times New Roman"/>
-          <w:sz w:val="28"/>
-          <w:lang w:val="en-US" w:eastAsia="ru-RU"/>
-        </w:rPr>
-        <w:t xml:space="preserve"> tuzilgan, ya’ni qarzdor foydasiga shartlari o‘zgartirilgan kreditlar; </w:t>
-      </w:r>
-    </w:p>
-    <w:p>
-      <w:pPr>
-        <w:ind w:firstLine="709"/>
-        <w:rPr>
-          <w:rFonts w:ascii="Times New Roman" w:hAnsi="Times New Roman"/>
-          <w:sz w:val="28"/>
-          <w:lang w:val="en-US" w:eastAsia="ru-RU"/>
-        </w:rPr>
-      </w:pPr>
-      <w:r>
-        <w:rPr>
-          <w:rFonts w:ascii="Times New Roman" w:hAnsi="Times New Roman"/>
-          <w:sz w:val="28"/>
-          <w:lang w:val="en-US" w:eastAsia="ru-RU"/>
-        </w:rPr>
-        <w:t xml:space="preserve"> 180 kundan ortiq muddatga berilgan </w:t>
-      </w:r>
-      <w:proofErr w:type="gramStart"/>
-      <w:r>
-        <w:rPr>
-          <w:rFonts w:ascii="Times New Roman" w:hAnsi="Times New Roman"/>
-          <w:sz w:val="28"/>
-          <w:lang w:val="en-US" w:eastAsia="ru-RU"/>
-        </w:rPr>
-        <w:t>va</w:t>
-      </w:r>
-      <w:proofErr w:type="gramEnd"/>
-      <w:r>
-        <w:rPr>
-          <w:rFonts w:ascii="Times New Roman" w:hAnsi="Times New Roman"/>
-          <w:sz w:val="28"/>
-          <w:lang w:val="en-US" w:eastAsia="ru-RU"/>
-        </w:rPr>
-        <w:t xml:space="preserve"> asosiy qarz yoki foizlar bo‘yicha to‘lovlari kredit </w:t>
-      </w:r>
-    </w:p>
-    <w:p>
-      <w:pPr>
-        <w:ind w:firstLine="709"/>
-        <w:rPr>
-          <w:rFonts w:ascii="Times New Roman" w:hAnsi="Times New Roman"/>
-          <w:sz w:val="28"/>
-          <w:lang w:val="en-US" w:eastAsia="ru-RU"/>
-        </w:rPr>
-      </w:pPr>
-      <w:proofErr w:type="gramStart"/>
-      <w:r>
-        <w:rPr>
-          <w:rFonts w:ascii="Times New Roman" w:hAnsi="Times New Roman"/>
-          <w:sz w:val="28"/>
-          <w:lang w:val="en-US" w:eastAsia="ru-RU"/>
-        </w:rPr>
-        <w:t>berilgan</w:t>
-      </w:r>
-      <w:proofErr w:type="gramEnd"/>
-      <w:r>
-        <w:rPr>
-          <w:rFonts w:ascii="Times New Roman" w:hAnsi="Times New Roman"/>
-          <w:sz w:val="28"/>
-          <w:lang w:val="en-US" w:eastAsia="ru-RU"/>
-        </w:rPr>
-        <w:t xml:space="preserve"> kundan kamida 180 kundan keyin amalga oshiriladigan kreditlar; </w:t>
-      </w:r>
-    </w:p>
-    <w:p>
-      <w:pPr>
-        <w:ind w:firstLine="709"/>
-        <w:rPr>
-          <w:rFonts w:ascii="Times New Roman" w:hAnsi="Times New Roman"/>
-          <w:sz w:val="28"/>
-          <w:lang w:val="en-US" w:eastAsia="ru-RU"/>
-        </w:rPr>
-      </w:pPr>
-      <w:r>
-        <w:rPr>
-          <w:rFonts w:ascii="Times New Roman" w:hAnsi="Times New Roman"/>
-          <w:sz w:val="28"/>
-          <w:lang w:val="en-US" w:eastAsia="ru-RU"/>
-        </w:rPr>
-        <w:t xml:space="preserve"> </w:t>
-      </w:r>
-      <w:proofErr w:type="gramStart"/>
-      <w:r>
-        <w:rPr>
-          <w:rFonts w:ascii="Times New Roman" w:hAnsi="Times New Roman"/>
-          <w:sz w:val="28"/>
-          <w:lang w:val="en-US" w:eastAsia="ru-RU"/>
-        </w:rPr>
-        <w:t>to‘lovlari</w:t>
-      </w:r>
-      <w:proofErr w:type="gramEnd"/>
-      <w:r>
-        <w:rPr>
-          <w:rFonts w:ascii="Times New Roman" w:hAnsi="Times New Roman"/>
-          <w:sz w:val="28"/>
-          <w:lang w:val="en-US" w:eastAsia="ru-RU"/>
-        </w:rPr>
-        <w:t xml:space="preserve"> to‘g‘ridan-to‘g‘ri yoki bilvosita bank-kreditor tomonidan qarzdorga ajratilgan </w:t>
-      </w:r>
-    </w:p>
-    <w:p>
-      <w:pPr>
-        <w:ind w:firstLine="709"/>
-        <w:rPr>
-          <w:rFonts w:ascii="Times New Roman" w:hAnsi="Times New Roman"/>
-          <w:sz w:val="28"/>
-          <w:lang w:val="en-US" w:eastAsia="ru-RU"/>
-        </w:rPr>
-      </w:pPr>
-      <w:proofErr w:type="gramStart"/>
-      <w:r>
-        <w:rPr>
-          <w:rFonts w:ascii="Times New Roman" w:hAnsi="Times New Roman"/>
-          <w:sz w:val="28"/>
-          <w:lang w:val="en-US" w:eastAsia="ru-RU"/>
-        </w:rPr>
-        <w:lastRenderedPageBreak/>
-        <w:t>mablag‘lar</w:t>
-      </w:r>
-      <w:proofErr w:type="gramEnd"/>
-      <w:r>
-        <w:rPr>
-          <w:rFonts w:ascii="Times New Roman" w:hAnsi="Times New Roman"/>
-          <w:sz w:val="28"/>
-          <w:lang w:val="en-US" w:eastAsia="ru-RU"/>
-        </w:rPr>
-        <w:t xml:space="preserve"> hisobidan amalga oshiriladigan kreditlar; </w:t>
-      </w:r>
-    </w:p>
-    <w:p>
-      <w:pPr>
-        <w:ind w:firstLine="709"/>
-        <w:rPr>
-          <w:rFonts w:ascii="Times New Roman" w:hAnsi="Times New Roman"/>
-          <w:sz w:val="28"/>
-          <w:lang w:val="en-US" w:eastAsia="ru-RU"/>
-        </w:rPr>
-      </w:pPr>
-      <w:r>
-        <w:rPr>
-          <w:rFonts w:ascii="Times New Roman" w:hAnsi="Times New Roman"/>
-          <w:sz w:val="28"/>
-          <w:lang w:val="en-US" w:eastAsia="ru-RU"/>
-        </w:rPr>
-        <w:t xml:space="preserve">“Kredit portfeli tahlilida asosiy e’tibor kreditlar diversifikatsiyasiga qaratilmog‘i lozim. </w:t>
-      </w:r>
-    </w:p>
-    <w:p>
-      <w:pPr>
-        <w:ind w:firstLine="709"/>
-        <w:rPr>
-          <w:rFonts w:ascii="Times New Roman" w:hAnsi="Times New Roman"/>
-          <w:sz w:val="28"/>
-          <w:lang w:val="en-US" w:eastAsia="ru-RU"/>
-        </w:rPr>
-      </w:pPr>
-      <w:r>
-        <w:rPr>
-          <w:rFonts w:ascii="Times New Roman" w:hAnsi="Times New Roman"/>
-          <w:sz w:val="28"/>
-          <w:lang w:val="en-US" w:eastAsia="ru-RU"/>
-        </w:rPr>
-        <w:t xml:space="preserve">Buning uchun albatta, kredit qo‘yilmalarining tarmoqlar </w:t>
-      </w:r>
-      <w:proofErr w:type="gramStart"/>
-      <w:r>
-        <w:rPr>
-          <w:rFonts w:ascii="Times New Roman" w:hAnsi="Times New Roman"/>
-          <w:sz w:val="28"/>
-          <w:lang w:val="en-US" w:eastAsia="ru-RU"/>
-        </w:rPr>
-        <w:t>bo‘yicha</w:t>
-      </w:r>
-      <w:proofErr w:type="gramEnd"/>
-      <w:r>
-        <w:rPr>
-          <w:rFonts w:ascii="Times New Roman" w:hAnsi="Times New Roman"/>
-          <w:sz w:val="28"/>
-          <w:lang w:val="en-US" w:eastAsia="ru-RU"/>
-        </w:rPr>
-        <w:t xml:space="preserve"> tarkibiga e’tibor qaratilishi </w:t>
-      </w:r>
-    </w:p>
-    <w:p>
-      <w:pPr>
-        <w:ind w:firstLine="709"/>
-        <w:rPr>
-          <w:rFonts w:ascii="Times New Roman" w:hAnsi="Times New Roman"/>
-          <w:sz w:val="28"/>
-          <w:lang w:val="en-US" w:eastAsia="ru-RU"/>
-        </w:rPr>
-      </w:pPr>
-      <w:proofErr w:type="gramStart"/>
-      <w:r>
-        <w:rPr>
-          <w:rFonts w:ascii="Times New Roman" w:hAnsi="Times New Roman"/>
-          <w:sz w:val="28"/>
-          <w:lang w:val="en-US" w:eastAsia="ru-RU"/>
-        </w:rPr>
-        <w:t>lozim</w:t>
-      </w:r>
-      <w:proofErr w:type="gramEnd"/>
-      <w:r>
-        <w:rPr>
-          <w:rFonts w:ascii="Times New Roman" w:hAnsi="Times New Roman"/>
-          <w:sz w:val="28"/>
-          <w:lang w:val="en-US" w:eastAsia="ru-RU"/>
-        </w:rPr>
-        <w:t xml:space="preserve">. Hech qachon kreditlarning </w:t>
-      </w:r>
-      <w:proofErr w:type="gramStart"/>
-      <w:r>
-        <w:rPr>
-          <w:rFonts w:ascii="Times New Roman" w:hAnsi="Times New Roman"/>
-          <w:sz w:val="28"/>
-          <w:lang w:val="en-US" w:eastAsia="ru-RU"/>
-        </w:rPr>
-        <w:t>ko‘p</w:t>
-      </w:r>
-      <w:proofErr w:type="gramEnd"/>
-      <w:r>
-        <w:rPr>
-          <w:rFonts w:ascii="Times New Roman" w:hAnsi="Times New Roman"/>
-          <w:sz w:val="28"/>
-          <w:lang w:val="en-US" w:eastAsia="ru-RU"/>
-        </w:rPr>
-        <w:t xml:space="preserve"> qismini iqtisodiyotning bir tarmog‘iga yo‘naltirish </w:t>
-      </w:r>
-    </w:p>
-    <w:p>
-      <w:pPr>
-        <w:ind w:firstLine="709"/>
-        <w:rPr>
-          <w:rFonts w:ascii="Times New Roman" w:hAnsi="Times New Roman"/>
-          <w:sz w:val="28"/>
-          <w:lang w:val="en-US" w:eastAsia="ru-RU"/>
-        </w:rPr>
-      </w:pPr>
-      <w:proofErr w:type="gramStart"/>
-      <w:r>
-        <w:rPr>
-          <w:rFonts w:ascii="Times New Roman" w:hAnsi="Times New Roman"/>
-          <w:sz w:val="28"/>
-          <w:lang w:val="en-US" w:eastAsia="ru-RU"/>
-        </w:rPr>
-        <w:t>mumkin</w:t>
-      </w:r>
-      <w:proofErr w:type="gramEnd"/>
-      <w:r>
-        <w:rPr>
-          <w:rFonts w:ascii="Times New Roman" w:hAnsi="Times New Roman"/>
-          <w:sz w:val="28"/>
-          <w:lang w:val="en-US" w:eastAsia="ru-RU"/>
-        </w:rPr>
-        <w:t xml:space="preserve"> emas. Bu holda kredit portfelining tarmoq riski vujudga keladi. Kreditlarning </w:t>
-      </w:r>
-    </w:p>
-    <w:p>
-      <w:pPr>
-        <w:ind w:firstLine="709"/>
-        <w:rPr>
-          <w:rFonts w:ascii="Times New Roman" w:hAnsi="Times New Roman"/>
-          <w:sz w:val="28"/>
-          <w:lang w:val="en-US" w:eastAsia="ru-RU"/>
-        </w:rPr>
-      </w:pPr>
-      <w:proofErr w:type="gramStart"/>
-      <w:r>
-        <w:rPr>
-          <w:rFonts w:ascii="Times New Roman" w:hAnsi="Times New Roman"/>
-          <w:sz w:val="28"/>
-          <w:lang w:val="en-US" w:eastAsia="ru-RU"/>
-        </w:rPr>
-        <w:t>qaytarilishi</w:t>
-      </w:r>
-      <w:proofErr w:type="gramEnd"/>
-      <w:r>
-        <w:rPr>
-          <w:rFonts w:ascii="Times New Roman" w:hAnsi="Times New Roman"/>
-          <w:sz w:val="28"/>
-          <w:lang w:val="en-US" w:eastAsia="ru-RU"/>
-        </w:rPr>
-        <w:t xml:space="preserve">, bankning likvidliligi va to‘lov qobiliyati ushbu tarmoqning faoliyatiga bog‘liq bo‘lib </w:t>
-      </w:r>
-    </w:p>
-    <w:p>
-      <w:pPr>
-        <w:ind w:firstLine="709"/>
-        <w:rPr>
-          <w:rFonts w:ascii="Times New Roman" w:hAnsi="Times New Roman"/>
-          <w:sz w:val="28"/>
-          <w:lang w:val="en-US" w:eastAsia="ru-RU"/>
-        </w:rPr>
-      </w:pPr>
-      <w:proofErr w:type="gramStart"/>
-      <w:r>
-        <w:rPr>
-          <w:rFonts w:ascii="Times New Roman" w:hAnsi="Times New Roman"/>
-          <w:sz w:val="28"/>
-          <w:lang w:val="en-US" w:eastAsia="ru-RU"/>
-        </w:rPr>
-        <w:t>qoladi</w:t>
-      </w:r>
-      <w:proofErr w:type="gramEnd"/>
-      <w:r>
-        <w:rPr>
-          <w:rFonts w:ascii="Times New Roman" w:hAnsi="Times New Roman"/>
-          <w:sz w:val="28"/>
-          <w:lang w:val="en-US" w:eastAsia="ru-RU"/>
-        </w:rPr>
-        <w:t xml:space="preserve">” Diversifikatsiya nafaqat riskni kamaytiradi, balki portfelning rentabelligini ham </w:t>
-      </w:r>
-    </w:p>
-    <w:p>
-      <w:pPr>
-        <w:ind w:firstLine="709"/>
-        <w:rPr>
-          <w:rFonts w:ascii="Times New Roman" w:hAnsi="Times New Roman"/>
-          <w:sz w:val="28"/>
-          <w:lang w:val="en-US" w:eastAsia="ru-RU"/>
-        </w:rPr>
-      </w:pPr>
-      <w:proofErr w:type="gramStart"/>
-      <w:r>
-        <w:rPr>
-          <w:rFonts w:ascii="Times New Roman" w:hAnsi="Times New Roman"/>
-          <w:sz w:val="28"/>
-          <w:lang w:val="en-US" w:eastAsia="ru-RU"/>
-        </w:rPr>
-        <w:t>oshiradi</w:t>
-      </w:r>
-      <w:proofErr w:type="gramEnd"/>
-      <w:r>
-        <w:rPr>
-          <w:rFonts w:ascii="Times New Roman" w:hAnsi="Times New Roman"/>
-          <w:sz w:val="28"/>
-          <w:lang w:val="en-US" w:eastAsia="ru-RU"/>
-        </w:rPr>
-        <w:t xml:space="preserve">. Bundan tashqari, banklarda kredit monitoringi, kreditlarni baholash tizimlari ichki </w:t>
-      </w:r>
-    </w:p>
-    <w:p>
-      <w:pPr>
-        <w:ind w:firstLine="709"/>
-        <w:rPr>
-          <w:rFonts w:ascii="Times New Roman" w:hAnsi="Times New Roman"/>
-          <w:sz w:val="28"/>
-          <w:lang w:val="en-US" w:eastAsia="ru-RU"/>
-        </w:rPr>
-      </w:pPr>
-      <w:proofErr w:type="gramStart"/>
-      <w:r>
-        <w:rPr>
-          <w:rFonts w:ascii="Times New Roman" w:hAnsi="Times New Roman"/>
-          <w:sz w:val="28"/>
-          <w:lang w:val="en-US" w:eastAsia="ru-RU"/>
-        </w:rPr>
-        <w:t>audit</w:t>
-      </w:r>
-      <w:proofErr w:type="gramEnd"/>
-      <w:r>
-        <w:rPr>
-          <w:rFonts w:ascii="Times New Roman" w:hAnsi="Times New Roman"/>
-          <w:sz w:val="28"/>
-          <w:lang w:val="en-US" w:eastAsia="ru-RU"/>
-        </w:rPr>
-        <w:t xml:space="preserve">, va muammoli kreditlarni qayta tuzish amaliyotlari kredit portfelining sifati va </w:t>
-      </w:r>
-    </w:p>
-    <w:p>
-      <w:pPr>
-        <w:ind w:firstLine="709"/>
-        <w:rPr>
-          <w:rFonts w:ascii="Times New Roman" w:hAnsi="Times New Roman"/>
-          <w:sz w:val="28"/>
-          <w:lang w:val="en-US" w:eastAsia="ru-RU"/>
-        </w:rPr>
-      </w:pPr>
-      <w:proofErr w:type="gramStart"/>
-      <w:r>
-        <w:rPr>
-          <w:rFonts w:ascii="Times New Roman" w:hAnsi="Times New Roman"/>
-          <w:sz w:val="28"/>
-          <w:lang w:val="en-US" w:eastAsia="ru-RU"/>
-        </w:rPr>
-        <w:t>barqarorligini</w:t>
-      </w:r>
-      <w:proofErr w:type="gramEnd"/>
-      <w:r>
-        <w:rPr>
-          <w:rFonts w:ascii="Times New Roman" w:hAnsi="Times New Roman"/>
-          <w:sz w:val="28"/>
-          <w:lang w:val="en-US" w:eastAsia="ru-RU"/>
-        </w:rPr>
-        <w:t xml:space="preserve"> ta’minlashga xizmat qiladi. </w:t>
-      </w:r>
-    </w:p>
-    <w:p>
-      <w:pPr>
-        <w:ind w:firstLine="709"/>
-        <w:rPr>
-          <w:rFonts w:ascii="Times New Roman" w:hAnsi="Times New Roman"/>
-          <w:sz w:val="28"/>
-          <w:lang w:val="en-US" w:eastAsia="ru-RU"/>
-        </w:rPr>
-      </w:pPr>
-      <w:r>
-        <w:rPr>
-          <w:rFonts w:ascii="Times New Roman" w:hAnsi="Times New Roman"/>
-          <w:sz w:val="28"/>
-          <w:lang w:val="en-US" w:eastAsia="ru-RU"/>
-        </w:rPr>
-        <w:t xml:space="preserve">Xalqaro tajriba shuni </w:t>
-      </w:r>
-      <w:proofErr w:type="gramStart"/>
-      <w:r>
-        <w:rPr>
-          <w:rFonts w:ascii="Times New Roman" w:hAnsi="Times New Roman"/>
-          <w:sz w:val="28"/>
-          <w:lang w:val="en-US" w:eastAsia="ru-RU"/>
-        </w:rPr>
-        <w:t>ko‘rsatadiki</w:t>
-      </w:r>
-      <w:proofErr w:type="gramEnd"/>
-      <w:r>
-        <w:rPr>
-          <w:rFonts w:ascii="Times New Roman" w:hAnsi="Times New Roman"/>
-          <w:sz w:val="28"/>
-          <w:lang w:val="en-US" w:eastAsia="ru-RU"/>
-        </w:rPr>
-        <w:t xml:space="preserve">, rivojlangan mamlakatlarda kredit portfeli sifati </w:t>
-      </w:r>
-    </w:p>
-    <w:p>
-      <w:pPr>
-        <w:ind w:firstLine="709"/>
-        <w:rPr>
-          <w:rFonts w:ascii="Times New Roman" w:hAnsi="Times New Roman"/>
-          <w:sz w:val="28"/>
-          <w:lang w:val="en-US" w:eastAsia="ru-RU"/>
-        </w:rPr>
-      </w:pPr>
-      <w:proofErr w:type="gramStart"/>
-      <w:r>
-        <w:rPr>
-          <w:rFonts w:ascii="Times New Roman" w:hAnsi="Times New Roman"/>
-          <w:sz w:val="28"/>
-          <w:lang w:val="en-US" w:eastAsia="ru-RU"/>
-        </w:rPr>
-        <w:t>masalasiga</w:t>
-      </w:r>
-      <w:proofErr w:type="gramEnd"/>
-      <w:r>
-        <w:rPr>
-          <w:rFonts w:ascii="Times New Roman" w:hAnsi="Times New Roman"/>
-          <w:sz w:val="28"/>
-          <w:lang w:val="en-US" w:eastAsia="ru-RU"/>
-        </w:rPr>
-        <w:t xml:space="preserve"> juda katta e’tibor qaratiladi. Masalan, AQSh banklarida CECL modeli asosida </w:t>
-      </w:r>
-    </w:p>
-    <w:p>
-      <w:pPr>
-        <w:ind w:firstLine="709"/>
-        <w:rPr>
-          <w:rFonts w:ascii="Times New Roman" w:hAnsi="Times New Roman"/>
-          <w:sz w:val="28"/>
-          <w:lang w:val="en-US" w:eastAsia="ru-RU"/>
-        </w:rPr>
-      </w:pPr>
-      <w:proofErr w:type="gramStart"/>
-      <w:r>
-        <w:rPr>
-          <w:rFonts w:ascii="Times New Roman" w:hAnsi="Times New Roman"/>
-          <w:sz w:val="28"/>
-          <w:lang w:val="en-US" w:eastAsia="ru-RU"/>
-        </w:rPr>
-        <w:t>kreditlar</w:t>
-      </w:r>
-      <w:proofErr w:type="gramEnd"/>
-      <w:r>
-        <w:rPr>
-          <w:rFonts w:ascii="Times New Roman" w:hAnsi="Times New Roman"/>
-          <w:sz w:val="28"/>
-          <w:lang w:val="en-US" w:eastAsia="ru-RU"/>
-        </w:rPr>
-        <w:t xml:space="preserve"> berilishidan oldin ehtimoliy yo‘qotishlar hisoblab chiqiladi. Yevropa banklarida esa </w:t>
-      </w:r>
-    </w:p>
-    <w:p>
-      <w:pPr>
-        <w:ind w:firstLine="709"/>
-        <w:rPr>
-          <w:rFonts w:ascii="Times New Roman" w:hAnsi="Times New Roman"/>
-          <w:sz w:val="28"/>
-          <w:lang w:val="en-US" w:eastAsia="ru-RU"/>
-        </w:rPr>
-      </w:pPr>
-      <w:proofErr w:type="gramStart"/>
-      <w:r>
-        <w:rPr>
-          <w:rFonts w:ascii="Times New Roman" w:hAnsi="Times New Roman"/>
-          <w:sz w:val="28"/>
-          <w:lang w:val="en-US" w:eastAsia="ru-RU"/>
-        </w:rPr>
-        <w:t>muammoli</w:t>
-      </w:r>
-      <w:proofErr w:type="gramEnd"/>
-      <w:r>
-        <w:rPr>
-          <w:rFonts w:ascii="Times New Roman" w:hAnsi="Times New Roman"/>
-          <w:sz w:val="28"/>
-          <w:lang w:val="en-US" w:eastAsia="ru-RU"/>
-        </w:rPr>
-        <w:t xml:space="preserve"> aktivlarni boshqarish bo‘yicha maxsus bo‘linmalar tashkil etilgan bo‘lib, ular</w:t>
-      </w:r>
-    </w:p>
-    <w:p>
-      <w:pPr>
-        <w:ind w:firstLine="709"/>
-        <w:rPr>
-          <w:rFonts w:ascii="Times New Roman" w:hAnsi="Times New Roman"/>
-          <w:sz w:val="28"/>
-          <w:lang w:val="en-US" w:eastAsia="ru-RU"/>
-        </w:rPr>
-      </w:pPr>
-      <w:proofErr w:type="gramStart"/>
-      <w:r>
-        <w:rPr>
-          <w:rFonts w:ascii="Times New Roman" w:hAnsi="Times New Roman"/>
-          <w:sz w:val="28"/>
-          <w:lang w:val="en-US" w:eastAsia="ru-RU"/>
-        </w:rPr>
-        <w:t>kreditlar</w:t>
-      </w:r>
-      <w:proofErr w:type="gramEnd"/>
-      <w:r>
-        <w:rPr>
-          <w:rFonts w:ascii="Times New Roman" w:hAnsi="Times New Roman"/>
-          <w:sz w:val="28"/>
-          <w:lang w:val="en-US" w:eastAsia="ru-RU"/>
-        </w:rPr>
-        <w:t xml:space="preserve"> monitoringini amalga oshiradi. Janubiy Koreya kabi davlatlarda hatto davlat </w:t>
-      </w:r>
-    </w:p>
-    <w:p>
-      <w:pPr>
-        <w:ind w:firstLine="709"/>
-        <w:rPr>
-          <w:rFonts w:ascii="Times New Roman" w:hAnsi="Times New Roman"/>
-          <w:sz w:val="28"/>
-          <w:lang w:val="en-US" w:eastAsia="ru-RU"/>
-        </w:rPr>
-      </w:pPr>
-      <w:proofErr w:type="gramStart"/>
-      <w:r>
-        <w:rPr>
-          <w:rFonts w:ascii="Times New Roman" w:hAnsi="Times New Roman"/>
-          <w:sz w:val="28"/>
-          <w:lang w:val="en-US" w:eastAsia="ru-RU"/>
-        </w:rPr>
-        <w:t>ko‘magida</w:t>
-      </w:r>
-      <w:proofErr w:type="gramEnd"/>
-      <w:r>
-        <w:rPr>
-          <w:rFonts w:ascii="Times New Roman" w:hAnsi="Times New Roman"/>
-          <w:sz w:val="28"/>
-          <w:lang w:val="en-US" w:eastAsia="ru-RU"/>
-        </w:rPr>
-        <w:t xml:space="preserve"> muammoli aktivlarni qayta tiklovchi agentliklar faoliyat yuritadi. </w:t>
-      </w:r>
-    </w:p>
-    <w:p>
-      <w:pPr>
-        <w:ind w:firstLine="709"/>
-        <w:rPr>
-          <w:rFonts w:ascii="Times New Roman" w:hAnsi="Times New Roman"/>
-          <w:sz w:val="28"/>
-          <w:lang w:val="en-US" w:eastAsia="ru-RU"/>
-        </w:rPr>
-      </w:pPr>
-      <w:r>
-        <w:rPr>
-          <w:rFonts w:ascii="Times New Roman" w:hAnsi="Times New Roman"/>
-          <w:sz w:val="28"/>
-          <w:lang w:val="en-US" w:eastAsia="ru-RU"/>
-        </w:rPr>
-        <w:t xml:space="preserve">Xalqaro tajribaga </w:t>
-      </w:r>
-      <w:proofErr w:type="gramStart"/>
-      <w:r>
-        <w:rPr>
-          <w:rFonts w:ascii="Times New Roman" w:hAnsi="Times New Roman"/>
-          <w:sz w:val="28"/>
-          <w:lang w:val="en-US" w:eastAsia="ru-RU"/>
-        </w:rPr>
-        <w:t>ko`</w:t>
-      </w:r>
-      <w:proofErr w:type="gramEnd"/>
-      <w:r>
-        <w:rPr>
-          <w:rFonts w:ascii="Times New Roman" w:hAnsi="Times New Roman"/>
-          <w:sz w:val="28"/>
-          <w:lang w:val="en-US" w:eastAsia="ru-RU"/>
-        </w:rPr>
-        <w:t xml:space="preserve">ra, kredit portfeli tahlilidan maqsad, kredit portfelining umumiy </w:t>
-      </w:r>
-    </w:p>
-    <w:p>
-      <w:pPr>
-        <w:ind w:firstLine="709"/>
-        <w:rPr>
-          <w:rFonts w:ascii="Times New Roman" w:hAnsi="Times New Roman"/>
-          <w:sz w:val="28"/>
-          <w:lang w:val="en-US" w:eastAsia="ru-RU"/>
-        </w:rPr>
-      </w:pPr>
-      <w:proofErr w:type="gramStart"/>
-      <w:r>
-        <w:rPr>
-          <w:rFonts w:ascii="Times New Roman" w:hAnsi="Times New Roman"/>
-          <w:sz w:val="28"/>
-          <w:lang w:val="en-US" w:eastAsia="ru-RU"/>
-        </w:rPr>
-        <w:t>holatini</w:t>
-      </w:r>
-      <w:proofErr w:type="gramEnd"/>
-      <w:r>
-        <w:rPr>
-          <w:rFonts w:ascii="Times New Roman" w:hAnsi="Times New Roman"/>
-          <w:sz w:val="28"/>
-          <w:lang w:val="en-US" w:eastAsia="ru-RU"/>
-        </w:rPr>
-        <w:t xml:space="preserve"> baholash, kredit sifati ko‘rsatkichlarini tahlil qilish va bankning moliyaviy barqarorligi </w:t>
-      </w:r>
-    </w:p>
-    <w:p>
-      <w:pPr>
-        <w:ind w:firstLine="709"/>
-        <w:rPr>
-          <w:rFonts w:ascii="Times New Roman" w:hAnsi="Times New Roman"/>
-          <w:sz w:val="28"/>
-          <w:lang w:val="en-US" w:eastAsia="ru-RU"/>
-        </w:rPr>
-      </w:pPr>
-      <w:proofErr w:type="gramStart"/>
-      <w:r>
-        <w:rPr>
-          <w:rFonts w:ascii="Times New Roman" w:hAnsi="Times New Roman"/>
-          <w:sz w:val="28"/>
-          <w:lang w:val="en-US" w:eastAsia="ru-RU"/>
-        </w:rPr>
-        <w:lastRenderedPageBreak/>
-        <w:t>va</w:t>
-      </w:r>
-      <w:proofErr w:type="gramEnd"/>
-      <w:r>
-        <w:rPr>
-          <w:rFonts w:ascii="Times New Roman" w:hAnsi="Times New Roman"/>
-          <w:sz w:val="28"/>
-          <w:lang w:val="en-US" w:eastAsia="ru-RU"/>
-        </w:rPr>
-        <w:t xml:space="preserve"> samaradorligiga ta’sir qilishi mumkin bo‘lgan konsentratsiya xavflarini aniqlash. Kerakli </w:t>
-      </w:r>
-    </w:p>
-    <w:p>
-      <w:pPr>
-        <w:ind w:firstLine="709"/>
-        <w:rPr>
-          <w:rFonts w:ascii="Times New Roman" w:hAnsi="Times New Roman"/>
-          <w:sz w:val="28"/>
-          <w:lang w:val="en-US" w:eastAsia="ru-RU"/>
-        </w:rPr>
-      </w:pPr>
-      <w:r>
-        <w:rPr>
-          <w:rFonts w:ascii="Times New Roman" w:hAnsi="Times New Roman"/>
-          <w:sz w:val="28"/>
-          <w:lang w:val="en-US" w:eastAsia="ru-RU"/>
-        </w:rPr>
-        <w:t xml:space="preserve">ma’lumotlar: </w:t>
-      </w:r>
-    </w:p>
-    <w:p>
-      <w:pPr>
-        <w:ind w:firstLine="709"/>
-        <w:rPr>
-          <w:rFonts w:ascii="Times New Roman" w:hAnsi="Times New Roman"/>
-          <w:sz w:val="28"/>
-          <w:lang w:val="en-US" w:eastAsia="ru-RU"/>
-        </w:rPr>
-      </w:pPr>
-      <w:r>
-        <w:rPr>
-          <w:rFonts w:ascii="Times New Roman" w:hAnsi="Times New Roman"/>
-          <w:sz w:val="28"/>
-          <w:lang w:val="en-US" w:eastAsia="ru-RU"/>
-        </w:rPr>
-        <w:t xml:space="preserve"> Kreditlar </w:t>
-      </w:r>
-      <w:proofErr w:type="gramStart"/>
-      <w:r>
-        <w:rPr>
-          <w:rFonts w:ascii="Times New Roman" w:hAnsi="Times New Roman"/>
-          <w:sz w:val="28"/>
-          <w:lang w:val="en-US" w:eastAsia="ru-RU"/>
-        </w:rPr>
-        <w:t>bo‘yicha</w:t>
-      </w:r>
-      <w:proofErr w:type="gramEnd"/>
-      <w:r>
-        <w:rPr>
-          <w:rFonts w:ascii="Times New Roman" w:hAnsi="Times New Roman"/>
-          <w:sz w:val="28"/>
-          <w:lang w:val="en-US" w:eastAsia="ru-RU"/>
-        </w:rPr>
-        <w:t xml:space="preserve"> umumiy qoldiq summalari segmentlar kesimida (masalan, kichik </w:t>
-      </w:r>
-    </w:p>
-    <w:p>
-      <w:pPr>
-        <w:ind w:firstLine="709"/>
-        <w:rPr>
-          <w:rFonts w:ascii="Times New Roman" w:hAnsi="Times New Roman"/>
-          <w:sz w:val="28"/>
-          <w:lang w:val="en-US" w:eastAsia="ru-RU"/>
-        </w:rPr>
-      </w:pPr>
-      <w:proofErr w:type="gramStart"/>
-      <w:r>
-        <w:rPr>
-          <w:rFonts w:ascii="Times New Roman" w:hAnsi="Times New Roman"/>
-          <w:sz w:val="28"/>
-          <w:lang w:val="en-US" w:eastAsia="ru-RU"/>
-        </w:rPr>
-        <w:t>biznes</w:t>
-      </w:r>
-      <w:proofErr w:type="gramEnd"/>
-      <w:r>
-        <w:rPr>
-          <w:rFonts w:ascii="Times New Roman" w:hAnsi="Times New Roman"/>
-          <w:sz w:val="28"/>
-          <w:lang w:val="en-US" w:eastAsia="ru-RU"/>
-        </w:rPr>
-        <w:t xml:space="preserve">, korporativ, tijorat ko‘chmas mulki); </w:t>
-      </w:r>
-    </w:p>
-    <w:p>
-      <w:pPr>
-        <w:ind w:firstLine="709"/>
-        <w:rPr>
-          <w:rFonts w:ascii="Times New Roman" w:hAnsi="Times New Roman"/>
-          <w:sz w:val="28"/>
-          <w:lang w:val="en-US" w:eastAsia="ru-RU"/>
-        </w:rPr>
-      </w:pPr>
-      <w:r>
-        <w:rPr>
-          <w:rFonts w:ascii="Times New Roman" w:hAnsi="Times New Roman"/>
-          <w:sz w:val="28"/>
-          <w:lang w:val="en-US" w:eastAsia="ru-RU"/>
-        </w:rPr>
-        <w:t xml:space="preserve"> Kreditlarning tasniflanishi (masalan, amal qilayotgan, muddatidan o‘tgan, muammoli); </w:t>
-      </w:r>
-    </w:p>
-    <w:p>
-      <w:pPr>
-        <w:ind w:firstLine="709"/>
-        <w:rPr>
-          <w:rFonts w:ascii="Times New Roman" w:hAnsi="Times New Roman"/>
-          <w:sz w:val="28"/>
-          <w:lang w:val="en-US" w:eastAsia="ru-RU"/>
-        </w:rPr>
-      </w:pPr>
-      <w:r>
-        <w:rPr>
-          <w:rFonts w:ascii="Times New Roman" w:hAnsi="Times New Roman"/>
-          <w:sz w:val="28"/>
-          <w:lang w:val="en-US" w:eastAsia="ru-RU"/>
-        </w:rPr>
-        <w:t xml:space="preserve"> Muddat buzilishi </w:t>
-      </w:r>
-      <w:proofErr w:type="gramStart"/>
-      <w:r>
-        <w:rPr>
-          <w:rFonts w:ascii="Times New Roman" w:hAnsi="Times New Roman"/>
-          <w:sz w:val="28"/>
-          <w:lang w:val="en-US" w:eastAsia="ru-RU"/>
-        </w:rPr>
-        <w:t>ko‘rsatkichlari</w:t>
-      </w:r>
-      <w:proofErr w:type="gramEnd"/>
-      <w:r>
-        <w:rPr>
-          <w:rFonts w:ascii="Times New Roman" w:hAnsi="Times New Roman"/>
-          <w:sz w:val="28"/>
-          <w:lang w:val="en-US" w:eastAsia="ru-RU"/>
-        </w:rPr>
-        <w:t xml:space="preserve"> va muammoli kreditlar (NPL) darajasi; </w:t>
-      </w:r>
-    </w:p>
-    <w:p>
-      <w:pPr>
-        <w:ind w:firstLine="709"/>
-        <w:rPr>
-          <w:rFonts w:ascii="Times New Roman" w:hAnsi="Times New Roman"/>
-          <w:sz w:val="28"/>
-          <w:lang w:val="en-US" w:eastAsia="ru-RU"/>
-        </w:rPr>
-      </w:pPr>
-      <w:r>
-        <w:rPr>
-          <w:rFonts w:ascii="Times New Roman" w:hAnsi="Times New Roman"/>
-          <w:sz w:val="28"/>
-          <w:lang w:val="en-US" w:eastAsia="ru-RU"/>
-        </w:rPr>
-        <w:t xml:space="preserve"> Kreditlar </w:t>
-      </w:r>
-      <w:proofErr w:type="gramStart"/>
-      <w:r>
-        <w:rPr>
-          <w:rFonts w:ascii="Times New Roman" w:hAnsi="Times New Roman"/>
-          <w:sz w:val="28"/>
-          <w:lang w:val="en-US" w:eastAsia="ru-RU"/>
-        </w:rPr>
-        <w:t>bo‘yicha</w:t>
-      </w:r>
-      <w:proofErr w:type="gramEnd"/>
-      <w:r>
-        <w:rPr>
-          <w:rFonts w:ascii="Times New Roman" w:hAnsi="Times New Roman"/>
-          <w:sz w:val="28"/>
-          <w:lang w:val="en-US" w:eastAsia="ru-RU"/>
-        </w:rPr>
-        <w:t xml:space="preserve"> zaxira ma’lumotlari; </w:t>
-      </w:r>
-    </w:p>
-    <w:p>
-      <w:pPr>
-        <w:ind w:firstLine="709"/>
-        <w:rPr>
-          <w:rFonts w:ascii="Times New Roman" w:hAnsi="Times New Roman"/>
-          <w:sz w:val="28"/>
-          <w:lang w:val="en-US" w:eastAsia="ru-RU"/>
-        </w:rPr>
-      </w:pPr>
-      <w:r>
-        <w:rPr>
-          <w:rFonts w:ascii="Times New Roman" w:hAnsi="Times New Roman"/>
-          <w:sz w:val="28"/>
-          <w:lang w:val="en-US" w:eastAsia="ru-RU"/>
-        </w:rPr>
-        <w:t xml:space="preserve"> Tarmoqlar/sohalar kesimidagi ekspozitsiyalar </w:t>
-      </w:r>
-      <w:proofErr w:type="gramStart"/>
-      <w:r>
-        <w:rPr>
-          <w:rFonts w:ascii="Times New Roman" w:hAnsi="Times New Roman"/>
-          <w:sz w:val="28"/>
-          <w:lang w:val="en-US" w:eastAsia="ru-RU"/>
-        </w:rPr>
-        <w:t>va</w:t>
-      </w:r>
-      <w:proofErr w:type="gramEnd"/>
-      <w:r>
-        <w:rPr>
-          <w:rFonts w:ascii="Times New Roman" w:hAnsi="Times New Roman"/>
-          <w:sz w:val="28"/>
-          <w:lang w:val="en-US" w:eastAsia="ru-RU"/>
-        </w:rPr>
-        <w:t xml:space="preserve"> belgilangan limitlar; </w:t>
-      </w:r>
-    </w:p>
-    <w:p>
-      <w:pPr>
-        <w:ind w:firstLine="709"/>
-        <w:rPr>
-          <w:rFonts w:ascii="Times New Roman" w:hAnsi="Times New Roman"/>
-          <w:sz w:val="28"/>
-          <w:lang w:val="en-US" w:eastAsia="ru-RU"/>
-        </w:rPr>
-      </w:pPr>
-      <w:r>
-        <w:rPr>
-          <w:rFonts w:ascii="Times New Roman" w:hAnsi="Times New Roman"/>
-          <w:sz w:val="28"/>
-          <w:lang w:val="en-US" w:eastAsia="ru-RU"/>
-        </w:rPr>
-        <w:t xml:space="preserve"> Ta’minotlar (agar mavjud </w:t>
-      </w:r>
-      <w:proofErr w:type="gramStart"/>
-      <w:r>
-        <w:rPr>
-          <w:rFonts w:ascii="Times New Roman" w:hAnsi="Times New Roman"/>
-          <w:sz w:val="28"/>
-          <w:lang w:val="en-US" w:eastAsia="ru-RU"/>
-        </w:rPr>
-        <w:t>bo‘lsa</w:t>
-      </w:r>
-      <w:proofErr w:type="gramEnd"/>
-      <w:r>
-        <w:rPr>
-          <w:rFonts w:ascii="Times New Roman" w:hAnsi="Times New Roman"/>
-          <w:sz w:val="28"/>
-          <w:lang w:val="en-US" w:eastAsia="ru-RU"/>
-        </w:rPr>
-        <w:t xml:space="preserve">, chuqurroq xavf baholash uchun foydali). </w:t>
-      </w:r>
-    </w:p>
-    <w:p>
-      <w:pPr>
-        <w:ind w:firstLine="709"/>
-        <w:rPr>
-          <w:rFonts w:ascii="Times New Roman" w:hAnsi="Times New Roman"/>
-          <w:sz w:val="28"/>
-          <w:lang w:val="en-US" w:eastAsia="ru-RU"/>
-        </w:rPr>
-      </w:pPr>
-      <w:r>
-        <w:rPr>
-          <w:rFonts w:ascii="Times New Roman" w:hAnsi="Times New Roman"/>
-          <w:sz w:val="28"/>
-          <w:lang w:val="en-US" w:eastAsia="ru-RU"/>
-        </w:rPr>
-        <w:t xml:space="preserve">Tahlilni bosqichma-bosqich o‘tkazish:  </w:t>
-      </w:r>
-    </w:p>
-    <w:p>
-      <w:pPr>
-        <w:ind w:firstLine="709"/>
-        <w:rPr>
-          <w:rFonts w:ascii="Times New Roman" w:hAnsi="Times New Roman"/>
-          <w:sz w:val="28"/>
-          <w:lang w:val="en-US" w:eastAsia="ru-RU"/>
-        </w:rPr>
-      </w:pPr>
-      <w:r>
-        <w:rPr>
-          <w:rFonts w:ascii="Times New Roman" w:hAnsi="Times New Roman"/>
-          <w:sz w:val="28"/>
-          <w:lang w:val="en-US" w:eastAsia="ru-RU"/>
-        </w:rPr>
-        <w:t xml:space="preserve">1-bosqich: Kredit ma’lumotlarini yirik segmentlar yoki tarmoqlar </w:t>
-      </w:r>
-      <w:proofErr w:type="gramStart"/>
-      <w:r>
-        <w:rPr>
-          <w:rFonts w:ascii="Times New Roman" w:hAnsi="Times New Roman"/>
-          <w:sz w:val="28"/>
-          <w:lang w:val="en-US" w:eastAsia="ru-RU"/>
-        </w:rPr>
-        <w:t>bo‘yicha</w:t>
-      </w:r>
-      <w:proofErr w:type="gramEnd"/>
-      <w:r>
-        <w:rPr>
-          <w:rFonts w:ascii="Times New Roman" w:hAnsi="Times New Roman"/>
-          <w:sz w:val="28"/>
-          <w:lang w:val="en-US" w:eastAsia="ru-RU"/>
-        </w:rPr>
-        <w:t xml:space="preserve"> guruhlang. Har </w:t>
-      </w:r>
-    </w:p>
-    <w:p>
-      <w:pPr>
-        <w:ind w:firstLine="709"/>
-        <w:rPr>
-          <w:rFonts w:ascii="Times New Roman" w:hAnsi="Times New Roman"/>
-          <w:sz w:val="28"/>
-          <w:lang w:val="en-US" w:eastAsia="ru-RU"/>
-        </w:rPr>
-      </w:pPr>
-      <w:proofErr w:type="gramStart"/>
-      <w:r>
-        <w:rPr>
-          <w:rFonts w:ascii="Times New Roman" w:hAnsi="Times New Roman"/>
-          <w:sz w:val="28"/>
-          <w:lang w:val="en-US" w:eastAsia="ru-RU"/>
-        </w:rPr>
-        <w:t>bir</w:t>
-      </w:r>
-      <w:proofErr w:type="gramEnd"/>
-      <w:r>
-        <w:rPr>
-          <w:rFonts w:ascii="Times New Roman" w:hAnsi="Times New Roman"/>
-          <w:sz w:val="28"/>
-          <w:lang w:val="en-US" w:eastAsia="ru-RU"/>
-        </w:rPr>
-        <w:t xml:space="preserve"> segment bo‘yicha mavjud kredit qoldiqlari va ular kredit portfelining umumiy hajmidagi </w:t>
-      </w:r>
-    </w:p>
-    <w:p>
-      <w:pPr>
-        <w:ind w:firstLine="709"/>
-        <w:rPr>
-          <w:rFonts w:ascii="Times New Roman" w:hAnsi="Times New Roman"/>
-          <w:sz w:val="28"/>
-          <w:lang w:val="en-US" w:eastAsia="ru-RU"/>
-        </w:rPr>
-      </w:pPr>
-      <w:proofErr w:type="gramStart"/>
-      <w:r>
-        <w:rPr>
-          <w:rFonts w:ascii="Times New Roman" w:hAnsi="Times New Roman"/>
-          <w:sz w:val="28"/>
-          <w:lang w:val="en-US" w:eastAsia="ru-RU"/>
-        </w:rPr>
-        <w:t>ulushini</w:t>
-      </w:r>
-      <w:proofErr w:type="gramEnd"/>
-      <w:r>
-        <w:rPr>
-          <w:rFonts w:ascii="Times New Roman" w:hAnsi="Times New Roman"/>
-          <w:sz w:val="28"/>
-          <w:lang w:val="en-US" w:eastAsia="ru-RU"/>
-        </w:rPr>
-        <w:t xml:space="preserve"> aniqlang. </w:t>
-      </w:r>
-    </w:p>
-    <w:p>
-      <w:pPr>
-        <w:ind w:firstLine="709"/>
-        <w:rPr>
-          <w:rFonts w:ascii="Times New Roman" w:hAnsi="Times New Roman"/>
-          <w:sz w:val="28"/>
-          <w:lang w:val="en-US" w:eastAsia="ru-RU"/>
-        </w:rPr>
-      </w:pPr>
-      <w:r>
-        <w:rPr>
-          <w:rFonts w:ascii="Times New Roman" w:hAnsi="Times New Roman"/>
-          <w:sz w:val="28"/>
-          <w:lang w:val="en-US" w:eastAsia="ru-RU"/>
-        </w:rPr>
-        <w:t xml:space="preserve">2-bosqich: Kreditlarni ularning sifati </w:t>
-      </w:r>
-      <w:proofErr w:type="gramStart"/>
-      <w:r>
-        <w:rPr>
-          <w:rFonts w:ascii="Times New Roman" w:hAnsi="Times New Roman"/>
-          <w:sz w:val="28"/>
-          <w:lang w:val="en-US" w:eastAsia="ru-RU"/>
-        </w:rPr>
-        <w:t>bo‘yicha</w:t>
-      </w:r>
-      <w:proofErr w:type="gramEnd"/>
-      <w:r>
-        <w:rPr>
-          <w:rFonts w:ascii="Times New Roman" w:hAnsi="Times New Roman"/>
-          <w:sz w:val="28"/>
-          <w:lang w:val="en-US" w:eastAsia="ru-RU"/>
-        </w:rPr>
-        <w:t xml:space="preserve"> toifalarga ajrating (masalan, o‘z vaqtida </w:t>
-      </w:r>
-    </w:p>
-    <w:p>
-      <w:pPr>
-        <w:ind w:firstLine="709"/>
-        <w:rPr>
-          <w:rFonts w:ascii="Times New Roman" w:hAnsi="Times New Roman"/>
-          <w:sz w:val="28"/>
-          <w:lang w:val="en-US" w:eastAsia="ru-RU"/>
-        </w:rPr>
-      </w:pPr>
-      <w:proofErr w:type="gramStart"/>
-      <w:r>
-        <w:rPr>
-          <w:rFonts w:ascii="Times New Roman" w:hAnsi="Times New Roman"/>
-          <w:sz w:val="28"/>
-          <w:lang w:val="en-US" w:eastAsia="ru-RU"/>
-        </w:rPr>
-        <w:t>to‘lanayotgan</w:t>
-      </w:r>
-      <w:proofErr w:type="gramEnd"/>
-      <w:r>
-        <w:rPr>
-          <w:rFonts w:ascii="Times New Roman" w:hAnsi="Times New Roman"/>
-          <w:sz w:val="28"/>
-          <w:lang w:val="en-US" w:eastAsia="ru-RU"/>
-        </w:rPr>
-        <w:t xml:space="preserve">, kechikkan, muammoli). </w:t>
-      </w:r>
-    </w:p>
-    <w:p>
-      <w:pPr>
-        <w:ind w:firstLine="709"/>
-        <w:rPr>
-          <w:rFonts w:ascii="Times New Roman" w:hAnsi="Times New Roman"/>
-          <w:sz w:val="28"/>
-          <w:lang w:val="en-US" w:eastAsia="ru-RU"/>
-        </w:rPr>
-      </w:pPr>
-      <w:r>
-        <w:rPr>
-          <w:rFonts w:ascii="Times New Roman" w:hAnsi="Times New Roman"/>
-          <w:sz w:val="28"/>
-          <w:lang w:val="en-US" w:eastAsia="ru-RU"/>
-        </w:rPr>
-        <w:t xml:space="preserve">Muammoli kreditlar ulushi (NPL koeffitsienti):  </w:t>
-      </w:r>
-    </w:p>
-    <w:p>
-      <w:pPr>
-        <w:ind w:firstLine="709"/>
-        <w:rPr>
-          <w:rFonts w:ascii="Times New Roman" w:hAnsi="Times New Roman"/>
-          <w:sz w:val="28"/>
-          <w:lang w:val="en-US" w:eastAsia="ru-RU"/>
-        </w:rPr>
-      </w:pPr>
-      <w:r>
-        <w:rPr>
-          <w:rFonts w:ascii="Times New Roman" w:hAnsi="Times New Roman"/>
-          <w:sz w:val="28"/>
-          <w:lang w:val="en-US" w:eastAsia="ru-RU"/>
-        </w:rPr>
-        <w:t>NPL darajasi= (</w:t>
-      </w:r>
-      <w:r>
-        <w:rPr>
-          <w:rFonts w:ascii="Cambria Math" w:hAnsi="Cambria Math" w:cs="Cambria Math"/>
-          <w:sz w:val="28"/>
-          <w:lang w:val="en-US" w:eastAsia="ru-RU"/>
-        </w:rPr>
-        <w:t>𝐽𝑎𝑚𝑖</w:t>
+        <w:t>portfeli</w:t>
+      </w:r>
+      <w:proofErr w:type="gramEnd"/>
+      <w:r>
+        <w:rPr>
+          <w:rFonts w:ascii="Times New Roman" w:hAnsi="Times New Roman"/>
+          <w:sz w:val="28"/>
+          <w:lang w:val="en-US" w:eastAsia="ru-RU"/>
+        </w:rPr>
+        <w:t xml:space="preserve"> sifati alohida ahamiyat kasb etadi. Uning boshqaruvi uchun puxta kredit siyosati,</w:t>
       </w:r>
       <w:r>
         <w:rPr>
@@ -17694,871 +18079,11 @@
       </w:r>
       <w:r>
         <w:rPr>
-          <w:rFonts w:ascii="Cambria Math" w:hAnsi="Cambria Math" w:cs="Cambria Math"/>
-          <w:sz w:val="28"/>
-          <w:lang w:val="en-US" w:eastAsia="ru-RU"/>
-        </w:rPr>
-        <w:t>𝑚𝑢𝑎𝑚𝑚𝑜𝑙𝑖</w:t>
-      </w:r>
-      <w:r>
-        <w:rPr>
-          <w:rFonts w:ascii="Times New Roman" w:hAnsi="Times New Roman"/>
-          <w:sz w:val="28"/>
-          <w:lang w:val="en-US" w:eastAsia="ru-RU"/>
-        </w:rPr>
-        <w:t xml:space="preserve"> </w:t>
-      </w:r>
-      <w:r>
-        <w:rPr>
-          <w:rFonts w:ascii="Cambria Math" w:hAnsi="Cambria Math" w:cs="Cambria Math"/>
-          <w:sz w:val="28"/>
-          <w:lang w:val="en-US" w:eastAsia="ru-RU"/>
-        </w:rPr>
-        <w:t>𝑘𝑟𝑒𝑑𝑖𝑡𝑙𝑎𝑟</w:t>
-      </w:r>
-    </w:p>
-    <w:p>
-      <w:pPr>
-        <w:ind w:firstLine="709"/>
-        <w:rPr>
-          <w:rFonts w:ascii="Times New Roman" w:hAnsi="Times New Roman"/>
-          <w:sz w:val="28"/>
-          <w:lang w:val="en-US" w:eastAsia="ru-RU"/>
-        </w:rPr>
-      </w:pPr>
-      <w:r>
-        <w:rPr>
-          <w:rFonts w:ascii="Times New Roman" w:hAnsi="Times New Roman"/>
-          <w:sz w:val="28"/>
-          <w:lang w:val="en-US" w:eastAsia="ru-RU"/>
-        </w:rPr>
-        <w:t xml:space="preserve">3-bosqich: </w:t>
-      </w:r>
-    </w:p>
-    <w:p>
-      <w:pPr>
-        <w:ind w:firstLine="709"/>
-        <w:rPr>
-          <w:rFonts w:ascii="Times New Roman" w:hAnsi="Times New Roman"/>
-          <w:sz w:val="28"/>
-          <w:lang w:val="en-US" w:eastAsia="ru-RU"/>
-        </w:rPr>
-      </w:pPr>
-      <w:r>
-        <w:rPr>
-          <w:rFonts w:ascii="Tahoma" w:hAnsi="Tahoma" w:cs="Tahoma"/>
-          <w:sz w:val="28"/>
-          <w:lang w:val="en-US" w:eastAsia="ru-RU"/>
-        </w:rPr>
-        <w:t>�</w:t>
-      </w:r>
-    </w:p>
-    <w:p>
-      <w:pPr>
-        <w:ind w:firstLine="709"/>
-        <w:rPr>
-          <w:rFonts w:ascii="Times New Roman" w:hAnsi="Times New Roman"/>
-          <w:sz w:val="28"/>
-          <w:lang w:val="en-US" w:eastAsia="ru-RU"/>
-        </w:rPr>
-      </w:pPr>
-      <w:r>
-        <w:rPr>
-          <w:rFonts w:ascii="Tahoma" w:hAnsi="Tahoma" w:cs="Tahoma"/>
-          <w:sz w:val="28"/>
-          <w:lang w:val="en-US" w:eastAsia="ru-RU"/>
-        </w:rPr>
-        <w:t>�</w:t>
-      </w:r>
-      <w:r>
-        <w:rPr>
-          <w:rFonts w:ascii="Cambria Math" w:hAnsi="Cambria Math" w:cs="Cambria Math"/>
-          <w:sz w:val="28"/>
-          <w:lang w:val="en-US" w:eastAsia="ru-RU"/>
-        </w:rPr>
-        <w:t>𝑎𝑚𝑖</w:t>
-      </w:r>
-      <w:r>
-        <w:rPr>
-          <w:rFonts w:ascii="Times New Roman" w:hAnsi="Times New Roman"/>
-          <w:sz w:val="28"/>
-          <w:lang w:val="en-US" w:eastAsia="ru-RU"/>
-        </w:rPr>
-        <w:t xml:space="preserve"> </w:t>
-      </w:r>
-      <w:r>
-        <w:rPr>
-          <w:rFonts w:ascii="Cambria Math" w:hAnsi="Cambria Math" w:cs="Cambria Math"/>
-          <w:sz w:val="28"/>
-          <w:lang w:val="en-US" w:eastAsia="ru-RU"/>
-        </w:rPr>
-        <w:t>𝑏𝑟𝑢𝑡𝑡𝑜</w:t>
-      </w:r>
-      <w:r>
-        <w:rPr>
-          <w:rFonts w:ascii="Times New Roman" w:hAnsi="Times New Roman"/>
-          <w:sz w:val="28"/>
-          <w:lang w:val="en-US" w:eastAsia="ru-RU"/>
-        </w:rPr>
-        <w:t xml:space="preserve"> </w:t>
-      </w:r>
-      <w:r>
-        <w:rPr>
-          <w:rFonts w:ascii="Cambria Math" w:hAnsi="Cambria Math" w:cs="Cambria Math"/>
-          <w:sz w:val="28"/>
-          <w:lang w:val="en-US" w:eastAsia="ru-RU"/>
-        </w:rPr>
-        <w:t>𝑘𝑟𝑒𝑑𝑖𝑡𝑙𝑎𝑟</w:t>
-      </w:r>
-    </w:p>
-    <w:p>
-      <w:pPr>
-        <w:ind w:firstLine="709"/>
-        <w:rPr>
-          <w:rFonts w:ascii="Times New Roman" w:hAnsi="Times New Roman"/>
-          <w:sz w:val="28"/>
-          <w:lang w:val="en-US" w:eastAsia="ru-RU"/>
-        </w:rPr>
-      </w:pPr>
-      <w:r>
-        <w:rPr>
-          <w:rFonts w:ascii="Times New Roman" w:hAnsi="Times New Roman"/>
-          <w:sz w:val="28"/>
-          <w:lang w:val="en-US" w:eastAsia="ru-RU"/>
-        </w:rPr>
-        <w:t xml:space="preserve">) </w:t>
-      </w:r>
-      <w:r>
-        <w:rPr>
-          <w:rFonts w:ascii="Cambria Math" w:hAnsi="Cambria Math" w:cs="Cambria Math"/>
-          <w:sz w:val="28"/>
-          <w:lang w:val="en-US" w:eastAsia="ru-RU"/>
-        </w:rPr>
-        <w:t>∗</w:t>
-      </w:r>
-      <w:r>
-        <w:rPr>
-          <w:rFonts w:ascii="Times New Roman" w:hAnsi="Times New Roman"/>
-          <w:sz w:val="28"/>
-          <w:lang w:val="en-US" w:eastAsia="ru-RU"/>
-        </w:rPr>
-        <w:t xml:space="preserve"> 100 </w:t>
-      </w:r>
-    </w:p>
-    <w:p>
-      <w:pPr>
-        <w:ind w:firstLine="709"/>
-        <w:rPr>
-          <w:rFonts w:ascii="Times New Roman" w:hAnsi="Times New Roman"/>
-          <w:sz w:val="28"/>
-          <w:lang w:val="en-US" w:eastAsia="ru-RU"/>
-        </w:rPr>
-      </w:pPr>
-      <w:r>
-        <w:rPr>
-          <w:rFonts w:ascii="Times New Roman" w:hAnsi="Times New Roman"/>
-          <w:sz w:val="28"/>
-          <w:lang w:val="en-US" w:eastAsia="ru-RU"/>
-        </w:rPr>
-        <w:t xml:space="preserve">Har bir segment yoki tarmoq </w:t>
-      </w:r>
-      <w:proofErr w:type="gramStart"/>
-      <w:r>
-        <w:rPr>
-          <w:rFonts w:ascii="Times New Roman" w:hAnsi="Times New Roman"/>
-          <w:sz w:val="28"/>
-          <w:lang w:val="en-US" w:eastAsia="ru-RU"/>
-        </w:rPr>
-        <w:t>bo‘yicha</w:t>
-      </w:r>
-      <w:proofErr w:type="gramEnd"/>
-      <w:r>
-        <w:rPr>
-          <w:rFonts w:ascii="Times New Roman" w:hAnsi="Times New Roman"/>
-          <w:sz w:val="28"/>
-          <w:lang w:val="en-US" w:eastAsia="ru-RU"/>
-        </w:rPr>
-        <w:t xml:space="preserve"> NPL darajasini solishtiring. Kredit sifati </w:t>
-      </w:r>
-    </w:p>
-    <w:p>
-      <w:pPr>
-        <w:ind w:firstLine="709"/>
-        <w:rPr>
-          <w:rFonts w:ascii="Times New Roman" w:hAnsi="Times New Roman"/>
-          <w:sz w:val="28"/>
-          <w:lang w:val="en-US" w:eastAsia="ru-RU"/>
-        </w:rPr>
-      </w:pPr>
-      <w:proofErr w:type="gramStart"/>
-      <w:r>
-        <w:rPr>
-          <w:rFonts w:ascii="Times New Roman" w:hAnsi="Times New Roman"/>
-          <w:sz w:val="28"/>
-          <w:lang w:val="en-US" w:eastAsia="ru-RU"/>
-        </w:rPr>
-        <w:t>yaxshilanayotganmi</w:t>
-      </w:r>
-      <w:proofErr w:type="gramEnd"/>
-      <w:r>
-        <w:rPr>
-          <w:rFonts w:ascii="Times New Roman" w:hAnsi="Times New Roman"/>
-          <w:sz w:val="28"/>
-          <w:lang w:val="en-US" w:eastAsia="ru-RU"/>
-        </w:rPr>
-        <w:t xml:space="preserve"> yoki yomonlashayotganini aniqlash uchun vaqt o‘tishi bilan o‘zgarishlarni </w:t>
-      </w:r>
-    </w:p>
-    <w:p>
-      <w:pPr>
-        <w:ind w:firstLine="709"/>
-        <w:rPr>
-          <w:rFonts w:ascii="Times New Roman" w:hAnsi="Times New Roman"/>
-          <w:sz w:val="28"/>
-          <w:lang w:val="en-US" w:eastAsia="ru-RU"/>
-        </w:rPr>
-      </w:pPr>
-      <w:proofErr w:type="gramStart"/>
-      <w:r>
-        <w:rPr>
-          <w:rFonts w:ascii="Times New Roman" w:hAnsi="Times New Roman"/>
-          <w:sz w:val="28"/>
-          <w:lang w:val="en-US" w:eastAsia="ru-RU"/>
-        </w:rPr>
-        <w:lastRenderedPageBreak/>
-        <w:t>kuzating</w:t>
-      </w:r>
-      <w:proofErr w:type="gramEnd"/>
-      <w:r>
-        <w:rPr>
-          <w:rFonts w:ascii="Times New Roman" w:hAnsi="Times New Roman"/>
-          <w:sz w:val="28"/>
-          <w:lang w:val="en-US" w:eastAsia="ru-RU"/>
-        </w:rPr>
-        <w:t xml:space="preserve">. </w:t>
-      </w:r>
-    </w:p>
-    <w:p>
-      <w:pPr>
-        <w:ind w:firstLine="709"/>
-        <w:rPr>
-          <w:rFonts w:ascii="Times New Roman" w:hAnsi="Times New Roman"/>
-          <w:sz w:val="28"/>
-          <w:lang w:val="en-US" w:eastAsia="ru-RU"/>
-        </w:rPr>
-      </w:pPr>
-      <w:r>
-        <w:rPr>
-          <w:rFonts w:ascii="Times New Roman" w:hAnsi="Times New Roman"/>
-          <w:sz w:val="28"/>
-          <w:lang w:val="en-US" w:eastAsia="ru-RU"/>
-        </w:rPr>
-        <w:t xml:space="preserve">4-bosqich: </w:t>
-      </w:r>
-    </w:p>
-    <w:p>
-      <w:pPr>
-        <w:ind w:firstLine="709"/>
-        <w:rPr>
-          <w:rFonts w:ascii="Times New Roman" w:hAnsi="Times New Roman"/>
-          <w:sz w:val="28"/>
-          <w:lang w:val="en-US" w:eastAsia="ru-RU"/>
-        </w:rPr>
-      </w:pPr>
-      <w:r>
-        <w:rPr>
-          <w:rFonts w:ascii="Times New Roman" w:hAnsi="Times New Roman"/>
-          <w:sz w:val="28"/>
-          <w:lang w:val="en-US" w:eastAsia="ru-RU"/>
-        </w:rPr>
-        <w:t xml:space="preserve">Kredit konsentratsiyasini sanoat, geografiya yoki qarzdorlar turi </w:t>
-      </w:r>
-      <w:proofErr w:type="gramStart"/>
-      <w:r>
-        <w:rPr>
-          <w:rFonts w:ascii="Times New Roman" w:hAnsi="Times New Roman"/>
-          <w:sz w:val="28"/>
-          <w:lang w:val="en-US" w:eastAsia="ru-RU"/>
-        </w:rPr>
-        <w:t>bo‘yicha</w:t>
-      </w:r>
-      <w:proofErr w:type="gramEnd"/>
-      <w:r>
-        <w:rPr>
-          <w:rFonts w:ascii="Times New Roman" w:hAnsi="Times New Roman"/>
-          <w:sz w:val="28"/>
-          <w:lang w:val="en-US" w:eastAsia="ru-RU"/>
-        </w:rPr>
-        <w:t xml:space="preserve"> baholang. Bu </w:t>
-      </w:r>
-    </w:p>
-    <w:p>
-      <w:pPr>
-        <w:ind w:firstLine="709"/>
-        <w:rPr>
-          <w:rFonts w:ascii="Times New Roman" w:hAnsi="Times New Roman"/>
-          <w:sz w:val="28"/>
-          <w:lang w:val="en-US" w:eastAsia="ru-RU"/>
-        </w:rPr>
-      </w:pPr>
-      <w:proofErr w:type="gramStart"/>
-      <w:r>
-        <w:rPr>
-          <w:rFonts w:ascii="Times New Roman" w:hAnsi="Times New Roman"/>
-          <w:sz w:val="28"/>
-          <w:lang w:val="en-US" w:eastAsia="ru-RU"/>
-        </w:rPr>
-        <w:t>iqtisodiy</w:t>
-      </w:r>
-      <w:proofErr w:type="gramEnd"/>
-      <w:r>
-        <w:rPr>
-          <w:rFonts w:ascii="Times New Roman" w:hAnsi="Times New Roman"/>
-          <w:sz w:val="28"/>
-          <w:lang w:val="en-US" w:eastAsia="ru-RU"/>
-        </w:rPr>
-        <w:t xml:space="preserve"> qiyinchiliklar yuzaga kelganda qaysi sohalar zaifligini aniqlashga yordam beradi. </w:t>
-      </w:r>
-    </w:p>
-    <w:p>
-      <w:pPr>
-        <w:ind w:firstLine="709"/>
-        <w:rPr>
-          <w:rFonts w:ascii="Times New Roman" w:hAnsi="Times New Roman"/>
-          <w:sz w:val="28"/>
-          <w:lang w:val="en-US" w:eastAsia="ru-RU"/>
-        </w:rPr>
-      </w:pPr>
-      <w:r>
-        <w:rPr>
-          <w:rFonts w:ascii="Times New Roman" w:hAnsi="Times New Roman"/>
-          <w:sz w:val="28"/>
-          <w:lang w:val="en-US" w:eastAsia="ru-RU"/>
-        </w:rPr>
-        <w:t xml:space="preserve">5-bosqich: </w:t>
-      </w:r>
-    </w:p>
-    <w:p>
-      <w:pPr>
-        <w:ind w:firstLine="709"/>
-        <w:rPr>
-          <w:rFonts w:ascii="Times New Roman" w:hAnsi="Times New Roman"/>
-          <w:sz w:val="28"/>
-          <w:lang w:val="en-US" w:eastAsia="ru-RU"/>
-        </w:rPr>
-      </w:pPr>
-      <w:r>
-        <w:rPr>
-          <w:rFonts w:ascii="Times New Roman" w:hAnsi="Times New Roman"/>
-          <w:sz w:val="28"/>
-          <w:lang w:val="en-US" w:eastAsia="ru-RU"/>
-        </w:rPr>
-        <w:t xml:space="preserve">Zaxiralash darajasini baholang. Zaxira qoplama koeffitsienti: </w:t>
-      </w:r>
-    </w:p>
-    <w:p>
-      <w:pPr>
-        <w:ind w:firstLine="709"/>
-        <w:rPr>
-          <w:rFonts w:ascii="Times New Roman" w:hAnsi="Times New Roman"/>
-          <w:sz w:val="28"/>
-          <w:lang w:val="en-US" w:eastAsia="ru-RU"/>
-        </w:rPr>
-      </w:pPr>
-      <w:r>
-        <w:rPr>
-          <w:rFonts w:ascii="Tahoma" w:hAnsi="Tahoma" w:cs="Tahoma"/>
-          <w:sz w:val="28"/>
-          <w:lang w:val="en-US" w:eastAsia="ru-RU"/>
-        </w:rPr>
-        <w:t>�</w:t>
-      </w:r>
-    </w:p>
-    <w:p>
-      <w:pPr>
-        <w:ind w:firstLine="709"/>
-        <w:rPr>
-          <w:rFonts w:ascii="Times New Roman" w:hAnsi="Times New Roman"/>
-          <w:sz w:val="28"/>
-          <w:lang w:val="en-US" w:eastAsia="ru-RU"/>
-        </w:rPr>
-      </w:pPr>
-      <w:r>
-        <w:rPr>
-          <w:rFonts w:ascii="Tahoma" w:hAnsi="Tahoma" w:cs="Tahoma"/>
-          <w:sz w:val="28"/>
-          <w:lang w:val="en-US" w:eastAsia="ru-RU"/>
-        </w:rPr>
-        <w:t>�</w:t>
-      </w:r>
-      <w:r>
-        <w:rPr>
-          <w:rFonts w:ascii="Cambria Math" w:hAnsi="Cambria Math" w:cs="Cambria Math"/>
-          <w:sz w:val="28"/>
-          <w:lang w:val="en-US" w:eastAsia="ru-RU"/>
-        </w:rPr>
-        <w:t>𝑜𝑝𝑙𝑎𝑚𝑎</w:t>
-      </w:r>
-      <w:r>
-        <w:rPr>
-          <w:rFonts w:ascii="Times New Roman" w:hAnsi="Times New Roman"/>
-          <w:sz w:val="28"/>
-          <w:lang w:val="en-US" w:eastAsia="ru-RU"/>
-        </w:rPr>
-        <w:t xml:space="preserve"> </w:t>
-      </w:r>
-      <w:r>
-        <w:rPr>
-          <w:rFonts w:ascii="Cambria Math" w:hAnsi="Cambria Math" w:cs="Cambria Math"/>
-          <w:sz w:val="28"/>
-          <w:lang w:val="en-US" w:eastAsia="ru-RU"/>
-        </w:rPr>
-        <w:t>𝑑𝑎𝑟𝑎𝑗𝑎𝑠𝑖</w:t>
-      </w:r>
-      <w:r>
-        <w:rPr>
-          <w:rFonts w:ascii="Times New Roman" w:hAnsi="Times New Roman"/>
-          <w:sz w:val="28"/>
-          <w:lang w:val="en-US" w:eastAsia="ru-RU"/>
-        </w:rPr>
-        <w:t xml:space="preserve"> = </w:t>
-      </w:r>
-      <w:proofErr w:type="gramStart"/>
-      <w:r>
-        <w:rPr>
-          <w:rFonts w:ascii="Times New Roman" w:hAnsi="Times New Roman"/>
-          <w:sz w:val="28"/>
-          <w:lang w:val="en-US" w:eastAsia="ru-RU"/>
-        </w:rPr>
-        <w:t xml:space="preserve">( </w:t>
-      </w:r>
-      <w:r>
-        <w:rPr>
-          <w:rFonts w:ascii="Cambria Math" w:hAnsi="Cambria Math" w:cs="Cambria Math"/>
-          <w:sz w:val="28"/>
-          <w:lang w:val="en-US" w:eastAsia="ru-RU"/>
-        </w:rPr>
-        <w:t/>
-      </w:r>
-      <w:proofErr w:type="gramEnd"/>
-      <w:r>
-        <w:rPr>
-          <w:rFonts w:ascii="Cambria Math" w:hAnsi="Cambria Math" w:cs="Cambria Math"/>
-          <w:sz w:val="28"/>
-          <w:lang w:val="en-US" w:eastAsia="ru-RU"/>
-        </w:rPr>
-        <w:t>𝑎</w:t>
-      </w:r>
-      <w:r>
-        <w:rPr>
-          <w:rFonts w:ascii="Times New Roman" w:hAnsi="Times New Roman" w:cs="Cambria Math"/>
-          <w:sz w:val="28"/>
-          <w:lang w:val="en-US" w:eastAsia="ru-RU"/>
-        </w:rPr>
-        <w:t>ℎ</w:t>
-      </w:r>
-      <w:r>
-        <w:rPr>
-          <w:rFonts w:ascii="Cambria Math" w:hAnsi="Cambria Math" w:cs="Cambria Math"/>
-          <w:sz w:val="28"/>
-          <w:lang w:val="en-US" w:eastAsia="ru-RU"/>
-        </w:rPr>
-        <w:t>𝑖𝑟𝑎𝑙𝑎𝑟</w:t>
-      </w:r>
-    </w:p>
-    <w:p>
-      <w:pPr>
-        <w:ind w:firstLine="709"/>
-        <w:rPr>
-          <w:rFonts w:ascii="Times New Roman" w:hAnsi="Times New Roman"/>
-          <w:sz w:val="28"/>
-          <w:lang w:val="en-US" w:eastAsia="ru-RU"/>
-        </w:rPr>
-      </w:pPr>
-      <w:r>
-        <w:rPr>
-          <w:rFonts w:ascii="Cambria Math" w:hAnsi="Cambria Math" w:cs="Cambria Math"/>
-          <w:sz w:val="28"/>
-          <w:lang w:val="en-US" w:eastAsia="ru-RU"/>
-        </w:rPr>
-        <w:t>𝐽𝑎𝑚𝑖</w:t>
-      </w:r>
-      <w:r>
-        <w:rPr>
-          <w:rFonts w:ascii="Times New Roman" w:hAnsi="Times New Roman"/>
-          <w:sz w:val="28"/>
-          <w:lang w:val="en-US" w:eastAsia="ru-RU"/>
-        </w:rPr>
-        <w:t xml:space="preserve"> </w:t>
-      </w:r>
-      <w:r>
-        <w:rPr>
-          <w:rFonts w:ascii="Cambria Math" w:hAnsi="Cambria Math" w:cs="Cambria Math"/>
-          <w:sz w:val="28"/>
-          <w:lang w:val="en-US" w:eastAsia="ru-RU"/>
-        </w:rPr>
-        <w:t>𝑁𝑃𝐿</w:t>
-      </w:r>
-    </w:p>
-    <w:p>
-      <w:pPr>
-        <w:ind w:firstLine="709"/>
-        <w:rPr>
-          <w:rFonts w:ascii="Times New Roman" w:hAnsi="Times New Roman"/>
-          <w:sz w:val="28"/>
-          <w:lang w:val="en-US" w:eastAsia="ru-RU"/>
-        </w:rPr>
-      </w:pPr>
-      <w:r>
-        <w:rPr>
-          <w:rFonts w:ascii="Times New Roman" w:hAnsi="Times New Roman"/>
-          <w:sz w:val="28"/>
-          <w:lang w:val="en-US" w:eastAsia="ru-RU"/>
-        </w:rPr>
-        <w:t xml:space="preserve">) </w:t>
-      </w:r>
-      <w:r>
-        <w:rPr>
-          <w:rFonts w:ascii="Cambria Math" w:hAnsi="Cambria Math" w:cs="Cambria Math"/>
-          <w:sz w:val="28"/>
-          <w:lang w:val="en-US" w:eastAsia="ru-RU"/>
-        </w:rPr>
-        <w:t>∗</w:t>
-      </w:r>
-      <w:r>
-        <w:rPr>
-          <w:rFonts w:ascii="Times New Roman" w:hAnsi="Times New Roman"/>
-          <w:sz w:val="28"/>
-          <w:lang w:val="en-US" w:eastAsia="ru-RU"/>
-        </w:rPr>
-        <w:t xml:space="preserve"> 100 </w:t>
-      </w:r>
-    </w:p>
-    <w:p>
-      <w:pPr>
-        <w:ind w:firstLine="709"/>
-        <w:rPr>
-          <w:rFonts w:ascii="Times New Roman" w:hAnsi="Times New Roman"/>
-          <w:sz w:val="28"/>
-          <w:lang w:val="en-US" w:eastAsia="ru-RU"/>
-        </w:rPr>
-      </w:pPr>
-      <w:r>
-        <w:rPr>
-          <w:rFonts w:ascii="Times New Roman" w:hAnsi="Times New Roman"/>
-          <w:sz w:val="28"/>
-          <w:lang w:val="en-US" w:eastAsia="ru-RU"/>
-        </w:rPr>
-        <w:t xml:space="preserve">Bu </w:t>
-      </w:r>
-      <w:proofErr w:type="gramStart"/>
-      <w:r>
-        <w:rPr>
-          <w:rFonts w:ascii="Times New Roman" w:hAnsi="Times New Roman"/>
-          <w:sz w:val="28"/>
-          <w:lang w:val="en-US" w:eastAsia="ru-RU"/>
-        </w:rPr>
-        <w:t>ko‘rsatkich</w:t>
-      </w:r>
-      <w:proofErr w:type="gramEnd"/>
-      <w:r>
-        <w:rPr>
-          <w:rFonts w:ascii="Times New Roman" w:hAnsi="Times New Roman"/>
-          <w:sz w:val="28"/>
-          <w:lang w:val="en-US" w:eastAsia="ru-RU"/>
-        </w:rPr>
-        <w:t xml:space="preserve"> bankning kutilayotgan yo‘qotishlarni qoplashga tayyorgarlik darajasini </w:t>
-      </w:r>
-    </w:p>
-    <w:p>
-      <w:pPr>
-        <w:ind w:firstLine="709"/>
-        <w:rPr>
-          <w:rFonts w:ascii="Times New Roman" w:hAnsi="Times New Roman"/>
-          <w:sz w:val="28"/>
-          <w:lang w:val="en-US" w:eastAsia="ru-RU"/>
-        </w:rPr>
-      </w:pPr>
-      <w:proofErr w:type="gramStart"/>
-      <w:r>
-        <w:rPr>
-          <w:rFonts w:ascii="Times New Roman" w:hAnsi="Times New Roman"/>
-          <w:sz w:val="28"/>
-          <w:lang w:val="en-US" w:eastAsia="ru-RU"/>
-        </w:rPr>
-        <w:t>bildiradi</w:t>
-      </w:r>
-      <w:proofErr w:type="gramEnd"/>
-      <w:r>
-        <w:rPr>
-          <w:rFonts w:ascii="Times New Roman" w:hAnsi="Times New Roman"/>
-          <w:sz w:val="28"/>
-          <w:lang w:val="en-US" w:eastAsia="ru-RU"/>
-        </w:rPr>
-        <w:t xml:space="preserve">. </w:t>
-      </w:r>
-    </w:p>
-    <w:p>
-      <w:pPr>
-        <w:ind w:firstLine="709"/>
-        <w:rPr>
-          <w:rFonts w:ascii="Times New Roman" w:hAnsi="Times New Roman"/>
-          <w:sz w:val="28"/>
-          <w:lang w:val="en-US" w:eastAsia="ru-RU"/>
-        </w:rPr>
-      </w:pPr>
-      <w:r>
-        <w:rPr>
-          <w:rFonts w:ascii="Times New Roman" w:hAnsi="Times New Roman"/>
-          <w:sz w:val="28"/>
-          <w:lang w:val="en-US" w:eastAsia="ru-RU"/>
-        </w:rPr>
-        <w:t xml:space="preserve">6-bosqich: </w:t>
-      </w:r>
-    </w:p>
-    <w:p>
-      <w:pPr>
-        <w:ind w:firstLine="709"/>
-        <w:rPr>
-          <w:rFonts w:ascii="Times New Roman" w:hAnsi="Times New Roman"/>
-          <w:sz w:val="28"/>
-          <w:lang w:val="en-US" w:eastAsia="ru-RU"/>
-        </w:rPr>
-      </w:pPr>
-      <w:r>
-        <w:rPr>
-          <w:rFonts w:ascii="Times New Roman" w:hAnsi="Times New Roman"/>
-          <w:sz w:val="28"/>
-          <w:lang w:val="en-US" w:eastAsia="ru-RU"/>
-        </w:rPr>
-        <w:t xml:space="preserve">Tahlil natijalarini me’yoriy talablar, bankning ichki xavfga nisbatan bardoshlik chegaralari </w:t>
-      </w:r>
-      <w:proofErr w:type="gramStart"/>
-      <w:r>
-        <w:rPr>
-          <w:rFonts w:ascii="Times New Roman" w:hAnsi="Times New Roman"/>
-          <w:sz w:val="28"/>
-          <w:lang w:val="en-US" w:eastAsia="ru-RU"/>
-        </w:rPr>
-        <w:t>va</w:t>
-      </w:r>
-      <w:proofErr w:type="gramEnd"/>
-      <w:r>
-        <w:rPr>
-          <w:rFonts w:ascii="Times New Roman" w:hAnsi="Times New Roman"/>
-          <w:sz w:val="28"/>
-          <w:lang w:val="en-US" w:eastAsia="ru-RU"/>
-        </w:rPr>
-        <w:t xml:space="preserve"> </w:t>
-      </w:r>
-    </w:p>
-    <w:p>
-      <w:pPr>
-        <w:ind w:firstLine="709"/>
-        <w:rPr>
-          <w:rFonts w:ascii="Times New Roman" w:hAnsi="Times New Roman"/>
-          <w:sz w:val="28"/>
-          <w:lang w:val="en-US" w:eastAsia="ru-RU"/>
-        </w:rPr>
-      </w:pPr>
-      <w:proofErr w:type="gramStart"/>
-      <w:r>
-        <w:rPr>
-          <w:rFonts w:ascii="Times New Roman" w:hAnsi="Times New Roman"/>
-          <w:sz w:val="28"/>
-          <w:lang w:val="en-US" w:eastAsia="ru-RU"/>
-        </w:rPr>
-        <w:t>boshqa</w:t>
-      </w:r>
-      <w:proofErr w:type="gramEnd"/>
-      <w:r>
-        <w:rPr>
-          <w:rFonts w:ascii="Times New Roman" w:hAnsi="Times New Roman"/>
-          <w:sz w:val="28"/>
-          <w:lang w:val="en-US" w:eastAsia="ru-RU"/>
-        </w:rPr>
-        <w:t xml:space="preserve"> banklar bilan solishtiring. </w:t>
-      </w:r>
-    </w:p>
-    <w:p>
-      <w:pPr>
-        <w:ind w:firstLine="709"/>
-        <w:rPr>
-          <w:rFonts w:ascii="Times New Roman" w:hAnsi="Times New Roman"/>
-          <w:sz w:val="28"/>
-          <w:lang w:val="en-US" w:eastAsia="ru-RU"/>
-        </w:rPr>
-      </w:pPr>
-      <w:r>
-        <w:rPr>
-          <w:rFonts w:ascii="Times New Roman" w:hAnsi="Times New Roman"/>
-          <w:sz w:val="28"/>
-          <w:lang w:val="en-US" w:eastAsia="ru-RU"/>
-        </w:rPr>
-        <w:t xml:space="preserve">Natijalarni talqin qilish: </w:t>
-      </w:r>
-    </w:p>
-    <w:p>
-      <w:pPr>
-        <w:ind w:firstLine="709"/>
-        <w:rPr>
-          <w:rFonts w:ascii="Times New Roman" w:hAnsi="Times New Roman"/>
-          <w:sz w:val="28"/>
-          <w:lang w:val="en-US" w:eastAsia="ru-RU"/>
-        </w:rPr>
-      </w:pPr>
-      <w:r>
-        <w:rPr>
-          <w:rFonts w:ascii="Times New Roman" w:hAnsi="Times New Roman"/>
-          <w:sz w:val="28"/>
-          <w:lang w:val="en-US" w:eastAsia="ru-RU"/>
-        </w:rPr>
-        <w:t xml:space="preserve"> NPL darajasining oshishi yoki ma’lum segmentlardagi keskin o‘sish -bu kredit siyosatidagi </w:t>
-      </w:r>
-    </w:p>
-    <w:p>
-      <w:pPr>
-        <w:ind w:firstLine="709"/>
-        <w:rPr>
-          <w:rFonts w:ascii="Times New Roman" w:hAnsi="Times New Roman"/>
-          <w:sz w:val="28"/>
-          <w:lang w:val="en-US" w:eastAsia="ru-RU"/>
-        </w:rPr>
-      </w:pPr>
-      <w:proofErr w:type="gramStart"/>
-      <w:r>
-        <w:rPr>
-          <w:rFonts w:ascii="Times New Roman" w:hAnsi="Times New Roman"/>
-          <w:sz w:val="28"/>
-          <w:lang w:val="en-US" w:eastAsia="ru-RU"/>
-        </w:rPr>
-        <w:t>zaifliklar</w:t>
-      </w:r>
-      <w:proofErr w:type="gramEnd"/>
-      <w:r>
-        <w:rPr>
-          <w:rFonts w:ascii="Times New Roman" w:hAnsi="Times New Roman"/>
-          <w:sz w:val="28"/>
-          <w:lang w:val="en-US" w:eastAsia="ru-RU"/>
-        </w:rPr>
-        <w:t xml:space="preserve"> yoki tashqi iqtisodiy bosimlar belgisi bo‘lishi mumkin. </w:t>
-      </w:r>
-    </w:p>
-    <w:p>
-      <w:pPr>
-        <w:ind w:firstLine="709"/>
-        <w:rPr>
-          <w:rFonts w:ascii="Times New Roman" w:hAnsi="Times New Roman"/>
-          <w:sz w:val="28"/>
-          <w:lang w:val="en-US" w:eastAsia="ru-RU"/>
-        </w:rPr>
-      </w:pPr>
-      <w:r>
-        <w:rPr>
-          <w:rFonts w:ascii="Times New Roman" w:hAnsi="Times New Roman"/>
-          <w:sz w:val="28"/>
-          <w:lang w:val="en-US" w:eastAsia="ru-RU"/>
-        </w:rPr>
-        <w:t xml:space="preserve"> Ma’lum bir soha yoki qarzdorlar turiga haddan tashqari konsentratsiya - sektor inqirozida </w:t>
-      </w:r>
-    </w:p>
-    <w:p>
-      <w:pPr>
-        <w:ind w:firstLine="709"/>
-        <w:rPr>
-          <w:rFonts w:ascii="Times New Roman" w:hAnsi="Times New Roman"/>
-          <w:sz w:val="28"/>
-          <w:lang w:val="en-US" w:eastAsia="ru-RU"/>
-        </w:rPr>
-      </w:pPr>
-      <w:proofErr w:type="gramStart"/>
-      <w:r>
-        <w:rPr>
-          <w:rFonts w:ascii="Times New Roman" w:hAnsi="Times New Roman"/>
-          <w:sz w:val="28"/>
-          <w:lang w:val="en-US" w:eastAsia="ru-RU"/>
-        </w:rPr>
-        <w:t>bank</w:t>
-      </w:r>
-      <w:proofErr w:type="gramEnd"/>
-      <w:r>
-        <w:rPr>
-          <w:rFonts w:ascii="Times New Roman" w:hAnsi="Times New Roman"/>
-          <w:sz w:val="28"/>
-          <w:lang w:val="en-US" w:eastAsia="ru-RU"/>
-        </w:rPr>
-        <w:t xml:space="preserve"> zaifligini kuchaytiradi. </w:t>
-      </w:r>
-    </w:p>
-    <w:p>
-      <w:pPr>
-        <w:ind w:firstLine="709"/>
-        <w:rPr>
-          <w:rFonts w:ascii="Times New Roman" w:hAnsi="Times New Roman"/>
-          <w:sz w:val="28"/>
-          <w:lang w:val="en-US" w:eastAsia="ru-RU"/>
-        </w:rPr>
-      </w:pPr>
-      <w:r>
-        <w:rPr>
-          <w:rFonts w:ascii="Times New Roman" w:hAnsi="Times New Roman"/>
-          <w:sz w:val="28"/>
-          <w:lang w:val="en-US" w:eastAsia="ru-RU"/>
-        </w:rPr>
-        <w:t xml:space="preserve">Xulosa qilib aytganda, tijorat banklarining moliyaviy barqarorligini ta’minlashda kredit </w:t>
-      </w:r>
-    </w:p>
-    <w:p>
-      <w:pPr>
-        <w:ind w:firstLine="709"/>
-        <w:rPr>
-          <w:rFonts w:ascii="Times New Roman" w:hAnsi="Times New Roman"/>
-          <w:sz w:val="28"/>
-          <w:lang w:val="en-US" w:eastAsia="ru-RU"/>
-        </w:rPr>
-      </w:pPr>
-      <w:proofErr w:type="gramStart"/>
-      <w:r>
-        <w:rPr>
-          <w:rFonts w:ascii="Times New Roman" w:hAnsi="Times New Roman"/>
-          <w:sz w:val="28"/>
-          <w:lang w:val="en-US" w:eastAsia="ru-RU"/>
-        </w:rPr>
-        <w:t>portfeli</w:t>
-      </w:r>
-      <w:proofErr w:type="gramEnd"/>
-      <w:r>
-        <w:rPr>
-          <w:rFonts w:ascii="Times New Roman" w:hAnsi="Times New Roman"/>
-          <w:sz w:val="28"/>
-          <w:lang w:val="en-US" w:eastAsia="ru-RU"/>
-        </w:rPr>
-        <w:t xml:space="preserve"> sifati alohida ahamiyat kasb etadi. Uning boshqaruvi uchun puxta kredit siyosati,</w:t>
-      </w:r>
-      <w:r>
-        <w:rPr>
-          <w:rFonts w:ascii="Times New Roman" w:hAnsi="Times New Roman"/>
-          <w:sz w:val="28"/>
-          <w:lang w:val="en-US" w:eastAsia="ru-RU"/>
-        </w:rPr>
-        <w:t xml:space="preserve"> </w:t>
-      </w:r>
-      <w:r>
-        <w:rPr>
-          <w:rFonts w:ascii="Times New Roman" w:hAnsi="Times New Roman"/>
-          <w:sz w:val="28"/>
-          <w:lang w:val="en-US" w:eastAsia="ru-RU"/>
-        </w:rPr>
-        <w:t xml:space="preserve">bevosita ta’sir qiladi. Shu sababli, kredit portfelining sifatini </w:t>
-      </w:r>
-      <w:r>
-        <w:rPr>
-          <w:rFonts w:ascii="Times New Roman" w:hAnsi="Times New Roman"/>
-          <w:sz w:val="28"/>
-          <w:lang w:val="en-US" w:eastAsia="ru-RU"/>
-        </w:rPr>
-        <w:lastRenderedPageBreak/>
-        <w:t xml:space="preserve">oshirish, risklarni kamaytirish </w:t>
+          <w:rFonts w:ascii="Times New Roman" w:hAnsi="Times New Roman"/>
+          <w:sz w:val="28"/>
+          <w:lang w:val="en-US" w:eastAsia="ru-RU"/>
+        </w:rPr>
+        <w:t xml:space="preserve">bevosita ta’sir qiladi. Shu sababli, kredit portfelining sifatini oshirish, risklarni kamaytirish </w:t>
       </w:r>
       <w:proofErr w:type="gramStart"/>
       <w:r>
@@ -19213,25 +18738,7 @@
           <w:sz w:val="28"/>
           <w:lang w:val="en-US"/>
         </w:rPr>
-        <w:t xml:space="preserve">Altman, E.I. (1968) “Financial ratios, discriminant analysis and the prediction of corporate </w:t>
-      </w:r>
-      <w:proofErr w:type="gramStart"/>
-      <w:r>
-        <w:rPr>
-          <w:rFonts w:ascii="Times New Roman" w:hAnsi="Times New Roman"/>
-          <w:sz w:val="28"/>
-          <w:lang w:val="en-US"/>
-        </w:rPr>
-        <w:t>bankruptcy.,</w:t>
-      </w:r>
-      <w:proofErr w:type="gramEnd"/>
-      <w:r>
-        <w:rPr>
-          <w:rFonts w:ascii="Times New Roman" w:hAnsi="Times New Roman"/>
-          <w:sz w:val="28"/>
-          <w:lang w:val="en-US"/>
-        </w:rPr>
-        <w:t>” 23(4).</w:t>
+        <w:t>Altman, E.I. (1968) “Financial ratios, discriminant analysis and the prediction of corporate bankruptcy.,” 23(4).</w:t>
       </w:r>
     </w:p>
     <w:p>
@@ -19261,23 +18768,13 @@
           <w:lang w:val="en-US"/>
         </w:rPr>
       </w:pPr>
-      <w:proofErr w:type="gramStart"/>
-      <w:r>
-        <w:rPr>
-          <w:rFonts w:ascii="Times New Roman" w:hAnsi="Times New Roman"/>
-          <w:sz w:val="28"/>
-          <w:lang w:val="en-US"/>
-        </w:rPr>
-        <w:t>BIS</w:t>
-      </w:r>
-      <w:proofErr w:type="gramEnd"/>
-      <w:r>
-        <w:rPr>
-          <w:rFonts w:ascii="Times New Roman" w:hAnsi="Times New Roman"/>
-          <w:sz w:val="28"/>
-          <w:lang w:val="en-US"/>
-        </w:rPr>
-        <w:t xml:space="preserve"> website (2017) “Basel III: Finalising post-crisis reforms.”</w:t>
+      <w:r>
+        <w:rPr>
+          <w:rFonts w:ascii="Times New Roman" w:hAnsi="Times New Roman"/>
+          <w:sz w:val="28"/>
+          <w:lang w:val="en-US"/>
+        </w:rPr>
+        <w:t>BIS website (2017) “Basel III: Finalising post-crisis reforms.”</w:t>
       </w:r>
     </w:p>
     <w:p>
@@ -19385,25 +18882,7 @@
           <w:sz w:val="28"/>
           <w:lang w:val="en-US"/>
         </w:rPr>
-        <w:t xml:space="preserve">Kashyap A.K. and Stein J.C. (2020) “Banking as a means of payment </w:t>
-      </w:r>
-      <w:proofErr w:type="gramStart"/>
-      <w:r>
-        <w:rPr>
-          <w:rFonts w:ascii="Times New Roman" w:hAnsi="Times New Roman"/>
-          <w:sz w:val="28"/>
-          <w:lang w:val="en-US"/>
-        </w:rPr>
-        <w:t>settlement.,</w:t>
-      </w:r>
-      <w:proofErr w:type="gramEnd"/>
-      <w:r>
-        <w:rPr>
-          <w:rFonts w:ascii="Times New Roman" w:hAnsi="Times New Roman"/>
-          <w:sz w:val="28"/>
-          <w:lang w:val="en-US"/>
-        </w:rPr>
-        <w:t>” 135(1).</w:t>
+        <w:t>Kashyap A.K. and Stein J.C. (2020) “Banking as a means of payment settlement.,” 135(1).</w:t>
       </w:r>
     </w:p>
     <w:p>
@@ -19415,23 +18894,13 @@
           <w:lang w:val="en-US"/>
         </w:rPr>
       </w:pPr>
-      <w:proofErr w:type="gramStart"/>
-      <w:r>
-        <w:rPr>
-          <w:rFonts w:ascii="Times New Roman" w:hAnsi="Times New Roman"/>
-          <w:sz w:val="28"/>
-          <w:lang w:val="en-US"/>
-        </w:rPr>
-        <w:t>Mishkin  F.S</w:t>
-      </w:r>
-      <w:proofErr w:type="gramEnd"/>
-      <w:r>
-        <w:rPr>
-          <w:rFonts w:ascii="Times New Roman" w:hAnsi="Times New Roman"/>
-          <w:sz w:val="28"/>
-          <w:lang w:val="en-US"/>
-        </w:rPr>
-        <w:t xml:space="preserve">. (2018) </w:t>
+      <w:r>
+        <w:rPr>
+          <w:rFonts w:ascii="Times New Roman" w:hAnsi="Times New Roman"/>
+          <w:sz w:val="28"/>
+          <w:lang w:val="en-US"/>
+        </w:rPr>
+        <w:t xml:space="preserve">Mishkin  F.S. (2018) </w:t>
       </w:r>
       <w:r>
         <w:rPr>
@@ -19441,9 +18910,70 @@
           <w:sz w:val="28"/>
           <w:lang w:val="en-US"/>
         </w:rPr>
-        <w:t xml:space="preserve">The Economics of Money, Banking and Financial Markets. </w:t>
-      </w:r>
-      <w:proofErr w:type="gramStart"/>
+        <w:t>The Economics of Money, Banking and Financial Markets. 12th ed.</w:t>
+      </w:r>
+      <w:r>
+        <w:rPr>
+          <w:rFonts w:ascii="Times New Roman" w:hAnsi="Times New Roman"/>
+          <w:sz w:val="28"/>
+          <w:lang w:val="en-US"/>
+        </w:rPr>
+        <w:t xml:space="preserve"> Boston: Pearson Education. Available at: https://www.pearson.com/en-us/subject-catalog/p/economics-of-money-banking-and-financial-markets/P200000006285.</w:t>
+      </w:r>
+    </w:p>
+    <w:p>
+      <w:pPr>
+        <w:pStyle w:val="aa"/>
+        <w:rPr>
+          <w:rFonts w:ascii="Times New Roman" w:hAnsi="Times New Roman"/>
+          <w:sz w:val="28"/>
+          <w:lang w:val="en-US"/>
+        </w:rPr>
+      </w:pPr>
+      <w:r>
+        <w:rPr>
+          <w:rFonts w:ascii="Times New Roman" w:hAnsi="Times New Roman"/>
+          <w:sz w:val="28"/>
+          <w:lang w:val="en-US"/>
+        </w:rPr>
+        <w:t>Nosirov, E.N. (2022) “Tijorat banklarida kreditga layoqatlilikni baholash mexanizmlarini takomillashtirish.”</w:t>
+      </w:r>
+    </w:p>
+    <w:p>
+      <w:pPr>
+        <w:pStyle w:val="aa"/>
+        <w:rPr>
+          <w:rFonts w:ascii="Times New Roman" w:hAnsi="Times New Roman"/>
+          <w:sz w:val="28"/>
+          <w:lang w:val="en-US"/>
+        </w:rPr>
+      </w:pPr>
+      <w:r>
+        <w:rPr>
+          <w:rFonts w:ascii="Times New Roman" w:hAnsi="Times New Roman"/>
+          <w:sz w:val="28"/>
+          <w:lang w:val="en-US"/>
+        </w:rPr>
+        <w:t>Olimov, D.A. (2023) “Tijorat banklarida kreditlash jarayonining raqamli transformatsiyasi.”</w:t>
+      </w:r>
+    </w:p>
+    <w:p>
+      <w:pPr>
+        <w:pStyle w:val="aa"/>
+        <w:rPr>
+          <w:rFonts w:ascii="Times New Roman" w:hAnsi="Times New Roman"/>
+          <w:sz w:val="28"/>
+          <w:lang w:val="en-US"/>
+        </w:rPr>
+      </w:pPr>
+      <w:r>
+        <w:rPr>
+          <w:rFonts w:ascii="Times New Roman" w:hAnsi="Times New Roman"/>
+          <w:sz w:val="28"/>
+          <w:lang w:val="en-US"/>
+        </w:rPr>
+        <w:t xml:space="preserve">Reinhart, C.M. and Rogoff, K.S. (2009) </w:t>
+      </w:r>
       <w:r>
         <w:rPr>
           <w:rFonts w:ascii="Times New Roman" w:hAnsi="Times New Roman"/>
@@ -19452,26 +18982,15 @@
           <w:sz w:val="28"/>
           <w:lang w:val="en-US"/>
         </w:rPr>
-        <w:t>12th</w:t>
-      </w:r>
-      <w:proofErr w:type="gramEnd"/>
-      <w:r>
-        <w:rPr>
-          <w:rFonts w:ascii="Times New Roman" w:hAnsi="Times New Roman"/>
-          <w:i/>
-          <w:iCs/>
-          <w:sz w:val="28"/>
-          <w:lang w:val="en-US"/>
-        </w:rPr>
-        <w:t xml:space="preserve"> ed.</w:t>
-      </w:r>
-      <w:r>
-        <w:rPr>
-          <w:rFonts w:ascii="Times New Roman" w:hAnsi="Times New Roman"/>
-          <w:sz w:val="28"/>
-          <w:lang w:val="en-US"/>
-        </w:rPr>
-        <w:t xml:space="preserve"> Boston: Pearson Education. Available at: https://www.pearson.com/en-us/subject-catalog/p/economics-of-money-banking-and-financial-markets/P200000006285.</w:t>
+        <w:t>This Time is Different: Eight Centuries of Financial Folly</w:t>
+      </w:r>
+      <w:r>
+        <w:rPr>
+          <w:rFonts w:ascii="Times New Roman" w:hAnsi="Times New Roman"/>
+          <w:sz w:val="28"/>
+          <w:lang w:val="en-US"/>
+        </w:rPr>
+        <w:t>. Princeton: Princeton University Press. Available at: https://press.princeton.edu/books/hardcover/9780691152646/this-time-is-different.</w:t>
       </w:r>
     </w:p>
     <w:p>
@@ -19489,97 +19008,7 @@
           <w:sz w:val="28"/>
           <w:lang w:val="en-US"/>
         </w:rPr>
-        <w:t>Nosirov, E.N. (2022) “Tijorat banklarida kreditga layoqatlilikni baholash mexanizmlarini takomillashtirish.”</w:t>
-      </w:r>
-    </w:p>
-    <w:p>
-      <w:pPr>
-        <w:pStyle w:val="aa"/>
-        <w:rPr>
-          <w:rFonts w:ascii="Times New Roman" w:hAnsi="Times New Roman"/>
-          <w:sz w:val="28"/>
-          <w:lang w:val="en-US"/>
-        </w:rPr>
-      </w:pPr>
-      <w:r>
-        <w:rPr>
-          <w:rFonts w:ascii="Times New Roman" w:hAnsi="Times New Roman"/>
-          <w:sz w:val="28"/>
-          <w:lang w:val="en-US"/>
-        </w:rPr>
-        <w:t>Olimov, D.A. (2023) “Tijorat banklarida kreditlash jarayonining raqamli transformatsiyasi.”</w:t>
-      </w:r>
-    </w:p>
-    <w:p>
-      <w:pPr>
-        <w:pStyle w:val="aa"/>
-        <w:rPr>
-          <w:rFonts w:ascii="Times New Roman" w:hAnsi="Times New Roman"/>
-          <w:sz w:val="28"/>
-          <w:lang w:val="en-US"/>
-        </w:rPr>
-      </w:pPr>
-      <w:r>
-        <w:rPr>
-          <w:rFonts w:ascii="Times New Roman" w:hAnsi="Times New Roman"/>
-          <w:sz w:val="28"/>
-          <w:lang w:val="en-US"/>
-        </w:rPr>
-        <w:t xml:space="preserve">Reinhart, C.M. and Rogoff, K.S. (2009) </w:t>
-      </w:r>
-      <w:r>
-        <w:rPr>
-          <w:rFonts w:ascii="Times New Roman" w:hAnsi="Times New Roman"/>
-          <w:i/>
-          <w:iCs/>
-          <w:sz w:val="28"/>
-          <w:lang w:val="en-US"/>
-        </w:rPr>
-        <w:t>This Time is Different: Eight Centuries of Financial Folly</w:t>
-      </w:r>
-      <w:r>
-        <w:rPr>
-          <w:rFonts w:ascii="Times New Roman" w:hAnsi="Times New Roman"/>
-          <w:sz w:val="28"/>
-          <w:lang w:val="en-US"/>
-        </w:rPr>
-        <w:t>. Princeton: Princeton University Press. Available at: https://press.princeton.edu/books/hardcover/9780691152646/this-time-is-different.</w:t>
-      </w:r>
-    </w:p>
-    <w:p>
-      <w:pPr>
-        <w:pStyle w:val="aa"/>
-        <w:rPr>
-          <w:rFonts w:ascii="Times New Roman" w:hAnsi="Times New Roman"/>
-          <w:sz w:val="28"/>
-          <w:lang w:val="en-US"/>
-        </w:rPr>
-      </w:pPr>
-      <w:r>
-        <w:rPr>
-          <w:rFonts w:ascii="Times New Roman" w:hAnsi="Times New Roman"/>
-          <w:sz w:val="28"/>
-          <w:lang w:val="en-US"/>
-        </w:rPr>
-        <w:t xml:space="preserve">Stiglitz, J.E. and Weiss, A. (1981) “Credit rationing in markets with imperfect </w:t>
-      </w:r>
-      <w:proofErr w:type="gramStart"/>
-      <w:r>
-        <w:rPr>
-          <w:rFonts w:ascii="Times New Roman" w:hAnsi="Times New Roman"/>
-          <w:sz w:val="28"/>
-          <w:lang w:val="en-US"/>
-        </w:rPr>
-        <w:t>information.,</w:t>
-      </w:r>
-      <w:proofErr w:type="gramEnd"/>
-      <w:r>
-        <w:rPr>
-          <w:rFonts w:ascii="Times New Roman" w:hAnsi="Times New Roman"/>
-          <w:sz w:val="28"/>
-          <w:lang w:val="en-US"/>
-        </w:rPr>
-        <w:t>” 71(3). Available at: https://www.jstor.org/stable/1802787.</w:t>
+        <w:t>Stiglitz, J.E. and Weiss, A. (1981) “Credit rationing in markets with imperfect information.,” 71(3). Available at: https://www.jstor.org/stable/1802787.</w:t>
       </w:r>
     </w:p>
     <w:p>
@@ -24599,7 +24028,7 @@
         <w:noProof/>
         <w:sz w:val="28"/>
       </w:rPr>
-      <w:t>32</w:t>
+      <w:t>31</w:t>
     </w:r>
     <w:r>
       <w:rPr>
@@ -24669,42 +24098,42 @@
         <v:path o:extrusionok="f" gradientshapeok="t" o:connecttype="rect"/>
         <o:lock v:ext="edit" aspectratio="t"/>
       </v:shapetype>
-      <v:shape id="_x0000_i1296" type="#_x0000_t75" style="width:384pt;height:384pt" o:bullet="t">
+      <v:shape id="_x0000_i1062" type="#_x0000_t75" style="width:384pt;height:384pt" o:bullet="t">
         <v:imagedata r:id="rId1" o:title="7063595"/>
       </v:shape>
     </w:pict>
   </w:numPicBullet>
   <w:numPicBullet w:numPicBulletId="1">
     <w:pict>
-      <v:shape id="_x0000_i1297" type="#_x0000_t75" style="width:384pt;height:384pt" o:bullet="t">
+      <v:shape id="_x0000_i1063" type="#_x0000_t75" style="width:384pt;height:384pt" o:bullet="t">
         <v:imagedata r:id="rId2" o:title="economic"/>
       </v:shape>
     </w:pict>
   </w:numPicBullet>
   <w:numPicBullet w:numPicBulletId="2">
     <w:pict>
-      <v:shape id="_x0000_i1298" type="#_x0000_t75" style="width:384pt;height:384pt" o:bullet="t">
+      <v:shape id="_x0000_i1064" type="#_x0000_t75" style="width:384pt;height:384pt" o:bullet="t">
         <v:imagedata r:id="rId3" o:title="analytics"/>
       </v:shape>
     </w:pict>
   </w:numPicBullet>
   <w:numPicBullet w:numPicBulletId="3">
     <w:pict>
-      <v:shape id="_x0000_i1299" type="#_x0000_t75" style="width:384pt;height:384pt" o:bullet="t">
+      <v:shape id="_x0000_i1065" type="#_x0000_t75" style="width:384pt;height:384pt" o:bullet="t">
         <v:imagedata r:id="rId4" o:title="profit"/>
       </v:shape>
     </w:pict>
   </w:numPicBullet>
   <w:numPicBullet w:numPicBulletId="4">
     <w:pict>
-      <v:shape id="_x0000_i1300" type="#_x0000_t75" style="width:384pt;height:384pt" o:bullet="t">
+      <v:shape id="_x0000_i1066" type="#_x0000_t75" style="width:384pt;height:384pt" o:bullet="t">
         <v:imagedata r:id="rId5" o:title="analytics (1)"/>
       </v:shape>
     </w:pict>
   </w:numPicBullet>
   <w:numPicBullet w:numPicBulletId="5">
     <w:pict>
-      <v:shape id="_x0000_i1301" type="#_x0000_t75" style="width:384pt;height:384pt" o:bullet="t">
+      <v:shape id="_x0000_i1067" type="#_x0000_t75" style="width:384pt;height:384pt" o:bullet="t">
         <v:imagedata r:id="rId6" o:title="globalization"/>
       </v:shape>
     </w:pict>
@@ -27852,6 +27281,7 @@
   <w:style w:type="character" w:default="1" w:styleId="a0">
     <w:name w:val="Default Paragraph Font"/>
     <w:uiPriority w:val="1"/>
+    <w:semiHidden/>
     <w:unhideWhenUsed/>
   </w:style>
   <w:style w:type="table" w:default="1" w:styleId="a1">
